--- a/documentation/RFC-SOL-0001-Sol_A_Cooperative_Computational_Work_Artifact.docx
+++ b/documentation/RFC-SOL-0001-Sol_A_Cooperative_Computational_Work_Artifact.docx
@@ -2,7 +2,7 @@
 <file path=word/document.xml><?xml version="1.0" encoding="utf-8"?>
 <w:document xmlns:w="http://schemas.openxmlformats.org/wordprocessingml/2006/main" xmlns:m="http://schemas.openxmlformats.org/officeDocument/2006/math" xmlns:r="http://schemas.openxmlformats.org/officeDocument/2006/relationships" xmlns:o="urn:schemas-microsoft-com:office:office" xmlns:v="urn:schemas-microsoft-com:vml" xmlns:w10="urn:schemas-microsoft-com:office:word" xmlns:a="http://schemas.openxmlformats.org/drawingml/2006/main" xmlns:pic="http://schemas.openxmlformats.org/drawingml/2006/picture" xmlns:wp="http://schemas.openxmlformats.org/drawingml/2006/wordprocessingDrawing">
   <w:body>
-    <w:bookmarkStart w:id="24" w:name="Xdc6e73dfcc5e0e1f8236b635547f7faeb1f5038"/>
+    <w:bookmarkStart w:id="13" w:name="Xdc6e73dfcc5e0e1f8236b635547f7faeb1f5038"/>
     <w:p>
       <w:pPr>
         <w:pStyle w:val="Heading1"/>
@@ -11,7 +11,7 @@
         <w:t xml:space="preserve">RFC-SOL-0001: Sol — A Cooperative Computational Work Artifact</w:t>
       </w:r>
     </w:p>
-    <w:bookmarkStart w:id="20" w:name="status"/>
+    <w:bookmarkStart w:id="9" w:name="status"/>
     <w:p>
       <w:pPr>
         <w:pStyle w:val="Heading2"/>
@@ -25,11 +25,177 @@
         <w:pStyle w:val="FirstParagraph"/>
       </w:pPr>
       <w:r>
-        <w:t xml:space="preserve">v0.1.0-draft, frozen</w:t>
-      </w:r>
-    </w:p>
-    <w:bookmarkEnd w:id="20"/>
-    <w:bookmarkStart w:id="21" w:name="change-control"/>
+        <w:t xml:space="preserve">v0.1.0 (promoted 2026-09-08 from the v0.1.0-draft freeze)</w:t>
+      </w:r>
+    </w:p>
+    <w:p>
+      <w:pPr>
+        <w:pStyle w:val="BodyText"/>
+      </w:pPr>
+      <w:r>
+        <w:t xml:space="preserve">This promotion unfroze the draft per Change Control and carried:</w:t>
+      </w:r>
+    </w:p>
+    <w:p>
+      <w:pPr>
+        <w:pStyle w:val="Compact"/>
+        <w:numPr>
+          <w:ilvl w:val="0"/>
+          <w:numId w:val="1001"/>
+        </w:numPr>
+      </w:pPr>
+      <w:r>
+        <w:t xml:space="preserve">the errata log entries E-001 and E-002 (</w:t>
+      </w:r>
+      <w:r>
+        <w:rPr>
+          <w:rStyle w:val="VerbatimChar"/>
+        </w:rPr>
+        <w:t xml:space="preserve">docs/errata/RFC-SOL-0001-errata.md</w:t>
+      </w:r>
+      <w:r>
+        <w:t xml:space="preserve">);</w:t>
+      </w:r>
+    </w:p>
+    <w:p>
+      <w:pPr>
+        <w:pStyle w:val="Compact"/>
+        <w:numPr>
+          <w:ilvl w:val="0"/>
+          <w:numId w:val="1001"/>
+        </w:numPr>
+      </w:pPr>
+      <w:r>
+        <w:t xml:space="preserve">the nine batched unfreeze candidates from the Phase 1 decisions</w:t>
+      </w:r>
+      <w:r>
+        <w:t xml:space="preserve"> </w:t>
+      </w:r>
+      <w:r>
+        <w:t xml:space="preserve">(</w:t>
+      </w:r>
+      <w:r>
+        <w:rPr>
+          <w:rStyle w:val="VerbatimChar"/>
+        </w:rPr>
+        <w:t xml:space="preserve">docs/decisions/2026-09-07-v01-blocking-questions.md</w:t>
+      </w:r>
+      <w:r>
+        <w:t xml:space="preserve">): Q1 (reference</w:t>
+      </w:r>
+      <w:r>
+        <w:t xml:space="preserve"> </w:t>
+      </w:r>
+      <w:r>
+        <w:t xml:space="preserve">container), Q2 (minimum environment manifest), Q3 (compression codec</w:t>
+      </w:r>
+      <w:r>
+        <w:t xml:space="preserve"> </w:t>
+      </w:r>
+      <w:r>
+        <w:t xml:space="preserve">floor), Q5 (object-size floor), Q6 (imported</w:t>
+      </w:r>
+      <w:r>
+        <w:t xml:space="preserve"> </w:t>
+      </w:r>
+      <w:r>
+        <w:rPr>
+          <w:rStyle w:val="VerbatimChar"/>
+        </w:rPr>
+        <w:t xml:space="preserve">.ipynb</w:t>
+      </w:r>
+      <w:r>
+        <w:t xml:space="preserve"> </w:t>
+      </w:r>
+      <w:r>
+        <w:t xml:space="preserve">classification),</w:t>
+      </w:r>
+      <w:r>
+        <w:t xml:space="preserve"> </w:t>
+      </w:r>
+      <w:r>
+        <w:t xml:space="preserve">Q7 (cell-summary strictness), Q8 (agent-actor field set), Q9 (minimal</w:t>
+      </w:r>
+      <w:r>
+        <w:t xml:space="preserve"> </w:t>
+      </w:r>
+      <w:r>
+        <w:t xml:space="preserve">claim/evidence schema), and Q11 (machine summary schema);</w:t>
+      </w:r>
+    </w:p>
+    <w:p>
+      <w:pPr>
+        <w:pStyle w:val="Compact"/>
+        <w:numPr>
+          <w:ilvl w:val="0"/>
+          <w:numId w:val="1001"/>
+        </w:numPr>
+      </w:pPr>
+      <w:r>
+        <w:t xml:space="preserve">the two errata-class clarifications from the same decisions: Q4 (branch</w:t>
+      </w:r>
+      <w:r>
+        <w:t xml:space="preserve"> </w:t>
+      </w:r>
+      <w:r>
+        <w:t xml:space="preserve">floor) and Q10 (mandatory status dimensions);</w:t>
+      </w:r>
+    </w:p>
+    <w:p>
+      <w:pPr>
+        <w:pStyle w:val="Compact"/>
+        <w:numPr>
+          <w:ilvl w:val="0"/>
+          <w:numId w:val="1001"/>
+        </w:numPr>
+      </w:pPr>
+      <w:r>
+        <w:t xml:space="preserve">the published normative schemas (nine classes, v0.2 set,</w:t>
+      </w:r>
+      <w:r>
+        <w:t xml:space="preserve"> </w:t>
+      </w:r>
+      <w:r>
+        <w:rPr>
+          <w:rStyle w:val="VerbatimChar"/>
+        </w:rPr>
+        <w:t xml:space="preserve">sol_validator/schemas/</w:t>
+      </w:r>
+      <w:r>
+        <w:t xml:space="preserve">) and their validator rules V0-07 through V0-13.</w:t>
+      </w:r>
+    </w:p>
+    <w:p>
+      <w:pPr>
+        <w:pStyle w:val="FirstParagraph"/>
+      </w:pPr>
+      <w:r>
+        <w:t xml:space="preserve">The eleven v0.1-blocking open questions in §59 are resolved; the normative</w:t>
+      </w:r>
+      <w:r>
+        <w:t xml:space="preserve"> </w:t>
+      </w:r>
+      <w:r>
+        <w:t xml:space="preserve">content above is their landing place. Venue: internal submission stage</w:t>
+      </w:r>
+      <w:r>
+        <w:t xml:space="preserve"> </w:t>
+      </w:r>
+      <w:r>
+        <w:t xml:space="preserve">(</w:t>
+      </w:r>
+      <w:r>
+        <w:rPr>
+          <w:rStyle w:val="VerbatimChar"/>
+        </w:rPr>
+        <w:t xml:space="preserve">docs/decisions/2026-09-07-phase0-venue.md</w:t>
+      </w:r>
+      <w:r>
+        <w:t xml:space="preserve">).</w:t>
+      </w:r>
+    </w:p>
+    <w:bookmarkEnd w:id="9"/>
+    <w:bookmarkStart w:id="10" w:name="change-control"/>
     <w:p>
       <w:pPr>
         <w:pStyle w:val="Heading2"/>
@@ -43,7 +209,7 @@
         <w:pStyle w:val="FirstParagraph"/>
       </w:pPr>
       <w:r>
-        <w:t xml:space="preserve">This draft is frozen for implementation.</w:t>
+        <w:t xml:space="preserve">v0.1.0 is the current baseline. The v0.1.0-draft freeze was lifted on 2026-09-08 to carry the batched unfreeze candidates and errata recorded in the Status section.</w:t>
       </w:r>
     </w:p>
     <w:p>
@@ -59,7 +225,7 @@
         <w:pStyle w:val="BodyText"/>
       </w:pPr>
       <w:r>
-        <w:t xml:space="preserve">Any change to an invariant, normative requirement, status vocabulary, legal transition table, reference grammar, conformance level, or validation rule unfreezes the draft and requires a version bump.</w:t>
+        <w:t xml:space="preserve">Any change to an invariant, normative requirement, status vocabulary, legal transition table, reference grammar, conformance level, or validation rule unfreezes the current baseline and requires a version bump. Unfreeze candidates are batched into the next minor version; they are not applied per-item.</w:t>
       </w:r>
     </w:p>
     <w:p>
@@ -70,8 +236,8 @@
         <w:t xml:space="preserve">Complete examples intended for conformance use must validate. Partial examples and schema fragments should be marked as such when used outside this RFC.</w:t>
       </w:r>
     </w:p>
-    <w:bookmarkEnd w:id="21"/>
-    <w:bookmarkStart w:id="22" w:name="project-name"/>
+    <w:bookmarkEnd w:id="10"/>
+    <w:bookmarkStart w:id="11" w:name="project-name"/>
     <w:p>
       <w:pPr>
         <w:pStyle w:val="Heading2"/>
@@ -131,11 +297,74 @@
         <w:pStyle w:val="FirstParagraph"/>
       </w:pPr>
       <w:r>
-        <w:t xml:space="preserve">The project name, extension, and media type remain subject to namespace, trademark, and ecosystem review.</w:t>
-      </w:r>
-    </w:p>
-    <w:bookmarkEnd w:id="22"/>
-    <w:bookmarkStart w:id="23" w:name="abstract"/>
+        <w:t xml:space="preserve">Namespace and ecosystem review completed 2026-09-12</w:t>
+      </w:r>
+      <w:r>
+        <w:t xml:space="preserve"> </w:t>
+      </w:r>
+      <w:r>
+        <w:t xml:space="preserve">(</w:t>
+      </w:r>
+      <w:r>
+        <w:rPr>
+          <w:rStyle w:val="VerbatimChar"/>
+        </w:rPr>
+        <w:t xml:space="preserve">docs/reviews/2026-09-12-stage2-namespace-review.md</w:t>
+      </w:r>
+      <w:r>
+        <w:t xml:space="preserve">): the IANA media</w:t>
+      </w:r>
+      <w:r>
+        <w:t xml:space="preserve"> </w:t>
+      </w:r>
+      <w:r>
+        <w:t xml:space="preserve">type</w:t>
+      </w:r>
+      <w:r>
+        <w:t xml:space="preserve"> </w:t>
+      </w:r>
+      <w:r>
+        <w:rPr>
+          <w:rStyle w:val="VerbatimChar"/>
+        </w:rPr>
+        <w:t xml:space="preserve">application/vnd.sol.notebook</w:t>
+      </w:r>
+      <w:r>
+        <w:t xml:space="preserve"> </w:t>
+      </w:r>
+      <w:r>
+        <w:t xml:space="preserve">is available, and</w:t>
+      </w:r>
+      <w:r>
+        <w:t xml:space="preserve"> </w:t>
+      </w:r>
+      <w:r>
+        <w:rPr>
+          <w:rStyle w:val="VerbatimChar"/>
+        </w:rPr>
+        <w:t xml:space="preserve">.solnb</w:t>
+      </w:r>
+      <w:r>
+        <w:t xml:space="preserve"> </w:t>
+      </w:r>
+      <w:r>
+        <w:t xml:space="preserve">has no</w:t>
+      </w:r>
+      <w:r>
+        <w:t xml:space="preserve"> </w:t>
+      </w:r>
+      <w:r>
+        <w:t xml:space="preserve">known usage. The trademark search remains a required open action for</w:t>
+      </w:r>
+      <w:r>
+        <w:t xml:space="preserve"> </w:t>
+      </w:r>
+      <w:r>
+        <w:t xml:space="preserve">the project owner before public release.</w:t>
+      </w:r>
+    </w:p>
+    <w:bookmarkEnd w:id="11"/>
+    <w:bookmarkStart w:id="12" w:name="abstract"/>
     <w:p>
       <w:pPr>
         <w:pStyle w:val="Heading2"/>
@@ -215,9 +444,9 @@
         </w:pict>
       </w:r>
     </w:p>
-    <w:bookmarkEnd w:id="23"/>
-    <w:bookmarkEnd w:id="24"/>
-    <w:bookmarkStart w:id="25" w:name="purpose"/>
+    <w:bookmarkEnd w:id="12"/>
+    <w:bookmarkEnd w:id="13"/>
+    <w:bookmarkStart w:id="14" w:name="purpose"/>
     <w:p>
       <w:pPr>
         <w:pStyle w:val="Heading1"/>
@@ -247,7 +476,7 @@
         <w:pStyle w:val="Compact"/>
         <w:numPr>
           <w:ilvl w:val="0"/>
-          <w:numId w:val="1001"/>
+          <w:numId w:val="1002"/>
         </w:numPr>
       </w:pPr>
       <w:r>
@@ -259,7 +488,7 @@
         <w:pStyle w:val="Compact"/>
         <w:numPr>
           <w:ilvl w:val="0"/>
-          <w:numId w:val="1001"/>
+          <w:numId w:val="1002"/>
         </w:numPr>
       </w:pPr>
       <w:r>
@@ -271,7 +500,7 @@
         <w:pStyle w:val="Compact"/>
         <w:numPr>
           <w:ilvl w:val="0"/>
-          <w:numId w:val="1001"/>
+          <w:numId w:val="1002"/>
         </w:numPr>
       </w:pPr>
       <w:r>
@@ -283,7 +512,7 @@
         <w:pStyle w:val="Compact"/>
         <w:numPr>
           <w:ilvl w:val="0"/>
-          <w:numId w:val="1001"/>
+          <w:numId w:val="1002"/>
         </w:numPr>
       </w:pPr>
       <w:r>
@@ -295,7 +524,7 @@
         <w:pStyle w:val="Compact"/>
         <w:numPr>
           <w:ilvl w:val="0"/>
-          <w:numId w:val="1001"/>
+          <w:numId w:val="1002"/>
         </w:numPr>
       </w:pPr>
       <w:r>
@@ -307,7 +536,7 @@
         <w:pStyle w:val="Compact"/>
         <w:numPr>
           <w:ilvl w:val="0"/>
-          <w:numId w:val="1001"/>
+          <w:numId w:val="1002"/>
         </w:numPr>
       </w:pPr>
       <w:r>
@@ -319,7 +548,7 @@
         <w:pStyle w:val="Compact"/>
         <w:numPr>
           <w:ilvl w:val="0"/>
-          <w:numId w:val="1001"/>
+          <w:numId w:val="1002"/>
         </w:numPr>
       </w:pPr>
       <w:r>
@@ -339,7 +568,7 @@
         <w:pStyle w:val="Compact"/>
         <w:numPr>
           <w:ilvl w:val="0"/>
-          <w:numId w:val="1002"/>
+          <w:numId w:val="1003"/>
         </w:numPr>
       </w:pPr>
       <w:r>
@@ -351,7 +580,7 @@
         <w:pStyle w:val="Compact"/>
         <w:numPr>
           <w:ilvl w:val="0"/>
-          <w:numId w:val="1002"/>
+          <w:numId w:val="1003"/>
         </w:numPr>
       </w:pPr>
       <w:r>
@@ -363,7 +592,7 @@
         <w:pStyle w:val="Compact"/>
         <w:numPr>
           <w:ilvl w:val="0"/>
-          <w:numId w:val="1002"/>
+          <w:numId w:val="1003"/>
         </w:numPr>
       </w:pPr>
       <w:r>
@@ -375,7 +604,7 @@
         <w:pStyle w:val="Compact"/>
         <w:numPr>
           <w:ilvl w:val="0"/>
-          <w:numId w:val="1002"/>
+          <w:numId w:val="1003"/>
         </w:numPr>
       </w:pPr>
       <w:r>
@@ -387,7 +616,7 @@
         <w:pStyle w:val="Compact"/>
         <w:numPr>
           <w:ilvl w:val="0"/>
-          <w:numId w:val="1002"/>
+          <w:numId w:val="1003"/>
         </w:numPr>
       </w:pPr>
       <w:r>
@@ -399,7 +628,7 @@
         <w:pStyle w:val="Compact"/>
         <w:numPr>
           <w:ilvl w:val="0"/>
-          <w:numId w:val="1002"/>
+          <w:numId w:val="1003"/>
         </w:numPr>
       </w:pPr>
       <w:r>
@@ -411,7 +640,7 @@
         <w:pStyle w:val="Compact"/>
         <w:numPr>
           <w:ilvl w:val="0"/>
-          <w:numId w:val="1002"/>
+          <w:numId w:val="1003"/>
         </w:numPr>
       </w:pPr>
       <w:r>
@@ -423,7 +652,7 @@
         <w:pStyle w:val="Compact"/>
         <w:numPr>
           <w:ilvl w:val="0"/>
-          <w:numId w:val="1002"/>
+          <w:numId w:val="1003"/>
         </w:numPr>
       </w:pPr>
       <w:r>
@@ -435,7 +664,7 @@
         <w:pStyle w:val="Compact"/>
         <w:numPr>
           <w:ilvl w:val="0"/>
-          <w:numId w:val="1002"/>
+          <w:numId w:val="1003"/>
         </w:numPr>
       </w:pPr>
       <w:r>
@@ -447,7 +676,7 @@
         <w:pStyle w:val="Compact"/>
         <w:numPr>
           <w:ilvl w:val="0"/>
-          <w:numId w:val="1002"/>
+          <w:numId w:val="1003"/>
         </w:numPr>
       </w:pPr>
       <w:r>
@@ -459,7 +688,7 @@
         <w:pStyle w:val="Compact"/>
         <w:numPr>
           <w:ilvl w:val="0"/>
-          <w:numId w:val="1002"/>
+          <w:numId w:val="1003"/>
         </w:numPr>
       </w:pPr>
       <w:r>
@@ -471,7 +700,7 @@
         <w:pStyle w:val="Compact"/>
         <w:numPr>
           <w:ilvl w:val="0"/>
-          <w:numId w:val="1002"/>
+          <w:numId w:val="1003"/>
         </w:numPr>
       </w:pPr>
       <w:r>
@@ -483,7 +712,7 @@
         <w:pStyle w:val="Compact"/>
         <w:numPr>
           <w:ilvl w:val="0"/>
-          <w:numId w:val="1002"/>
+          <w:numId w:val="1003"/>
         </w:numPr>
       </w:pPr>
       <w:r>
@@ -497,8 +726,8 @@
         </w:pict>
       </w:r>
     </w:p>
-    <w:bookmarkEnd w:id="25"/>
-    <w:bookmarkStart w:id="26" w:name="motivation"/>
+    <w:bookmarkEnd w:id="14"/>
+    <w:bookmarkStart w:id="15" w:name="motivation"/>
     <w:p>
       <w:pPr>
         <w:pStyle w:val="Heading1"/>
@@ -528,7 +757,7 @@
         <w:pStyle w:val="Compact"/>
         <w:numPr>
           <w:ilvl w:val="0"/>
-          <w:numId w:val="1003"/>
+          <w:numId w:val="1004"/>
         </w:numPr>
       </w:pPr>
       <w:r>
@@ -540,7 +769,7 @@
         <w:pStyle w:val="Compact"/>
         <w:numPr>
           <w:ilvl w:val="0"/>
-          <w:numId w:val="1003"/>
+          <w:numId w:val="1004"/>
         </w:numPr>
       </w:pPr>
       <w:r>
@@ -552,7 +781,7 @@
         <w:pStyle w:val="Compact"/>
         <w:numPr>
           <w:ilvl w:val="0"/>
-          <w:numId w:val="1003"/>
+          <w:numId w:val="1004"/>
         </w:numPr>
       </w:pPr>
       <w:r>
@@ -564,7 +793,7 @@
         <w:pStyle w:val="Compact"/>
         <w:numPr>
           <w:ilvl w:val="0"/>
-          <w:numId w:val="1003"/>
+          <w:numId w:val="1004"/>
         </w:numPr>
       </w:pPr>
       <w:r>
@@ -576,7 +805,7 @@
         <w:pStyle w:val="Compact"/>
         <w:numPr>
           <w:ilvl w:val="0"/>
-          <w:numId w:val="1003"/>
+          <w:numId w:val="1004"/>
         </w:numPr>
       </w:pPr>
       <w:r>
@@ -588,7 +817,7 @@
         <w:pStyle w:val="Compact"/>
         <w:numPr>
           <w:ilvl w:val="0"/>
-          <w:numId w:val="1003"/>
+          <w:numId w:val="1004"/>
         </w:numPr>
       </w:pPr>
       <w:r>
@@ -600,7 +829,7 @@
         <w:pStyle w:val="Compact"/>
         <w:numPr>
           <w:ilvl w:val="0"/>
-          <w:numId w:val="1003"/>
+          <w:numId w:val="1004"/>
         </w:numPr>
       </w:pPr>
       <w:r>
@@ -612,7 +841,7 @@
         <w:pStyle w:val="Compact"/>
         <w:numPr>
           <w:ilvl w:val="0"/>
-          <w:numId w:val="1003"/>
+          <w:numId w:val="1004"/>
         </w:numPr>
       </w:pPr>
       <w:r>
@@ -624,7 +853,7 @@
         <w:pStyle w:val="Compact"/>
         <w:numPr>
           <w:ilvl w:val="0"/>
-          <w:numId w:val="1003"/>
+          <w:numId w:val="1004"/>
         </w:numPr>
       </w:pPr>
       <w:r>
@@ -636,7 +865,7 @@
         <w:pStyle w:val="Compact"/>
         <w:numPr>
           <w:ilvl w:val="0"/>
-          <w:numId w:val="1003"/>
+          <w:numId w:val="1004"/>
         </w:numPr>
       </w:pPr>
       <w:r>
@@ -648,7 +877,7 @@
         <w:pStyle w:val="Compact"/>
         <w:numPr>
           <w:ilvl w:val="0"/>
-          <w:numId w:val="1003"/>
+          <w:numId w:val="1004"/>
         </w:numPr>
       </w:pPr>
       <w:r>
@@ -678,8 +907,8 @@
         </w:pict>
       </w:r>
     </w:p>
-    <w:bookmarkEnd w:id="26"/>
-    <w:bookmarkStart w:id="36" w:name="prior-art-and-related-systems"/>
+    <w:bookmarkEnd w:id="15"/>
+    <w:bookmarkStart w:id="25" w:name="prior-art-and-related-systems"/>
     <w:p>
       <w:pPr>
         <w:pStyle w:val="Heading1"/>
@@ -696,7 +925,7 @@
         <w:t xml:space="preserve">Sol is informed by several existing areas.</w:t>
       </w:r>
     </w:p>
-    <w:bookmarkStart w:id="27" w:name="computational-notebooks"/>
+    <w:bookmarkStart w:id="16" w:name="computational-notebooks"/>
     <w:p>
       <w:pPr>
         <w:pStyle w:val="Heading2"/>
@@ -713,8 +942,8 @@
         <w:t xml:space="preserve">Jupyter provides the dominant JSON-based computational notebook model and a broad kernel ecosystem. It is widely adopted, but important semantics such as execution order discipline, environment capture, provenance, and versioning are often external conventions rather than artifact-level guarantees.</w:t>
       </w:r>
     </w:p>
-    <w:bookmarkEnd w:id="27"/>
-    <w:bookmarkStart w:id="28" w:name="reactive-notebooks"/>
+    <w:bookmarkEnd w:id="16"/>
+    <w:bookmarkStart w:id="17" w:name="reactive-notebooks"/>
     <w:p>
       <w:pPr>
         <w:pStyle w:val="Heading2"/>
@@ -731,8 +960,8 @@
         <w:t xml:space="preserve">Pluto, marimo, and Observable demonstrate that reactive dataflow notebooks can reduce hidden state and keep outputs synchronized with dependencies. Sol does not claim novelty for reactive execution. Sol generalizes the requirement that the valid execution structure must be visible and canonical.</w:t>
       </w:r>
     </w:p>
-    <w:bookmarkEnd w:id="28"/>
-    <w:bookmarkStart w:id="29" w:name="notebook-review-and-execution-tools"/>
+    <w:bookmarkEnd w:id="17"/>
+    <w:bookmarkStart w:id="18" w:name="notebook-review-and-execution-tools"/>
     <w:p>
       <w:pPr>
         <w:pStyle w:val="Heading2"/>
@@ -749,8 +978,8 @@
         <w:t xml:space="preserve">Jupytext improves text-based review of notebooks. Nbdime provides notebook-aware diff and merge. Papermill supports parameterized execution. These tools address important parts of the notebook lifecycle but do not make the notebook artifact itself the complete versioned source of truth.</w:t>
       </w:r>
     </w:p>
-    <w:bookmarkEnd w:id="29"/>
-    <w:bookmarkStart w:id="30" w:name="X366d60148c6d4309ed49e3c3cb1c995c1681087"/>
+    <w:bookmarkEnd w:id="18"/>
+    <w:bookmarkStart w:id="19" w:name="X366d60148c6d4309ed49e3c3cb1c995c1681087"/>
     <w:p>
       <w:pPr>
         <w:pStyle w:val="Heading2"/>
@@ -767,8 +996,8 @@
         <w:t xml:space="preserve">Quarto, R Markdown, Org-Babel, and related systems support literate computational documents and multi-target rendering. Sol treats rendering as a derived view over a committed artifact state.</w:t>
       </w:r>
     </w:p>
-    <w:bookmarkEnd w:id="30"/>
-    <w:bookmarkStart w:id="31" w:name="Xf608f398d5205823aaad23be5d0a0130b01cdb4"/>
+    <w:bookmarkEnd w:id="19"/>
+    <w:bookmarkStart w:id="20" w:name="Xf608f398d5205823aaad23be5d0a0130b01cdb4"/>
     <w:p>
       <w:pPr>
         <w:pStyle w:val="Heading2"/>
@@ -785,8 +1014,8 @@
         <w:t xml:space="preserve">RO-Crate, ReproZip, Whole Tale, and related systems address reproducible research packaging, provenance, and environment capture. Sol should align with these models where practical rather than inventing incompatible provenance concepts.</w:t>
       </w:r>
     </w:p>
-    <w:bookmarkEnd w:id="31"/>
-    <w:bookmarkStart w:id="32" w:name="data-and-experiment-versioning"/>
+    <w:bookmarkEnd w:id="20"/>
+    <w:bookmarkStart w:id="21" w:name="data-and-experiment-versioning"/>
     <w:p>
       <w:pPr>
         <w:pStyle w:val="Heading2"/>
@@ -803,8 +1032,8 @@
         <w:t xml:space="preserve">DVC, DataLad, and similar tools version data, models, and experiment artifacts around computational work. Sol’s internal versioning is concerned with the notebook artifact’s semantic history: cells, runs, outputs, records, decisions, actors, and views.</w:t>
       </w:r>
     </w:p>
-    <w:bookmarkEnd w:id="32"/>
-    <w:bookmarkStart w:id="33" w:name="workflow-dags-and-orchestration"/>
+    <w:bookmarkEnd w:id="21"/>
+    <w:bookmarkStart w:id="22" w:name="workflow-dags-and-orchestration"/>
     <w:p>
       <w:pPr>
         <w:pStyle w:val="Heading2"/>
@@ -821,8 +1050,8 @@
         <w:t xml:space="preserve">Snakemake, Nextflow, Dagster, Kedro, and related systems represent computation as workflows, DAGs, or assets. Sol does not aim to replace workflow engines. It may record their inputs, outputs, and provenance.</w:t>
       </w:r>
     </w:p>
-    <w:bookmarkEnd w:id="33"/>
-    <w:bookmarkStart w:id="34" w:name="agent-protocols-and-agent-runtimes"/>
+    <w:bookmarkEnd w:id="22"/>
+    <w:bookmarkStart w:id="23" w:name="agent-protocols-and-agent-runtimes"/>
     <w:p>
       <w:pPr>
         <w:pStyle w:val="Heading2"/>
@@ -839,8 +1068,8 @@
         <w:t xml:space="preserve">MCP, A2A, LangGraph, and related systems address tool access, agent communication, graph execution, checkpointing, and persistence. Sol is not a replacement for these systems. It defines a durable artifact that such systems may read, write, validate, or render.</w:t>
       </w:r>
     </w:p>
-    <w:bookmarkEnd w:id="34"/>
-    <w:bookmarkStart w:id="35" w:name="ai-workspace-and-artifact-interfaces"/>
+    <w:bookmarkEnd w:id="23"/>
+    <w:bookmarkStart w:id="24" w:name="ai-workspace-and-artifact-interfaces"/>
     <w:p>
       <w:pPr>
         <w:pStyle w:val="Heading2"/>
@@ -864,9 +1093,9 @@
         </w:pict>
       </w:r>
     </w:p>
-    <w:bookmarkEnd w:id="35"/>
-    <w:bookmarkEnd w:id="36"/>
-    <w:bookmarkStart w:id="37" w:name="goals"/>
+    <w:bookmarkEnd w:id="24"/>
+    <w:bookmarkEnd w:id="25"/>
+    <w:bookmarkStart w:id="26" w:name="goals"/>
     <w:p>
       <w:pPr>
         <w:pStyle w:val="Heading1"/>
@@ -888,7 +1117,7 @@
         <w:pStyle w:val="Compact"/>
         <w:numPr>
           <w:ilvl w:val="0"/>
-          <w:numId w:val="1004"/>
+          <w:numId w:val="1005"/>
         </w:numPr>
       </w:pPr>
       <w:r>
@@ -900,7 +1129,7 @@
         <w:pStyle w:val="Compact"/>
         <w:numPr>
           <w:ilvl w:val="0"/>
-          <w:numId w:val="1004"/>
+          <w:numId w:val="1005"/>
         </w:numPr>
       </w:pPr>
       <w:r>
@@ -912,7 +1141,7 @@
         <w:pStyle w:val="Compact"/>
         <w:numPr>
           <w:ilvl w:val="0"/>
-          <w:numId w:val="1004"/>
+          <w:numId w:val="1005"/>
         </w:numPr>
       </w:pPr>
       <w:r>
@@ -924,7 +1153,7 @@
         <w:pStyle w:val="Compact"/>
         <w:numPr>
           <w:ilvl w:val="0"/>
-          <w:numId w:val="1004"/>
+          <w:numId w:val="1005"/>
         </w:numPr>
       </w:pPr>
       <w:r>
@@ -936,7 +1165,7 @@
         <w:pStyle w:val="Compact"/>
         <w:numPr>
           <w:ilvl w:val="0"/>
-          <w:numId w:val="1004"/>
+          <w:numId w:val="1005"/>
         </w:numPr>
       </w:pPr>
       <w:r>
@@ -948,7 +1177,7 @@
         <w:pStyle w:val="Compact"/>
         <w:numPr>
           <w:ilvl w:val="0"/>
-          <w:numId w:val="1004"/>
+          <w:numId w:val="1005"/>
         </w:numPr>
       </w:pPr>
       <w:r>
@@ -960,7 +1189,7 @@
         <w:pStyle w:val="Compact"/>
         <w:numPr>
           <w:ilvl w:val="0"/>
-          <w:numId w:val="1004"/>
+          <w:numId w:val="1005"/>
         </w:numPr>
       </w:pPr>
       <w:r>
@@ -972,7 +1201,7 @@
         <w:pStyle w:val="Compact"/>
         <w:numPr>
           <w:ilvl w:val="0"/>
-          <w:numId w:val="1004"/>
+          <w:numId w:val="1005"/>
         </w:numPr>
       </w:pPr>
       <w:r>
@@ -984,7 +1213,7 @@
         <w:pStyle w:val="Compact"/>
         <w:numPr>
           <w:ilvl w:val="0"/>
-          <w:numId w:val="1004"/>
+          <w:numId w:val="1005"/>
         </w:numPr>
       </w:pPr>
       <w:r>
@@ -996,7 +1225,7 @@
         <w:pStyle w:val="Compact"/>
         <w:numPr>
           <w:ilvl w:val="0"/>
-          <w:numId w:val="1004"/>
+          <w:numId w:val="1005"/>
         </w:numPr>
       </w:pPr>
       <w:r>
@@ -1008,7 +1237,7 @@
         <w:pStyle w:val="Compact"/>
         <w:numPr>
           <w:ilvl w:val="0"/>
-          <w:numId w:val="1004"/>
+          <w:numId w:val="1005"/>
         </w:numPr>
       </w:pPr>
       <w:r>
@@ -1020,7 +1249,7 @@
         <w:pStyle w:val="Compact"/>
         <w:numPr>
           <w:ilvl w:val="0"/>
-          <w:numId w:val="1004"/>
+          <w:numId w:val="1005"/>
         </w:numPr>
       </w:pPr>
       <w:r>
@@ -1032,7 +1261,7 @@
         <w:pStyle w:val="Compact"/>
         <w:numPr>
           <w:ilvl w:val="0"/>
-          <w:numId w:val="1004"/>
+          <w:numId w:val="1005"/>
         </w:numPr>
       </w:pPr>
       <w:r>
@@ -1044,7 +1273,7 @@
         <w:pStyle w:val="Compact"/>
         <w:numPr>
           <w:ilvl w:val="0"/>
-          <w:numId w:val="1004"/>
+          <w:numId w:val="1005"/>
         </w:numPr>
       </w:pPr>
       <w:r>
@@ -1056,7 +1285,7 @@
         <w:pStyle w:val="Compact"/>
         <w:numPr>
           <w:ilvl w:val="0"/>
-          <w:numId w:val="1004"/>
+          <w:numId w:val="1005"/>
         </w:numPr>
       </w:pPr>
       <w:r>
@@ -1070,8 +1299,8 @@
         </w:pict>
       </w:r>
     </w:p>
-    <w:bookmarkEnd w:id="37"/>
-    <w:bookmarkStart w:id="38" w:name="non-goals"/>
+    <w:bookmarkEnd w:id="26"/>
+    <w:bookmarkStart w:id="27" w:name="non-goals"/>
     <w:p>
       <w:pPr>
         <w:pStyle w:val="Heading1"/>
@@ -1093,7 +1322,7 @@
         <w:pStyle w:val="Compact"/>
         <w:numPr>
           <w:ilvl w:val="0"/>
-          <w:numId w:val="1005"/>
+          <w:numId w:val="1006"/>
         </w:numPr>
       </w:pPr>
       <w:r>
@@ -1105,7 +1334,7 @@
         <w:pStyle w:val="Compact"/>
         <w:numPr>
           <w:ilvl w:val="0"/>
-          <w:numId w:val="1005"/>
+          <w:numId w:val="1006"/>
         </w:numPr>
       </w:pPr>
       <w:r>
@@ -1117,7 +1346,7 @@
         <w:pStyle w:val="Compact"/>
         <w:numPr>
           <w:ilvl w:val="0"/>
-          <w:numId w:val="1005"/>
+          <w:numId w:val="1006"/>
         </w:numPr>
       </w:pPr>
       <w:r>
@@ -1129,7 +1358,7 @@
         <w:pStyle w:val="Compact"/>
         <w:numPr>
           <w:ilvl w:val="0"/>
-          <w:numId w:val="1005"/>
+          <w:numId w:val="1006"/>
         </w:numPr>
       </w:pPr>
       <w:r>
@@ -1141,7 +1370,7 @@
         <w:pStyle w:val="Compact"/>
         <w:numPr>
           <w:ilvl w:val="0"/>
-          <w:numId w:val="1005"/>
+          <w:numId w:val="1006"/>
         </w:numPr>
       </w:pPr>
       <w:r>
@@ -1153,7 +1382,7 @@
         <w:pStyle w:val="Compact"/>
         <w:numPr>
           <w:ilvl w:val="0"/>
-          <w:numId w:val="1005"/>
+          <w:numId w:val="1006"/>
         </w:numPr>
       </w:pPr>
       <w:r>
@@ -1165,7 +1394,7 @@
         <w:pStyle w:val="Compact"/>
         <w:numPr>
           <w:ilvl w:val="0"/>
-          <w:numId w:val="1005"/>
+          <w:numId w:val="1006"/>
         </w:numPr>
       </w:pPr>
       <w:r>
@@ -1177,7 +1406,7 @@
         <w:pStyle w:val="Compact"/>
         <w:numPr>
           <w:ilvl w:val="0"/>
-          <w:numId w:val="1005"/>
+          <w:numId w:val="1006"/>
         </w:numPr>
       </w:pPr>
       <w:r>
@@ -1189,7 +1418,7 @@
         <w:pStyle w:val="Compact"/>
         <w:numPr>
           <w:ilvl w:val="0"/>
-          <w:numId w:val="1005"/>
+          <w:numId w:val="1006"/>
         </w:numPr>
       </w:pPr>
       <w:r>
@@ -1201,7 +1430,7 @@
         <w:pStyle w:val="Compact"/>
         <w:numPr>
           <w:ilvl w:val="0"/>
-          <w:numId w:val="1005"/>
+          <w:numId w:val="1006"/>
         </w:numPr>
       </w:pPr>
       <w:r>
@@ -1213,7 +1442,7 @@
         <w:pStyle w:val="Compact"/>
         <w:numPr>
           <w:ilvl w:val="0"/>
-          <w:numId w:val="1005"/>
+          <w:numId w:val="1006"/>
         </w:numPr>
       </w:pPr>
       <w:r>
@@ -1225,7 +1454,7 @@
         <w:pStyle w:val="Compact"/>
         <w:numPr>
           <w:ilvl w:val="0"/>
-          <w:numId w:val="1005"/>
+          <w:numId w:val="1006"/>
         </w:numPr>
       </w:pPr>
       <w:r>
@@ -1239,8 +1468,8 @@
         </w:pict>
       </w:r>
     </w:p>
-    <w:bookmarkEnd w:id="38"/>
-    <w:bookmarkStart w:id="39" w:name="conventions"/>
+    <w:bookmarkEnd w:id="27"/>
+    <w:bookmarkStart w:id="28" w:name="conventions"/>
     <w:p>
       <w:pPr>
         <w:pStyle w:val="Heading1"/>
@@ -1312,8 +1541,8 @@
         </w:pict>
       </w:r>
     </w:p>
-    <w:bookmarkEnd w:id="39"/>
-    <w:bookmarkStart w:id="50" w:name="core-invariants"/>
+    <w:bookmarkEnd w:id="28"/>
+    <w:bookmarkStart w:id="39" w:name="core-invariants"/>
     <w:p>
       <w:pPr>
         <w:pStyle w:val="Heading1"/>
@@ -1322,7 +1551,7 @@
         <w:t xml:space="preserve">7. Core Invariants</w:t>
       </w:r>
     </w:p>
-    <w:bookmarkStart w:id="40" w:name="inv-01-artifact-source-of-truth"/>
+    <w:bookmarkStart w:id="29" w:name="inv-01-artifact-source-of-truth"/>
     <w:p>
       <w:pPr>
         <w:pStyle w:val="Heading2"/>
@@ -1347,8 +1576,8 @@
         <w:t xml:space="preserve">Rendered views are derived from committed artifact state.</w:t>
       </w:r>
     </w:p>
-    <w:bookmarkEnd w:id="40"/>
-    <w:bookmarkStart w:id="41" w:name="inv-02-visible-execution-structure"/>
+    <w:bookmarkEnd w:id="29"/>
+    <w:bookmarkStart w:id="30" w:name="inv-02-visible-execution-structure"/>
     <w:p>
       <w:pPr>
         <w:pStyle w:val="Heading2"/>
@@ -1381,8 +1610,8 @@
         <w:t xml:space="preserve">For a graph artifact, the graph is the execution structure.</w:t>
       </w:r>
     </w:p>
-    <w:bookmarkEnd w:id="41"/>
-    <w:bookmarkStart w:id="42" w:name="inv-03-no-hidden-out-of-order-execution"/>
+    <w:bookmarkEnd w:id="30"/>
+    <w:bookmarkStart w:id="31" w:name="inv-03-no-hidden-out-of-order-execution"/>
     <w:p>
       <w:pPr>
         <w:pStyle w:val="Heading2"/>
@@ -1407,8 +1636,8 @@
         <w:t xml:space="preserve">If a different execution order is desired, the user or agent MUST reorder cells, create a branch, or define an explicit execution graph.</w:t>
       </w:r>
     </w:p>
-    <w:bookmarkEnd w:id="42"/>
-    <w:bookmarkStart w:id="43" w:name="inv-04-serialized-state-only"/>
+    <w:bookmarkEnd w:id="31"/>
+    <w:bookmarkStart w:id="32" w:name="inv-04-serialized-state-only"/>
     <w:p>
       <w:pPr>
         <w:pStyle w:val="Heading2"/>
@@ -1433,8 +1662,8 @@
         <w:t xml:space="preserve">Live kernel memory, transient variables, local filesystem side effects, UI caches, and partial runtime snapshots are not authoritative unless captured as declared artifact objects with provenance.</w:t>
       </w:r>
     </w:p>
-    <w:bookmarkEnd w:id="43"/>
-    <w:bookmarkStart w:id="44" w:name="inv-05-outputs-are-derived"/>
+    <w:bookmarkEnd w:id="32"/>
+    <w:bookmarkStart w:id="33" w:name="inv-05-outputs-are-derived"/>
     <w:p>
       <w:pPr>
         <w:pStyle w:val="Heading2"/>
@@ -1451,8 +1680,8 @@
         <w:t xml:space="preserve">An output is valid only relative to the cell source, inputs, environment, execution structure, actor context, and commit that produced it.</w:t>
       </w:r>
     </w:p>
-    <w:bookmarkEnd w:id="44"/>
-    <w:bookmarkStart w:id="45" w:name="Xf5955c6f7c09510046492c739785697f753cd85"/>
+    <w:bookmarkEnd w:id="33"/>
+    <w:bookmarkStart w:id="34" w:name="Xf5955c6f7c09510046492c739785697f753cd85"/>
     <w:p>
       <w:pPr>
         <w:pStyle w:val="Heading2"/>
@@ -1477,8 +1706,8 @@
         <w:t xml:space="preserve">They SHOULD be stored in the artifact’s internal content-addressed object store.</w:t>
       </w:r>
     </w:p>
-    <w:bookmarkEnd w:id="45"/>
-    <w:bookmarkStart w:id="46" w:name="inv-07-safe-rendering"/>
+    <w:bookmarkEnd w:id="34"/>
+    <w:bookmarkStart w:id="35" w:name="inv-07-safe-rendering"/>
     <w:p>
       <w:pPr>
         <w:pStyle w:val="Heading2"/>
@@ -1495,8 +1724,8 @@
         <w:t xml:space="preserve">Rendering MUST NOT execute code by default.</w:t>
       </w:r>
     </w:p>
-    <w:bookmarkEnd w:id="46"/>
-    <w:bookmarkStart w:id="47" w:name="Xbad07c911b5d9f62741874b168733e23e42a31b"/>
+    <w:bookmarkEnd w:id="35"/>
+    <w:bookmarkStart w:id="36" w:name="Xbad07c911b5d9f62741874b168733e23e42a31b"/>
     <w:p>
       <w:pPr>
         <w:pStyle w:val="Heading2"/>
@@ -1529,8 +1758,8 @@
         <w:t xml:space="preserve">Rendered views are projections. The structured layer is authoritative.</w:t>
       </w:r>
     </w:p>
-    <w:bookmarkEnd w:id="47"/>
-    <w:bookmarkStart w:id="48" w:name="inv-09-attributed-agency"/>
+    <w:bookmarkEnd w:id="36"/>
+    <w:bookmarkStart w:id="37" w:name="inv-09-attributed-agency"/>
     <w:p>
       <w:pPr>
         <w:pStyle w:val="Heading2"/>
@@ -1610,8 +1839,8 @@
         <w:t xml:space="preserve">Agent actors MUST record sufficient identity to support audit and, where feasible, reproduction.</w:t>
       </w:r>
     </w:p>
-    <w:bookmarkEnd w:id="48"/>
-    <w:bookmarkStart w:id="49" w:name="inv-10-bounded-structural-reads"/>
+    <w:bookmarkEnd w:id="37"/>
+    <w:bookmarkStart w:id="38" w:name="inv-10-bounded-structural-reads"/>
     <w:p>
       <w:pPr>
         <w:pStyle w:val="Heading2"/>
@@ -1643,9 +1872,9 @@
         </w:pict>
       </w:r>
     </w:p>
-    <w:bookmarkEnd w:id="49"/>
-    <w:bookmarkEnd w:id="50"/>
-    <w:bookmarkStart w:id="55" w:name="ontology"/>
+    <w:bookmarkEnd w:id="38"/>
+    <w:bookmarkEnd w:id="39"/>
+    <w:bookmarkStart w:id="44" w:name="ontology"/>
     <w:p>
       <w:pPr>
         <w:pStyle w:val="Heading1"/>
@@ -1670,7 +1899,7 @@
         <w:t xml:space="preserve">This distinction is normative.</w:t>
       </w:r>
     </w:p>
-    <w:bookmarkStart w:id="51" w:name="cells"/>
+    <w:bookmarkStart w:id="40" w:name="cells"/>
     <w:p>
       <w:pPr>
         <w:pStyle w:val="Heading2"/>
@@ -1700,7 +1929,7 @@
         <w:pStyle w:val="Compact"/>
         <w:numPr>
           <w:ilvl w:val="0"/>
-          <w:numId w:val="1006"/>
+          <w:numId w:val="1007"/>
         </w:numPr>
       </w:pPr>
       <w:r>
@@ -1712,7 +1941,7 @@
         <w:pStyle w:val="Compact"/>
         <w:numPr>
           <w:ilvl w:val="0"/>
-          <w:numId w:val="1006"/>
+          <w:numId w:val="1007"/>
         </w:numPr>
       </w:pPr>
       <w:r>
@@ -1724,7 +1953,7 @@
         <w:pStyle w:val="Compact"/>
         <w:numPr>
           <w:ilvl w:val="0"/>
-          <w:numId w:val="1006"/>
+          <w:numId w:val="1007"/>
         </w:numPr>
       </w:pPr>
       <w:r>
@@ -1736,7 +1965,7 @@
         <w:pStyle w:val="Compact"/>
         <w:numPr>
           <w:ilvl w:val="0"/>
-          <w:numId w:val="1006"/>
+          <w:numId w:val="1007"/>
         </w:numPr>
       </w:pPr>
       <w:r>
@@ -1748,7 +1977,7 @@
         <w:pStyle w:val="Compact"/>
         <w:numPr>
           <w:ilvl w:val="0"/>
-          <w:numId w:val="1006"/>
+          <w:numId w:val="1007"/>
         </w:numPr>
       </w:pPr>
       <w:r>
@@ -1760,7 +1989,7 @@
         <w:pStyle w:val="Compact"/>
         <w:numPr>
           <w:ilvl w:val="0"/>
-          <w:numId w:val="1006"/>
+          <w:numId w:val="1007"/>
         </w:numPr>
       </w:pPr>
       <w:r>
@@ -1775,8 +2004,8 @@
         <w:t xml:space="preserve">Cells may appear in linear order or in an explicit execution graph.</w:t>
       </w:r>
     </w:p>
-    <w:bookmarkEnd w:id="51"/>
-    <w:bookmarkStart w:id="52" w:name="semantic-records"/>
+    <w:bookmarkEnd w:id="40"/>
+    <w:bookmarkStart w:id="41" w:name="semantic-records"/>
     <w:p>
       <w:pPr>
         <w:pStyle w:val="Heading2"/>
@@ -1806,7 +2035,7 @@
         <w:pStyle w:val="Compact"/>
         <w:numPr>
           <w:ilvl w:val="0"/>
-          <w:numId w:val="1007"/>
+          <w:numId w:val="1008"/>
         </w:numPr>
       </w:pPr>
       <w:r>
@@ -1818,7 +2047,7 @@
         <w:pStyle w:val="Compact"/>
         <w:numPr>
           <w:ilvl w:val="0"/>
-          <w:numId w:val="1007"/>
+          <w:numId w:val="1008"/>
         </w:numPr>
       </w:pPr>
       <w:r>
@@ -1830,7 +2059,7 @@
         <w:pStyle w:val="Compact"/>
         <w:numPr>
           <w:ilvl w:val="0"/>
-          <w:numId w:val="1007"/>
+          <w:numId w:val="1008"/>
         </w:numPr>
       </w:pPr>
       <w:r>
@@ -1842,7 +2071,7 @@
         <w:pStyle w:val="Compact"/>
         <w:numPr>
           <w:ilvl w:val="0"/>
-          <w:numId w:val="1007"/>
+          <w:numId w:val="1008"/>
         </w:numPr>
       </w:pPr>
       <w:r>
@@ -1854,7 +2083,7 @@
         <w:pStyle w:val="Compact"/>
         <w:numPr>
           <w:ilvl w:val="0"/>
-          <w:numId w:val="1007"/>
+          <w:numId w:val="1008"/>
         </w:numPr>
       </w:pPr>
       <w:r>
@@ -1866,7 +2095,7 @@
         <w:pStyle w:val="Compact"/>
         <w:numPr>
           <w:ilvl w:val="0"/>
-          <w:numId w:val="1007"/>
+          <w:numId w:val="1008"/>
         </w:numPr>
       </w:pPr>
       <w:r>
@@ -1878,7 +2107,7 @@
         <w:pStyle w:val="Compact"/>
         <w:numPr>
           <w:ilvl w:val="0"/>
-          <w:numId w:val="1007"/>
+          <w:numId w:val="1008"/>
         </w:numPr>
       </w:pPr>
       <w:r>
@@ -1890,7 +2119,7 @@
         <w:pStyle w:val="Compact"/>
         <w:numPr>
           <w:ilvl w:val="0"/>
-          <w:numId w:val="1007"/>
+          <w:numId w:val="1008"/>
         </w:numPr>
       </w:pPr>
       <w:r>
@@ -1905,8 +2134,8 @@
         <w:t xml:space="preserve">Semantic records exist independently of narrative position.</w:t>
       </w:r>
     </w:p>
-    <w:bookmarkEnd w:id="52"/>
-    <w:bookmarkStart w:id="53" w:name="anchor-cells"/>
+    <w:bookmarkEnd w:id="41"/>
+    <w:bookmarkStart w:id="42" w:name="anchor-cells"/>
     <w:p>
       <w:pPr>
         <w:pStyle w:val="Heading2"/>
@@ -2178,7 +2407,7 @@
         <w:pStyle w:val="Compact"/>
         <w:numPr>
           <w:ilvl w:val="0"/>
-          <w:numId w:val="1008"/>
+          <w:numId w:val="1009"/>
         </w:numPr>
       </w:pPr>
       <w:r>
@@ -2190,7 +2419,7 @@
         <w:pStyle w:val="Compact"/>
         <w:numPr>
           <w:ilvl w:val="0"/>
-          <w:numId w:val="1008"/>
+          <w:numId w:val="1009"/>
         </w:numPr>
       </w:pPr>
       <w:r>
@@ -2202,7 +2431,7 @@
         <w:pStyle w:val="Compact"/>
         <w:numPr>
           <w:ilvl w:val="0"/>
-          <w:numId w:val="1008"/>
+          <w:numId w:val="1009"/>
         </w:numPr>
       </w:pPr>
       <w:r>
@@ -2225,8 +2454,8 @@
         <w:t xml:space="preserve">Records are removed, superseded, or withdrawn only through explicit committed operations. Prior record states remain available through artifact history.</w:t>
       </w:r>
     </w:p>
-    <w:bookmarkEnd w:id="53"/>
-    <w:bookmarkStart w:id="54" w:name="addressable-units"/>
+    <w:bookmarkEnd w:id="42"/>
+    <w:bookmarkStart w:id="43" w:name="addressable-units"/>
     <w:p>
       <w:pPr>
         <w:pStyle w:val="Heading2"/>
@@ -2342,9 +2571,9 @@
         </w:pict>
       </w:r>
     </w:p>
-    <w:bookmarkEnd w:id="54"/>
-    <w:bookmarkEnd w:id="55"/>
-    <w:bookmarkStart w:id="62" w:name="reference-grammar"/>
+    <w:bookmarkEnd w:id="43"/>
+    <w:bookmarkEnd w:id="44"/>
+    <w:bookmarkStart w:id="51" w:name="reference-grammar"/>
     <w:p>
       <w:pPr>
         <w:pStyle w:val="Heading1"/>
@@ -2361,7 +2590,7 @@
         <w:t xml:space="preserve">Sol supports short-form intra-artifact references and full cross-artifact references.</w:t>
       </w:r>
     </w:p>
-    <w:bookmarkStart w:id="56" w:name="artifact-identity"/>
+    <w:bookmarkStart w:id="45" w:name="artifact-identity"/>
     <w:p>
       <w:pPr>
         <w:pStyle w:val="Heading2"/>
@@ -2540,8 +2769,8 @@
         <w:t xml:space="preserve">"sol://art_01j9x7k9k5m2c8v6h3p4q2r1s0/commits/commit_042"</w:t>
       </w:r>
     </w:p>
-    <w:bookmarkEnd w:id="56"/>
-    <w:bookmarkStart w:id="57" w:name="short-form-references"/>
+    <w:bookmarkEnd w:id="45"/>
+    <w:bookmarkStart w:id="46" w:name="short-form-references"/>
     <w:p>
       <w:pPr>
         <w:pStyle w:val="Heading2"/>
@@ -2649,8 +2878,8 @@
         <w:t xml:space="preserve">digest:sha256:1f4c9a2b7e6d5c4b3a291817161514131211100f0e0d0c0b0a09080706050403</w:t>
       </w:r>
     </w:p>
-    <w:bookmarkEnd w:id="57"/>
-    <w:bookmarkStart w:id="58" w:name="full-references"/>
+    <w:bookmarkEnd w:id="46"/>
+    <w:bookmarkStart w:id="47" w:name="full-references"/>
     <w:p>
       <w:pPr>
         <w:pStyle w:val="Heading2"/>
@@ -2723,8 +2952,8 @@
         <w:t xml:space="preserve">Unresolvable cross-artifact references are treated as external references and MUST declare availability when used as evidence.</w:t>
       </w:r>
     </w:p>
-    <w:bookmarkEnd w:id="58"/>
-    <w:bookmarkStart w:id="59" w:name="named-output-references"/>
+    <w:bookmarkEnd w:id="47"/>
+    <w:bookmarkStart w:id="48" w:name="named-output-references"/>
     <w:p>
       <w:pPr>
         <w:pStyle w:val="Heading2"/>
@@ -2779,8 +3008,8 @@
         <w:t xml:space="preserve">A named-output reference resolves through the current valid run on the selected branch or commit.</w:t>
       </w:r>
     </w:p>
-    <w:bookmarkEnd w:id="59"/>
-    <w:bookmarkStart w:id="60" w:name="object-references-and-digest-references"/>
+    <w:bookmarkEnd w:id="48"/>
+    <w:bookmarkStart w:id="49" w:name="object-references-and-digest-references"/>
     <w:p>
       <w:pPr>
         <w:pStyle w:val="Heading2"/>
@@ -2840,19 +3069,7 @@
         <w:pStyle w:val="BodyText"/>
       </w:pPr>
       <w:r>
-        <w:t xml:space="preserve">Fields whose semantic is</w:t>
-      </w:r>
-      <w:r>
-        <w:t xml:space="preserve"> </w:t>
-      </w:r>
-      <w:r>
-        <w:t xml:space="preserve">“retrieve this content”</w:t>
-      </w:r>
-      <w:r>
-        <w:t xml:space="preserve"> </w:t>
-      </w:r>
-      <w:r>
-        <w:t xml:space="preserve">MUST use</w:t>
+        <w:t xml:space="preserve">Fields whose semantic is “retrieve this content” MUST use</w:t>
       </w:r>
       <w:r>
         <w:t xml:space="preserve"> </w:t>
@@ -2872,19 +3089,7 @@
         <w:pStyle w:val="BodyText"/>
       </w:pPr>
       <w:r>
-        <w:t xml:space="preserve">Fields whose semantic is</w:t>
-      </w:r>
-      <w:r>
-        <w:t xml:space="preserve"> </w:t>
-      </w:r>
-      <w:r>
-        <w:t xml:space="preserve">“identify or verify content held inline or elsewhere”</w:t>
-      </w:r>
-      <w:r>
-        <w:t xml:space="preserve"> </w:t>
-      </w:r>
-      <w:r>
-        <w:t xml:space="preserve">SHOULD use</w:t>
+        <w:t xml:space="preserve">Fields whose semantic is “identify or verify content held inline or elsewhere” SHOULD use</w:t>
       </w:r>
       <w:r>
         <w:t xml:space="preserve"> </w:t>
@@ -2912,7 +3117,7 @@
         <w:pStyle w:val="Compact"/>
         <w:numPr>
           <w:ilvl w:val="0"/>
-          <w:numId w:val="1009"/>
+          <w:numId w:val="1010"/>
         </w:numPr>
       </w:pPr>
       <w:r>
@@ -2945,7 +3150,7 @@
         <w:pStyle w:val="Compact"/>
         <w:numPr>
           <w:ilvl w:val="0"/>
-          <w:numId w:val="1009"/>
+          <w:numId w:val="1010"/>
         </w:numPr>
       </w:pPr>
       <w:r>
@@ -2978,7 +3183,7 @@
         <w:pStyle w:val="Compact"/>
         <w:numPr>
           <w:ilvl w:val="0"/>
-          <w:numId w:val="1009"/>
+          <w:numId w:val="1010"/>
         </w:numPr>
       </w:pPr>
       <w:r>
@@ -3011,7 +3216,7 @@
         <w:pStyle w:val="Compact"/>
         <w:numPr>
           <w:ilvl w:val="0"/>
-          <w:numId w:val="1009"/>
+          <w:numId w:val="1010"/>
         </w:numPr>
       </w:pPr>
       <w:r>
@@ -3038,7 +3243,7 @@
         <w:pStyle w:val="Compact"/>
         <w:numPr>
           <w:ilvl w:val="0"/>
-          <w:numId w:val="1009"/>
+          <w:numId w:val="1010"/>
         </w:numPr>
       </w:pPr>
       <w:r>
@@ -3060,8 +3265,8 @@
         <w:t xml:space="preserve">unless the lockfile is stored as an object.</w:t>
       </w:r>
     </w:p>
-    <w:bookmarkEnd w:id="60"/>
-    <w:bookmarkStart w:id="61" w:name="X1fd98e5ab16eb469cea7d9bf5ea5aed4ec1563e"/>
+    <w:bookmarkEnd w:id="49"/>
+    <w:bookmarkStart w:id="50" w:name="X1fd98e5ab16eb469cea7d9bf5ea5aed4ec1563e"/>
     <w:p>
       <w:pPr>
         <w:pStyle w:val="Heading2"/>
@@ -3105,19 +3310,7 @@
         <w:t xml:space="preserve"> </w:t>
       </w:r>
       <w:r>
-        <w:t xml:space="preserve">SHOULD use named-output or record references when the intended meaning is</w:t>
-      </w:r>
-      <w:r>
-        <w:t xml:space="preserve"> </w:t>
-      </w:r>
-      <w:r>
-        <w:t xml:space="preserve">“the current valid output of this cell”</w:t>
-      </w:r>
-      <w:r>
-        <w:t xml:space="preserve"> </w:t>
-      </w:r>
-      <w:r>
-        <w:t xml:space="preserve">rather than a specific immutable object.</w:t>
+        <w:t xml:space="preserve">SHOULD use named-output or record references when the intended meaning is “the current valid output of this cell” rather than a specific immutable object.</w:t>
       </w:r>
     </w:p>
     <w:p>
@@ -3135,24 +3328,222 @@
         </w:pict>
       </w:r>
     </w:p>
+    <w:bookmarkEnd w:id="50"/>
+    <w:bookmarkEnd w:id="51"/>
+    <w:bookmarkStart w:id="67" w:name="terminology"/>
+    <w:p>
+      <w:pPr>
+        <w:pStyle w:val="Heading1"/>
+      </w:pPr>
+      <w:r>
+        <w:t xml:space="preserve">10. Terminology</w:t>
+      </w:r>
+    </w:p>
+    <w:bookmarkStart w:id="52" w:name="artifact"/>
+    <w:p>
+      <w:pPr>
+        <w:pStyle w:val="Heading2"/>
+      </w:pPr>
+      <w:r>
+        <w:t xml:space="preserve">Artifact</w:t>
+      </w:r>
+    </w:p>
+    <w:p>
+      <w:pPr>
+        <w:pStyle w:val="FirstParagraph"/>
+      </w:pPr>
+      <w:r>
+        <w:t xml:space="preserve">The complete self-contained Sol container.</w:t>
+      </w:r>
+    </w:p>
+    <w:bookmarkEnd w:id="52"/>
+    <w:bookmarkStart w:id="53" w:name="cell"/>
+    <w:p>
+      <w:pPr>
+        <w:pStyle w:val="Heading2"/>
+      </w:pPr>
+      <w:r>
+        <w:t xml:space="preserve">Cell</w:t>
+      </w:r>
+    </w:p>
+    <w:p>
+      <w:pPr>
+        <w:pStyle w:val="FirstParagraph"/>
+      </w:pPr>
+      <w:r>
+        <w:t xml:space="preserve">A typed unit of document structure or executable structure.</w:t>
+      </w:r>
+    </w:p>
+    <w:bookmarkEnd w:id="53"/>
+    <w:bookmarkStart w:id="54" w:name="anchor-cell"/>
+    <w:p>
+      <w:pPr>
+        <w:pStyle w:val="Heading2"/>
+      </w:pPr>
+      <w:r>
+        <w:t xml:space="preserve">Anchor cell</w:t>
+      </w:r>
+    </w:p>
+    <w:p>
+      <w:pPr>
+        <w:pStyle w:val="FirstParagraph"/>
+      </w:pPr>
+      <w:r>
+        <w:t xml:space="preserve">A cell that places a semantic record into narrative or rendered flow.</w:t>
+      </w:r>
+    </w:p>
+    <w:bookmarkEnd w:id="54"/>
+    <w:bookmarkStart w:id="55" w:name="display-cell"/>
+    <w:p>
+      <w:pPr>
+        <w:pStyle w:val="Heading2"/>
+      </w:pPr>
+      <w:r>
+        <w:t xml:space="preserve">Display cell</w:t>
+      </w:r>
+    </w:p>
+    <w:p>
+      <w:pPr>
+        <w:pStyle w:val="FirstParagraph"/>
+      </w:pPr>
+      <w:r>
+        <w:t xml:space="preserve">A cell that places an output or object into narrative or rendered flow.</w:t>
+      </w:r>
+    </w:p>
+    <w:bookmarkEnd w:id="55"/>
+    <w:bookmarkStart w:id="56" w:name="gate-cell"/>
+    <w:p>
+      <w:pPr>
+        <w:pStyle w:val="Heading2"/>
+      </w:pPr>
+      <w:r>
+        <w:t xml:space="preserve">Gate cell</w:t>
+      </w:r>
+    </w:p>
+    <w:p>
+      <w:pPr>
+        <w:pStyle w:val="FirstParagraph"/>
+      </w:pPr>
+      <w:r>
+        <w:t xml:space="preserve">A structural cell that routes execution according to a decision record.</w:t>
+      </w:r>
+    </w:p>
+    <w:bookmarkEnd w:id="56"/>
+    <w:bookmarkStart w:id="57" w:name="semantic-record"/>
+    <w:p>
+      <w:pPr>
+        <w:pStyle w:val="Heading2"/>
+      </w:pPr>
+      <w:r>
+        <w:t xml:space="preserve">Semantic record</w:t>
+      </w:r>
+    </w:p>
+    <w:p>
+      <w:pPr>
+        <w:pStyle w:val="FirstParagraph"/>
+      </w:pPr>
+      <w:r>
+        <w:t xml:space="preserve">A first-class artifact object representing a task, claim, evidence item, decision, proposal, review, failure, verification, or other semantic unit.</w:t>
+      </w:r>
+    </w:p>
+    <w:bookmarkEnd w:id="57"/>
+    <w:bookmarkStart w:id="58" w:name="execution-structure"/>
+    <w:p>
+      <w:pPr>
+        <w:pStyle w:val="Heading2"/>
+      </w:pPr>
+      <w:r>
+        <w:t xml:space="preserve">Execution structure</w:t>
+      </w:r>
+    </w:p>
+    <w:p>
+      <w:pPr>
+        <w:pStyle w:val="FirstParagraph"/>
+      </w:pPr>
+      <w:r>
+        <w:t xml:space="preserve">The visible structure that determines valid execution. This may be linear or graph-shaped.</w:t>
+      </w:r>
+    </w:p>
+    <w:bookmarkEnd w:id="58"/>
+    <w:bookmarkStart w:id="59" w:name="actor"/>
+    <w:p>
+      <w:pPr>
+        <w:pStyle w:val="Heading2"/>
+      </w:pPr>
+      <w:r>
+        <w:t xml:space="preserve">Actor</w:t>
+      </w:r>
+    </w:p>
+    <w:p>
+      <w:pPr>
+        <w:pStyle w:val="FirstParagraph"/>
+      </w:pPr>
+      <w:r>
+        <w:t xml:space="preserve">A human, agent, tool, service, or system that performs an action recorded in the artifact.</w:t>
+      </w:r>
+    </w:p>
+    <w:bookmarkEnd w:id="59"/>
+    <w:bookmarkStart w:id="60" w:name="run"/>
+    <w:p>
+      <w:pPr>
+        <w:pStyle w:val="Heading2"/>
+      </w:pPr>
+      <w:r>
+        <w:t xml:space="preserve">Run</w:t>
+      </w:r>
+    </w:p>
+    <w:p>
+      <w:pPr>
+        <w:pStyle w:val="FirstParagraph"/>
+      </w:pPr>
+      <w:r>
+        <w:t xml:space="preserve">An attempt to execute one or more cells under a specific artifact state and runtime manifest.</w:t>
+      </w:r>
+    </w:p>
+    <w:bookmarkEnd w:id="60"/>
+    <w:bookmarkStart w:id="61" w:name="failure-record"/>
+    <w:p>
+      <w:pPr>
+        <w:pStyle w:val="Heading2"/>
+      </w:pPr>
+      <w:r>
+        <w:t xml:space="preserve">Failure record</w:t>
+      </w:r>
+    </w:p>
+    <w:p>
+      <w:pPr>
+        <w:pStyle w:val="FirstParagraph"/>
+      </w:pPr>
+      <w:r>
+        <w:t xml:space="preserve">A committed record of an attempted run or operation that failed.</w:t>
+      </w:r>
+    </w:p>
     <w:bookmarkEnd w:id="61"/>
+    <w:bookmarkStart w:id="62" w:name="verification-record"/>
+    <w:p>
+      <w:pPr>
+        <w:pStyle w:val="Heading2"/>
+      </w:pPr>
+      <w:r>
+        <w:t xml:space="preserve">Verification record</w:t>
+      </w:r>
+    </w:p>
+    <w:p>
+      <w:pPr>
+        <w:pStyle w:val="FirstParagraph"/>
+      </w:pPr>
+      <w:r>
+        <w:t xml:space="preserve">A committed record that verifies, refutes, reruns, checks, signs, or otherwise evaluates another artifact object.</w:t>
+      </w:r>
+    </w:p>
     <w:bookmarkEnd w:id="62"/>
-    <w:bookmarkStart w:id="78" w:name="terminology"/>
-    <w:p>
-      <w:pPr>
-        <w:pStyle w:val="Heading1"/>
-      </w:pPr>
-      <w:r>
-        <w:t xml:space="preserve">10. Terminology</w:t>
-      </w:r>
-    </w:p>
-    <w:bookmarkStart w:id="63" w:name="artifact"/>
+    <w:bookmarkStart w:id="63" w:name="commit"/>
     <w:p>
       <w:pPr>
         <w:pStyle w:val="Heading2"/>
       </w:pPr>
       <w:r>
-        <w:t xml:space="preserve">Artifact</w:t>
+        <w:t xml:space="preserve">Commit</w:t>
       </w:r>
     </w:p>
     <w:p>
@@ -3160,17 +3551,17 @@
         <w:pStyle w:val="FirstParagraph"/>
       </w:pPr>
       <w:r>
-        <w:t xml:space="preserve">The complete self-contained Sol container.</w:t>
+        <w:t xml:space="preserve">An immutable artifact history checkpoint.</w:t>
       </w:r>
     </w:p>
     <w:bookmarkEnd w:id="63"/>
-    <w:bookmarkStart w:id="64" w:name="cell"/>
+    <w:bookmarkStart w:id="64" w:name="branch"/>
     <w:p>
       <w:pPr>
         <w:pStyle w:val="Heading2"/>
       </w:pPr>
       <w:r>
-        <w:t xml:space="preserve">Cell</w:t>
+        <w:t xml:space="preserve">Branch</w:t>
       </w:r>
     </w:p>
     <w:p>
@@ -3178,17 +3569,17 @@
         <w:pStyle w:val="FirstParagraph"/>
       </w:pPr>
       <w:r>
-        <w:t xml:space="preserve">A typed unit of document structure or executable structure.</w:t>
+        <w:t xml:space="preserve">An alternate artifact history.</w:t>
       </w:r>
     </w:p>
     <w:bookmarkEnd w:id="64"/>
-    <w:bookmarkStart w:id="65" w:name="anchor-cell"/>
+    <w:bookmarkStart w:id="65" w:name="object-store"/>
     <w:p>
       <w:pPr>
         <w:pStyle w:val="Heading2"/>
       </w:pPr>
       <w:r>
-        <w:t xml:space="preserve">Anchor cell</w:t>
+        <w:t xml:space="preserve">Object store</w:t>
       </w:r>
     </w:p>
     <w:p>
@@ -3196,209 +3587,11 @@
         <w:pStyle w:val="FirstParagraph"/>
       </w:pPr>
       <w:r>
-        <w:t xml:space="preserve">A cell that places a semantic record into narrative or rendered flow.</w:t>
+        <w:t xml:space="preserve">The internal content-addressed store for outputs and large artifacts.</w:t>
       </w:r>
     </w:p>
     <w:bookmarkEnd w:id="65"/>
-    <w:bookmarkStart w:id="66" w:name="display-cell"/>
-    <w:p>
-      <w:pPr>
-        <w:pStyle w:val="Heading2"/>
-      </w:pPr>
-      <w:r>
-        <w:t xml:space="preserve">Display cell</w:t>
-      </w:r>
-    </w:p>
-    <w:p>
-      <w:pPr>
-        <w:pStyle w:val="FirstParagraph"/>
-      </w:pPr>
-      <w:r>
-        <w:t xml:space="preserve">A cell that places an output or object into narrative or rendered flow.</w:t>
-      </w:r>
-    </w:p>
-    <w:bookmarkEnd w:id="66"/>
-    <w:bookmarkStart w:id="67" w:name="gate-cell"/>
-    <w:p>
-      <w:pPr>
-        <w:pStyle w:val="Heading2"/>
-      </w:pPr>
-      <w:r>
-        <w:t xml:space="preserve">Gate cell</w:t>
-      </w:r>
-    </w:p>
-    <w:p>
-      <w:pPr>
-        <w:pStyle w:val="FirstParagraph"/>
-      </w:pPr>
-      <w:r>
-        <w:t xml:space="preserve">A structural cell that routes execution according to a decision record.</w:t>
-      </w:r>
-    </w:p>
-    <w:bookmarkEnd w:id="67"/>
-    <w:bookmarkStart w:id="68" w:name="semantic-record"/>
-    <w:p>
-      <w:pPr>
-        <w:pStyle w:val="Heading2"/>
-      </w:pPr>
-      <w:r>
-        <w:t xml:space="preserve">Semantic record</w:t>
-      </w:r>
-    </w:p>
-    <w:p>
-      <w:pPr>
-        <w:pStyle w:val="FirstParagraph"/>
-      </w:pPr>
-      <w:r>
-        <w:t xml:space="preserve">A first-class artifact object representing a task, claim, evidence item, decision, proposal, review, failure, verification, or other semantic unit.</w:t>
-      </w:r>
-    </w:p>
-    <w:bookmarkEnd w:id="68"/>
-    <w:bookmarkStart w:id="69" w:name="execution-structure"/>
-    <w:p>
-      <w:pPr>
-        <w:pStyle w:val="Heading2"/>
-      </w:pPr>
-      <w:r>
-        <w:t xml:space="preserve">Execution structure</w:t>
-      </w:r>
-    </w:p>
-    <w:p>
-      <w:pPr>
-        <w:pStyle w:val="FirstParagraph"/>
-      </w:pPr>
-      <w:r>
-        <w:t xml:space="preserve">The visible structure that determines valid execution. This may be linear or graph-shaped.</w:t>
-      </w:r>
-    </w:p>
-    <w:bookmarkEnd w:id="69"/>
-    <w:bookmarkStart w:id="70" w:name="actor"/>
-    <w:p>
-      <w:pPr>
-        <w:pStyle w:val="Heading2"/>
-      </w:pPr>
-      <w:r>
-        <w:t xml:space="preserve">Actor</w:t>
-      </w:r>
-    </w:p>
-    <w:p>
-      <w:pPr>
-        <w:pStyle w:val="FirstParagraph"/>
-      </w:pPr>
-      <w:r>
-        <w:t xml:space="preserve">A human, agent, tool, service, or system that performs an action recorded in the artifact.</w:t>
-      </w:r>
-    </w:p>
-    <w:bookmarkEnd w:id="70"/>
-    <w:bookmarkStart w:id="71" w:name="run"/>
-    <w:p>
-      <w:pPr>
-        <w:pStyle w:val="Heading2"/>
-      </w:pPr>
-      <w:r>
-        <w:t xml:space="preserve">Run</w:t>
-      </w:r>
-    </w:p>
-    <w:p>
-      <w:pPr>
-        <w:pStyle w:val="FirstParagraph"/>
-      </w:pPr>
-      <w:r>
-        <w:t xml:space="preserve">An attempt to execute one or more cells under a specific artifact state and runtime manifest.</w:t>
-      </w:r>
-    </w:p>
-    <w:bookmarkEnd w:id="71"/>
-    <w:bookmarkStart w:id="72" w:name="failure-record"/>
-    <w:p>
-      <w:pPr>
-        <w:pStyle w:val="Heading2"/>
-      </w:pPr>
-      <w:r>
-        <w:t xml:space="preserve">Failure record</w:t>
-      </w:r>
-    </w:p>
-    <w:p>
-      <w:pPr>
-        <w:pStyle w:val="FirstParagraph"/>
-      </w:pPr>
-      <w:r>
-        <w:t xml:space="preserve">A committed record of an attempted run or operation that failed.</w:t>
-      </w:r>
-    </w:p>
-    <w:bookmarkEnd w:id="72"/>
-    <w:bookmarkStart w:id="73" w:name="verification-record"/>
-    <w:p>
-      <w:pPr>
-        <w:pStyle w:val="Heading2"/>
-      </w:pPr>
-      <w:r>
-        <w:t xml:space="preserve">Verification record</w:t>
-      </w:r>
-    </w:p>
-    <w:p>
-      <w:pPr>
-        <w:pStyle w:val="FirstParagraph"/>
-      </w:pPr>
-      <w:r>
-        <w:t xml:space="preserve">A committed record that verifies, refutes, reruns, checks, signs, or otherwise evaluates another artifact object.</w:t>
-      </w:r>
-    </w:p>
-    <w:bookmarkEnd w:id="73"/>
-    <w:bookmarkStart w:id="74" w:name="commit"/>
-    <w:p>
-      <w:pPr>
-        <w:pStyle w:val="Heading2"/>
-      </w:pPr>
-      <w:r>
-        <w:t xml:space="preserve">Commit</w:t>
-      </w:r>
-    </w:p>
-    <w:p>
-      <w:pPr>
-        <w:pStyle w:val="FirstParagraph"/>
-      </w:pPr>
-      <w:r>
-        <w:t xml:space="preserve">An immutable artifact history checkpoint.</w:t>
-      </w:r>
-    </w:p>
-    <w:bookmarkEnd w:id="74"/>
-    <w:bookmarkStart w:id="75" w:name="branch"/>
-    <w:p>
-      <w:pPr>
-        <w:pStyle w:val="Heading2"/>
-      </w:pPr>
-      <w:r>
-        <w:t xml:space="preserve">Branch</w:t>
-      </w:r>
-    </w:p>
-    <w:p>
-      <w:pPr>
-        <w:pStyle w:val="FirstParagraph"/>
-      </w:pPr>
-      <w:r>
-        <w:t xml:space="preserve">An alternate artifact history.</w:t>
-      </w:r>
-    </w:p>
-    <w:bookmarkEnd w:id="75"/>
-    <w:bookmarkStart w:id="76" w:name="object-store"/>
-    <w:p>
-      <w:pPr>
-        <w:pStyle w:val="Heading2"/>
-      </w:pPr>
-      <w:r>
-        <w:t xml:space="preserve">Object store</w:t>
-      </w:r>
-    </w:p>
-    <w:p>
-      <w:pPr>
-        <w:pStyle w:val="FirstParagraph"/>
-      </w:pPr>
-      <w:r>
-        <w:t xml:space="preserve">The internal content-addressed store for outputs and large artifacts.</w:t>
-      </w:r>
-    </w:p>
-    <w:bookmarkEnd w:id="76"/>
-    <w:bookmarkStart w:id="77" w:name="rendered-view"/>
+    <w:bookmarkStart w:id="66" w:name="rendered-view"/>
     <w:p>
       <w:pPr>
         <w:pStyle w:val="Heading2"/>
@@ -3422,9 +3615,9 @@
         </w:pict>
       </w:r>
     </w:p>
-    <w:bookmarkEnd w:id="77"/>
-    <w:bookmarkEnd w:id="78"/>
-    <w:bookmarkStart w:id="84" w:name="bounded-read-model"/>
+    <w:bookmarkEnd w:id="66"/>
+    <w:bookmarkEnd w:id="67"/>
+    <w:bookmarkStart w:id="73" w:name="bounded-read-model"/>
     <w:p>
       <w:pPr>
         <w:pStyle w:val="Heading1"/>
@@ -3441,7 +3634,7 @@
         <w:t xml:space="preserve">A Sol artifact SHOULD be readable in increasing cost layers.</w:t>
       </w:r>
     </w:p>
-    <w:bookmarkStart w:id="79" w:name="level-0-manifest"/>
+    <w:bookmarkStart w:id="68" w:name="level-0-manifest"/>
     <w:p>
       <w:pPr>
         <w:pStyle w:val="Heading2"/>
@@ -3458,8 +3651,8 @@
         <w:t xml:space="preserve">Artifact identity, version, required features, runtime declarations, security policy, and packaging metadata.</w:t>
       </w:r>
     </w:p>
-    <w:bookmarkEnd w:id="79"/>
-    <w:bookmarkStart w:id="80" w:name="level-1-execution-skeleton"/>
+    <w:bookmarkEnd w:id="68"/>
+    <w:bookmarkStart w:id="69" w:name="level-1-execution-skeleton"/>
     <w:p>
       <w:pPr>
         <w:pStyle w:val="Heading2"/>
@@ -3476,8 +3669,8 @@
         <w:t xml:space="preserve">Cell IDs, cell types, ordering or graph edges, branch heads, commit heads, staleness state, and object references.</w:t>
       </w:r>
     </w:p>
-    <w:bookmarkEnd w:id="80"/>
-    <w:bookmarkStart w:id="81" w:name="level-2-structured-summaries"/>
+    <w:bookmarkEnd w:id="69"/>
+    <w:bookmarkStart w:id="70" w:name="level-2-structured-summaries"/>
     <w:p>
       <w:pPr>
         <w:pStyle w:val="Heading2"/>
@@ -3494,8 +3687,8 @@
         <w:t xml:space="preserve">Cell summaries, semantic-record summaries, actor records, proposal states, evidence indexes, decision indexes, run summaries, failure summaries, diagnostic summaries, and machine-summary metadata.</w:t>
       </w:r>
     </w:p>
-    <w:bookmarkEnd w:id="81"/>
-    <w:bookmarkStart w:id="82" w:name="level-3-full-sources-and-records"/>
+    <w:bookmarkEnd w:id="70"/>
+    <w:bookmarkStart w:id="71" w:name="level-3-full-sources-and-records"/>
     <w:p>
       <w:pPr>
         <w:pStyle w:val="Heading2"/>
@@ -3512,8 +3705,8 @@
         <w:t xml:space="preserve">Complete cell source, prose, code, configuration, and full semantic-record bodies.</w:t>
       </w:r>
     </w:p>
-    <w:bookmarkEnd w:id="82"/>
-    <w:bookmarkStart w:id="83" w:name="level-4-object-payloads"/>
+    <w:bookmarkEnd w:id="71"/>
+    <w:bookmarkStart w:id="72" w:name="level-4-object-payloads"/>
     <w:p>
       <w:pPr>
         <w:pStyle w:val="Heading2"/>
@@ -3545,9 +3738,9 @@
         </w:pict>
       </w:r>
     </w:p>
-    <w:bookmarkEnd w:id="83"/>
-    <w:bookmarkEnd w:id="84"/>
-    <w:bookmarkStart w:id="92" w:name="conformance-levels"/>
+    <w:bookmarkEnd w:id="72"/>
+    <w:bookmarkEnd w:id="73"/>
+    <w:bookmarkStart w:id="81" w:name="conformance-levels"/>
     <w:p>
       <w:pPr>
         <w:pStyle w:val="Heading1"/>
@@ -3556,7 +3749,7 @@
         <w:t xml:space="preserve">12. Conformance Levels</w:t>
       </w:r>
     </w:p>
-    <w:bookmarkStart w:id="85" w:name="reader"/>
+    <w:bookmarkStart w:id="74" w:name="reader"/>
     <w:p>
       <w:pPr>
         <w:pStyle w:val="Heading2"/>
@@ -3573,8 +3766,8 @@
         <w:t xml:space="preserve">A Reader can open an artifact, inspect the manifest, list cells, inspect structural indexes, and read history metadata without executing code.</w:t>
       </w:r>
     </w:p>
-    <w:bookmarkEnd w:id="85"/>
-    <w:bookmarkStart w:id="86" w:name="validator"/>
+    <w:bookmarkEnd w:id="74"/>
+    <w:bookmarkStart w:id="75" w:name="validator"/>
     <w:p>
       <w:pPr>
         <w:pStyle w:val="Heading2"/>
@@ -3591,8 +3784,8 @@
         <w:t xml:space="preserve">A Validator can validate schema, execution structure, commit ancestry, object references, digests, hashes, provenance, actor records, semantic-record dependencies, status transitions, authorization policy, and stale status.</w:t>
       </w:r>
     </w:p>
-    <w:bookmarkEnd w:id="86"/>
-    <w:bookmarkStart w:id="87" w:name="machine-consumer"/>
+    <w:bookmarkEnd w:id="75"/>
+    <w:bookmarkStart w:id="76" w:name="machine-consumer"/>
     <w:p>
       <w:pPr>
         <w:pStyle w:val="Heading2"/>
@@ -3609,8 +3802,8 @@
         <w:t xml:space="preserve">A Machine Consumer can read structured summaries, semantic records, actor records, run records, failure records, and verification records without parsing rendered views.</w:t>
       </w:r>
     </w:p>
-    <w:bookmarkEnd w:id="87"/>
-    <w:bookmarkStart w:id="88" w:name="renderer"/>
+    <w:bookmarkEnd w:id="76"/>
+    <w:bookmarkStart w:id="77" w:name="renderer"/>
     <w:p>
       <w:pPr>
         <w:pStyle w:val="Heading2"/>
@@ -3646,8 +3839,8 @@
         <w:t xml:space="preserve">sol:render/machine_summary</w:t>
       </w:r>
     </w:p>
-    <w:bookmarkEnd w:id="88"/>
-    <w:bookmarkStart w:id="89" w:name="executor"/>
+    <w:bookmarkEnd w:id="77"/>
+    <w:bookmarkStart w:id="78" w:name="executor"/>
     <w:p>
       <w:pPr>
         <w:pStyle w:val="Heading2"/>
@@ -3664,8 +3857,8 @@
         <w:t xml:space="preserve">An Executor can run cells according to visible execution structure and commit run records, outputs, provenance, and failure records.</w:t>
       </w:r>
     </w:p>
-    <w:bookmarkEnd w:id="89"/>
-    <w:bookmarkStart w:id="90" w:name="editor"/>
+    <w:bookmarkEnd w:id="78"/>
+    <w:bookmarkStart w:id="79" w:name="editor"/>
     <w:p>
       <w:pPr>
         <w:pStyle w:val="Heading2"/>
@@ -3682,8 +3875,8 @@
         <w:t xml:space="preserve">An Editor can modify cells, reorder cells, create commits, manage branches, and produce structured diffs.</w:t>
       </w:r>
     </w:p>
-    <w:bookmarkEnd w:id="90"/>
-    <w:bookmarkStart w:id="91" w:name="server"/>
+    <w:bookmarkEnd w:id="79"/>
+    <w:bookmarkStart w:id="80" w:name="server"/>
     <w:p>
       <w:pPr>
         <w:pStyle w:val="Heading2"/>
@@ -3707,9 +3900,9 @@
         </w:pict>
       </w:r>
     </w:p>
-    <w:bookmarkEnd w:id="91"/>
-    <w:bookmarkEnd w:id="92"/>
-    <w:bookmarkStart w:id="93" w:name="artifact-structure"/>
+    <w:bookmarkEnd w:id="80"/>
+    <w:bookmarkEnd w:id="81"/>
+    <w:bookmarkStart w:id="82" w:name="artifact-structure"/>
     <w:p>
       <w:pPr>
         <w:pStyle w:val="Heading1"/>
@@ -3980,7 +4173,7 @@
         <w:pStyle w:val="Compact"/>
         <w:numPr>
           <w:ilvl w:val="0"/>
-          <w:numId w:val="1010"/>
+          <w:numId w:val="1011"/>
         </w:numPr>
       </w:pPr>
       <w:r>
@@ -3992,7 +4185,7 @@
         <w:pStyle w:val="Compact"/>
         <w:numPr>
           <w:ilvl w:val="0"/>
-          <w:numId w:val="1010"/>
+          <w:numId w:val="1011"/>
         </w:numPr>
       </w:pPr>
       <w:r>
@@ -4004,7 +4197,7 @@
         <w:pStyle w:val="Compact"/>
         <w:numPr>
           <w:ilvl w:val="0"/>
-          <w:numId w:val="1010"/>
+          <w:numId w:val="1011"/>
         </w:numPr>
       </w:pPr>
       <w:r>
@@ -4016,7 +4209,7 @@
         <w:pStyle w:val="Compact"/>
         <w:numPr>
           <w:ilvl w:val="0"/>
-          <w:numId w:val="1010"/>
+          <w:numId w:val="1011"/>
         </w:numPr>
       </w:pPr>
       <w:r>
@@ -4028,7 +4221,7 @@
         <w:pStyle w:val="Compact"/>
         <w:numPr>
           <w:ilvl w:val="0"/>
-          <w:numId w:val="1010"/>
+          <w:numId w:val="1011"/>
         </w:numPr>
       </w:pPr>
       <w:r>
@@ -4040,7 +4233,7 @@
         <w:pStyle w:val="Compact"/>
         <w:numPr>
           <w:ilvl w:val="0"/>
-          <w:numId w:val="1010"/>
+          <w:numId w:val="1011"/>
         </w:numPr>
       </w:pPr>
       <w:r>
@@ -4054,8 +4247,8 @@
         </w:pict>
       </w:r>
     </w:p>
-    <w:bookmarkEnd w:id="93"/>
-    <w:bookmarkStart w:id="100" w:name="container-requirements"/>
+    <w:bookmarkEnd w:id="82"/>
+    <w:bookmarkStart w:id="89" w:name="container-requirements"/>
     <w:p>
       <w:pPr>
         <w:pStyle w:val="Heading1"/>
@@ -4072,7 +4265,7 @@
         <w:t xml:space="preserve">Sol v0.1 does not mandate a single container, but the container MUST satisfy these requirements.</w:t>
       </w:r>
     </w:p>
-    <w:bookmarkStart w:id="94" w:name="req-014.1-bounded-manifest-read"/>
+    <w:bookmarkStart w:id="83" w:name="req-014.1-bounded-manifest-read"/>
     <w:p>
       <w:pPr>
         <w:pStyle w:val="Heading2"/>
@@ -4089,8 +4282,8 @@
         <w:t xml:space="preserve">A reader MUST be able to read the manifest without scanning all object payloads.</w:t>
       </w:r>
     </w:p>
-    <w:bookmarkEnd w:id="94"/>
-    <w:bookmarkStart w:id="95" w:name="req-014.2-structural-index-read"/>
+    <w:bookmarkEnd w:id="83"/>
+    <w:bookmarkStart w:id="84" w:name="req-014.2-structural-index-read"/>
     <w:p>
       <w:pPr>
         <w:pStyle w:val="Heading2"/>
@@ -4107,8 +4300,8 @@
         <w:t xml:space="preserve">A reader MUST be able to read the execution skeleton and structured indexes without retrieving full object payloads.</w:t>
       </w:r>
     </w:p>
-    <w:bookmarkEnd w:id="95"/>
-    <w:bookmarkStart w:id="96" w:name="req-014.3-random-object-access"/>
+    <w:bookmarkEnd w:id="84"/>
+    <w:bookmarkStart w:id="85" w:name="req-014.3-random-object-access"/>
     <w:p>
       <w:pPr>
         <w:pStyle w:val="Heading2"/>
@@ -4125,8 +4318,8 @@
         <w:t xml:space="preserve">A reader SHOULD be able to retrieve object metadata and individual object payloads without unpacking the full artifact.</w:t>
       </w:r>
     </w:p>
-    <w:bookmarkEnd w:id="96"/>
-    <w:bookmarkStart w:id="97" w:name="req-014.4-integrity-verification"/>
+    <w:bookmarkEnd w:id="85"/>
+    <w:bookmarkStart w:id="86" w:name="req-014.4-integrity-verification"/>
     <w:p>
       <w:pPr>
         <w:pStyle w:val="Heading2"/>
@@ -4143,8 +4336,8 @@
         <w:t xml:space="preserve">A reader MUST be able to verify manifest, index, and object integrity through declared hashes or signatures.</w:t>
       </w:r>
     </w:p>
-    <w:bookmarkEnd w:id="97"/>
-    <w:bookmarkStart w:id="98" w:name="req-014.5-progressive-loading"/>
+    <w:bookmarkEnd w:id="86"/>
+    <w:bookmarkStart w:id="87" w:name="req-014.5-progressive-loading"/>
     <w:p>
       <w:pPr>
         <w:pStyle w:val="Heading2"/>
@@ -4161,14 +4354,14 @@
         <w:t xml:space="preserve">A remote artifact SHOULD support progressive loading over range-capable storage.</w:t>
       </w:r>
     </w:p>
-    <w:bookmarkEnd w:id="98"/>
-    <w:bookmarkStart w:id="99" w:name="container-guidance"/>
+    <w:bookmarkEnd w:id="87"/>
+    <w:bookmarkStart w:id="88" w:name="reference-container"/>
     <w:p>
       <w:pPr>
         <w:pStyle w:val="Heading2"/>
       </w:pPr>
       <w:r>
-        <w:t xml:space="preserve">14.6 Container guidance</w:t>
+        <w:t xml:space="preserve">14.6 Reference container</w:t>
       </w:r>
     </w:p>
     <w:p>
@@ -4176,7 +4369,43 @@
         <w:pStyle w:val="FirstParagraph"/>
       </w:pPr>
       <w:r>
-        <w:t xml:space="preserve">The reference implementation SHOULD prefer a container with native random access, such as an embedded database or indexed package layout.</w:t>
+        <w:t xml:space="preserve">The v0.1 reference container is a single-file ZIP archive (</w:t>
+      </w:r>
+      <w:r>
+        <w:rPr>
+          <w:rStyle w:val="VerbatimChar"/>
+        </w:rPr>
+        <w:t xml:space="preserve">.solnb</w:t>
+      </w:r>
+      <w:r>
+        <w:t xml:space="preserve">, media type</w:t>
+      </w:r>
+      <w:r>
+        <w:t xml:space="preserve"> </w:t>
+      </w:r>
+      <w:r>
+        <w:rPr>
+          <w:rStyle w:val="VerbatimChar"/>
+        </w:rPr>
+        <w:t xml:space="preserve">application/vnd.sol.notebook</w:t>
+      </w:r>
+      <w:r>
+        <w:t xml:space="preserve">) with STORED (uncompressed) entries whose internal layout is identical to the exploded</w:t>
+      </w:r>
+      <w:r>
+        <w:t xml:space="preserve"> </w:t>
+      </w:r>
+      <w:r>
+        <w:rPr>
+          <w:rStyle w:val="VerbatimChar"/>
+        </w:rPr>
+        <w:t xml:space="preserve">artifact.sol.d/</w:t>
+      </w:r>
+      <w:r>
+        <w:t xml:space="preserve"> </w:t>
+      </w:r>
+      <w:r>
+        <w:t xml:space="preserve">representation (§56).</w:t>
       </w:r>
     </w:p>
     <w:p>
@@ -4184,7 +4413,23 @@
         <w:pStyle w:val="BodyText"/>
       </w:pPr>
       <w:r>
-        <w:t xml:space="preserve">A stream-oriented container is acceptable only if paired with an index sufficient to satisfy bounded reads and random object access.</w:t>
+        <w:t xml:space="preserve">The ZIP central directory serves as the structural index: manifest and index reads, and random object access, are bounded without scanning object payloads (REQ-014.1, REQ-014.2, REQ-014.3).</w:t>
+      </w:r>
+    </w:p>
+    <w:p>
+      <w:pPr>
+        <w:pStyle w:val="BodyText"/>
+      </w:pPr>
+      <w:r>
+        <w:t xml:space="preserve">Objects are already compressed per §43 (registered codecs), so container-level compression is redundant; STORED entries keep byte-exact integrity verification and random access simple. Container-level compression is a post-v0.1 candidate.</w:t>
+      </w:r>
+    </w:p>
+    <w:p>
+      <w:pPr>
+        <w:pStyle w:val="BodyText"/>
+      </w:pPr>
+      <w:r>
+        <w:t xml:space="preserve">The exploded directory remains the non-normative debug representation (§56). A non-reference implementation MAY use another container only if it satisfies REQ-014.1 through REQ-014.5.</w:t>
       </w:r>
     </w:p>
     <w:p>
@@ -4194,9 +4439,9 @@
         </w:pict>
       </w:r>
     </w:p>
-    <w:bookmarkEnd w:id="99"/>
-    <w:bookmarkEnd w:id="100"/>
-    <w:bookmarkStart w:id="101" w:name="runtime-manifest"/>
+    <w:bookmarkEnd w:id="88"/>
+    <w:bookmarkEnd w:id="89"/>
+    <w:bookmarkStart w:id="90" w:name="runtime-manifest"/>
     <w:p>
       <w:pPr>
         <w:pStyle w:val="Heading1"/>
@@ -4922,6 +5167,72 @@
         <w:rPr>
           <w:rStyle w:val="FunctionTok"/>
         </w:rPr>
+        <w:t xml:space="preserve">kernel</w:t>
+      </w:r>
+      <w:r>
+        <w:rPr>
+          <w:rStyle w:val="KeywordTok"/>
+        </w:rPr>
+        <w:t xml:space="preserve">:</w:t>
+      </w:r>
+      <w:r>
+        <w:rPr>
+          <w:rStyle w:val="AttributeTok"/>
+        </w:rPr>
+        <w:t xml:space="preserve"> </w:t>
+      </w:r>
+      <w:r>
+        <w:rPr>
+          <w:rStyle w:val="StringTok"/>
+        </w:rPr>
+        <w:t xml:space="preserve">"python"</w:t>
+      </w:r>
+      <w:r>
+        <w:br/>
+      </w:r>
+      <w:r>
+        <w:rPr>
+          <w:rStyle w:val="AttributeTok"/>
+        </w:rPr>
+        <w:t xml:space="preserve">  </w:t>
+      </w:r>
+      <w:r>
+        <w:rPr>
+          <w:rStyle w:val="FunctionTok"/>
+        </w:rPr>
+        <w:t xml:space="preserve">kernel_version</w:t>
+      </w:r>
+      <w:r>
+        <w:rPr>
+          <w:rStyle w:val="KeywordTok"/>
+        </w:rPr>
+        <w:t xml:space="preserve">:</w:t>
+      </w:r>
+      <w:r>
+        <w:rPr>
+          <w:rStyle w:val="AttributeTok"/>
+        </w:rPr>
+        <w:t xml:space="preserve"> </w:t>
+      </w:r>
+      <w:r>
+        <w:rPr>
+          <w:rStyle w:val="StringTok"/>
+        </w:rPr>
+        <w:t xml:space="preserve">"3.12"</w:t>
+      </w:r>
+      <w:r>
+        <w:br/>
+      </w:r>
+      <w:r>
+        <w:rPr>
+          <w:rStyle w:val="AttributeTok"/>
+        </w:rPr>
+        <w:t xml:space="preserve">  </w:t>
+      </w:r>
+      <w:r>
+        <w:rPr>
+          <w:rStyle w:val="FunctionTok"/>
+        </w:rPr>
         <w:t xml:space="preserve">container_ref</w:t>
       </w:r>
       <w:r>
@@ -5453,6 +5764,150 @@
     <w:p>
       <w:pPr>
         <w:pStyle w:val="FirstParagraph"/>
+      </w:pPr>
+      <w:r>
+        <w:t xml:space="preserve">The</w:t>
+      </w:r>
+      <w:r>
+        <w:t xml:space="preserve"> </w:t>
+      </w:r>
+      <w:r>
+        <w:rPr>
+          <w:rStyle w:val="VerbatimChar"/>
+        </w:rPr>
+        <w:t xml:space="preserve">environment</w:t>
+      </w:r>
+      <w:r>
+        <w:t xml:space="preserve"> </w:t>
+      </w:r>
+      <w:r>
+        <w:t xml:space="preserve">block is required. It MUST contain:</w:t>
+      </w:r>
+    </w:p>
+    <w:p>
+      <w:pPr>
+        <w:pStyle w:val="Compact"/>
+        <w:numPr>
+          <w:ilvl w:val="0"/>
+          <w:numId w:val="1012"/>
+        </w:numPr>
+      </w:pPr>
+      <w:r>
+        <w:rPr>
+          <w:rStyle w:val="VerbatimChar"/>
+        </w:rPr>
+        <w:t xml:space="preserve">environment_id</w:t>
+      </w:r>
+      <w:r>
+        <w:t xml:space="preserve"> </w:t>
+      </w:r>
+      <w:r>
+        <w:t xml:space="preserve">— stable environment identifier.</w:t>
+      </w:r>
+    </w:p>
+    <w:p>
+      <w:pPr>
+        <w:pStyle w:val="Compact"/>
+        <w:numPr>
+          <w:ilvl w:val="0"/>
+          <w:numId w:val="1012"/>
+        </w:numPr>
+      </w:pPr>
+      <w:r>
+        <w:rPr>
+          <w:rStyle w:val="VerbatimChar"/>
+        </w:rPr>
+        <w:t xml:space="preserve">package_manifest</w:t>
+      </w:r>
+      <w:r>
+        <w:t xml:space="preserve"> </w:t>
+      </w:r>
+      <w:r>
+        <w:t xml:space="preserve">— digest of the resolved package manifest (lockfile pin).</w:t>
+      </w:r>
+    </w:p>
+    <w:p>
+      <w:pPr>
+        <w:pStyle w:val="Compact"/>
+        <w:numPr>
+          <w:ilvl w:val="0"/>
+          <w:numId w:val="1012"/>
+        </w:numPr>
+      </w:pPr>
+      <w:r>
+        <w:rPr>
+          <w:rStyle w:val="VerbatimChar"/>
+        </w:rPr>
+        <w:t xml:space="preserve">kernel</w:t>
+      </w:r>
+      <w:r>
+        <w:t xml:space="preserve"> </w:t>
+      </w:r>
+      <w:r>
+        <w:t xml:space="preserve">and</w:t>
+      </w:r>
+      <w:r>
+        <w:t xml:space="preserve"> </w:t>
+      </w:r>
+      <w:r>
+        <w:rPr>
+          <w:rStyle w:val="VerbatimChar"/>
+        </w:rPr>
+        <w:t xml:space="preserve">kernel_version</w:t>
+      </w:r>
+      <w:r>
+        <w:t xml:space="preserve"> </w:t>
+      </w:r>
+      <w:r>
+        <w:t xml:space="preserve">— required for artifacts containing code cells.</w:t>
+      </w:r>
+    </w:p>
+    <w:p>
+      <w:pPr>
+        <w:pStyle w:val="FirstParagraph"/>
+      </w:pPr>
+      <w:r>
+        <w:t xml:space="preserve">It SHOULD contain</w:t>
+      </w:r>
+      <w:r>
+        <w:t xml:space="preserve"> </w:t>
+      </w:r>
+      <w:r>
+        <w:rPr>
+          <w:rStyle w:val="VerbatimChar"/>
+        </w:rPr>
+        <w:t xml:space="preserve">sbom_ref</w:t>
+      </w:r>
+      <w:r>
+        <w:t xml:space="preserve">, an object reference to an SBOM (§45).</w:t>
+      </w:r>
+    </w:p>
+    <w:p>
+      <w:pPr>
+        <w:pStyle w:val="BodyText"/>
+      </w:pPr>
+      <w:r>
+        <w:t xml:space="preserve">Run records reference</w:t>
+      </w:r>
+      <w:r>
+        <w:t xml:space="preserve"> </w:t>
+      </w:r>
+      <w:r>
+        <w:rPr>
+          <w:rStyle w:val="VerbatimChar"/>
+        </w:rPr>
+        <w:t xml:space="preserve">environment_id</w:t>
+      </w:r>
+      <w:r>
+        <w:t xml:space="preserve"> </w:t>
+      </w:r>
+      <w:r>
+        <w:t xml:space="preserve">(§30). Per-run deviations from the manifest environment MUST be recorded in the run record, not absorbed into the manifest.</w:t>
+      </w:r>
+    </w:p>
+    <w:p>
+      <w:pPr>
+        <w:pStyle w:val="BodyText"/>
       </w:pPr>
       <w:r>
         <w:t xml:space="preserve">The manifest is part of the artifact’s execution contract.</w:t>
@@ -5465,8 +5920,8 @@
         </w:pict>
       </w:r>
     </w:p>
-    <w:bookmarkEnd w:id="101"/>
-    <w:bookmarkStart w:id="107" w:name="actor-model"/>
+    <w:bookmarkEnd w:id="90"/>
+    <w:bookmarkStart w:id="96" w:name="actor-model"/>
     <w:p>
       <w:pPr>
         <w:pStyle w:val="Heading1"/>
@@ -5483,7 +5938,7 @@
         <w:t xml:space="preserve">Every action that mutates, verifies, reviews, signs, or renders artifact state MUST identify an actor.</w:t>
       </w:r>
     </w:p>
-    <w:bookmarkStart w:id="102" w:name="actor-types"/>
+    <w:bookmarkStart w:id="91" w:name="actor-types"/>
     <w:p>
       <w:pPr>
         <w:pStyle w:val="Heading2"/>
@@ -5547,8 +6002,8 @@
         <w:t xml:space="preserve">system</w:t>
       </w:r>
     </w:p>
-    <w:bookmarkEnd w:id="102"/>
-    <w:bookmarkStart w:id="103" w:name="actor-immutability"/>
+    <w:bookmarkEnd w:id="91"/>
+    <w:bookmarkStart w:id="92" w:name="actor-immutability"/>
     <w:p>
       <w:pPr>
         <w:pStyle w:val="Heading2"/>
@@ -5573,8 +6028,8 @@
         <w:t xml:space="preserve">If an actor’s identity, configuration, model version, prompt template, or tool policy changes, the artifact MUST create a new actor record or actor version. Existing actor references continue to resolve to the original actor record.</w:t>
       </w:r>
     </w:p>
-    <w:bookmarkEnd w:id="103"/>
-    <w:bookmarkStart w:id="104" w:name="human-actor"/>
+    <w:bookmarkEnd w:id="92"/>
+    <w:bookmarkStart w:id="93" w:name="human-actor"/>
     <w:p>
       <w:pPr>
         <w:pStyle w:val="Heading2"/>
@@ -5753,8 +6208,8 @@
         <w:t xml:space="preserve">}</w:t>
       </w:r>
     </w:p>
-    <w:bookmarkEnd w:id="104"/>
-    <w:bookmarkStart w:id="105" w:name="agent-actor"/>
+    <w:bookmarkEnd w:id="93"/>
+    <w:bookmarkStart w:id="94" w:name="agent-actor"/>
     <w:p>
       <w:pPr>
         <w:pStyle w:val="Heading2"/>
@@ -6128,8 +6583,200 @@
         <w:t xml:space="preserve">}</w:t>
       </w:r>
     </w:p>
-    <w:bookmarkEnd w:id="105"/>
-    <w:bookmarkStart w:id="106" w:name="tool-actor"/>
+    <w:p>
+      <w:pPr>
+        <w:pStyle w:val="FirstParagraph"/>
+      </w:pPr>
+      <w:r>
+        <w:t xml:space="preserve">For</w:t>
+      </w:r>
+      <w:r>
+        <w:t xml:space="preserve"> </w:t>
+      </w:r>
+      <w:r>
+        <w:rPr>
+          <w:rStyle w:val="VerbatimChar"/>
+        </w:rPr>
+        <w:t xml:space="preserve">actor_type: "agent"</w:t>
+      </w:r>
+      <w:r>
+        <w:t xml:space="preserve">, the mandatory fields are</w:t>
+      </w:r>
+      <w:r>
+        <w:t xml:space="preserve"> </w:t>
+      </w:r>
+      <w:r>
+        <w:rPr>
+          <w:rStyle w:val="VerbatimChar"/>
+        </w:rPr>
+        <w:t xml:space="preserve">actor_id</w:t>
+      </w:r>
+      <w:r>
+        <w:t xml:space="preserve">,</w:t>
+      </w:r>
+      <w:r>
+        <w:t xml:space="preserve"> </w:t>
+      </w:r>
+      <w:r>
+        <w:rPr>
+          <w:rStyle w:val="VerbatimChar"/>
+        </w:rPr>
+        <w:t xml:space="preserve">actor_type</w:t>
+      </w:r>
+      <w:r>
+        <w:t xml:space="preserve">,</w:t>
+      </w:r>
+      <w:r>
+        <w:t xml:space="preserve"> </w:t>
+      </w:r>
+      <w:r>
+        <w:rPr>
+          <w:rStyle w:val="VerbatimChar"/>
+        </w:rPr>
+        <w:t xml:space="preserve">model_id</w:t>
+      </w:r>
+      <w:r>
+        <w:t xml:space="preserve">,</w:t>
+      </w:r>
+      <w:r>
+        <w:t xml:space="preserve"> </w:t>
+      </w:r>
+      <w:r>
+        <w:rPr>
+          <w:rStyle w:val="VerbatimChar"/>
+        </w:rPr>
+        <w:t xml:space="preserve">model_version</w:t>
+      </w:r>
+      <w:r>
+        <w:t xml:space="preserve">,</w:t>
+      </w:r>
+      <w:r>
+        <w:t xml:space="preserve"> </w:t>
+      </w:r>
+      <w:r>
+        <w:rPr>
+          <w:rStyle w:val="VerbatimChar"/>
+        </w:rPr>
+        <w:t xml:space="preserve">delegated_by</w:t>
+      </w:r>
+      <w:r>
+        <w:t xml:space="preserve">, and</w:t>
+      </w:r>
+      <w:r>
+        <w:t xml:space="preserve"> </w:t>
+      </w:r>
+      <w:r>
+        <w:rPr>
+          <w:rStyle w:val="VerbatimChar"/>
+        </w:rPr>
+        <w:t xml:space="preserve">autonomy_level</w:t>
+      </w:r>
+      <w:r>
+        <w:t xml:space="preserve">.</w:t>
+      </w:r>
+    </w:p>
+    <w:p>
+      <w:pPr>
+        <w:pStyle w:val="BodyText"/>
+      </w:pPr>
+      <w:r>
+        <w:t xml:space="preserve">The model pin (</w:t>
+      </w:r>
+      <w:r>
+        <w:rPr>
+          <w:rStyle w:val="VerbatimChar"/>
+        </w:rPr>
+        <w:t xml:space="preserve">model_id</w:t>
+      </w:r>
+      <w:r>
+        <w:t xml:space="preserve">,</w:t>
+      </w:r>
+      <w:r>
+        <w:t xml:space="preserve"> </w:t>
+      </w:r>
+      <w:r>
+        <w:rPr>
+          <w:rStyle w:val="VerbatimChar"/>
+        </w:rPr>
+        <w:t xml:space="preserve">model_version</w:t>
+      </w:r>
+      <w:r>
+        <w:t xml:space="preserve">) identifies which model version acted;</w:t>
+      </w:r>
+      <w:r>
+        <w:t xml:space="preserve"> </w:t>
+      </w:r>
+      <w:r>
+        <w:rPr>
+          <w:rStyle w:val="VerbatimChar"/>
+        </w:rPr>
+        <w:t xml:space="preserve">delegated_by</w:t>
+      </w:r>
+      <w:r>
+        <w:t xml:space="preserve"> </w:t>
+      </w:r>
+      <w:r>
+        <w:t xml:space="preserve">records the delegation chain (INV-09);</w:t>
+      </w:r>
+      <w:r>
+        <w:t xml:space="preserve"> </w:t>
+      </w:r>
+      <w:r>
+        <w:rPr>
+          <w:rStyle w:val="VerbatimChar"/>
+        </w:rPr>
+        <w:t xml:space="preserve">autonomy_level</w:t>
+      </w:r>
+      <w:r>
+        <w:t xml:space="preserve"> </w:t>
+      </w:r>
+      <w:r>
+        <w:t xml:space="preserve">records the authorization posture at commit time (§17.2).</w:t>
+      </w:r>
+    </w:p>
+    <w:p>
+      <w:pPr>
+        <w:pStyle w:val="BodyText"/>
+      </w:pPr>
+      <w:r>
+        <w:rPr>
+          <w:rStyle w:val="VerbatimChar"/>
+        </w:rPr>
+        <w:t xml:space="preserve">configuration_digest</w:t>
+      </w:r>
+      <w:r>
+        <w:t xml:space="preserve">,</w:t>
+      </w:r>
+      <w:r>
+        <w:t xml:space="preserve"> </w:t>
+      </w:r>
+      <w:r>
+        <w:rPr>
+          <w:rStyle w:val="VerbatimChar"/>
+        </w:rPr>
+        <w:t xml:space="preserve">prompt_template_digest</w:t>
+      </w:r>
+      <w:r>
+        <w:t xml:space="preserve">, and</w:t>
+      </w:r>
+      <w:r>
+        <w:t xml:space="preserve"> </w:t>
+      </w:r>
+      <w:r>
+        <w:rPr>
+          <w:rStyle w:val="VerbatimChar"/>
+        </w:rPr>
+        <w:t xml:space="preserve">tool_policy_digest</w:t>
+      </w:r>
+      <w:r>
+        <w:t xml:space="preserve"> </w:t>
+      </w:r>
+      <w:r>
+        <w:t xml:space="preserve">SHOULD be present when the agent’s output drives a decision, so that agent behavior is reproducible.</w:t>
+      </w:r>
+    </w:p>
+    <w:bookmarkEnd w:id="94"/>
+    <w:bookmarkStart w:id="95" w:name="tool-actor"/>
     <w:p>
       <w:pPr>
         <w:pStyle w:val="Heading2"/>
@@ -6362,9 +7009,9 @@
         </w:pict>
       </w:r>
     </w:p>
-    <w:bookmarkEnd w:id="106"/>
-    <w:bookmarkEnd w:id="107"/>
-    <w:bookmarkStart w:id="114" w:name="authorization-model"/>
+    <w:bookmarkEnd w:id="95"/>
+    <w:bookmarkEnd w:id="96"/>
+    <w:bookmarkStart w:id="103" w:name="authorization-model"/>
     <w:p>
       <w:pPr>
         <w:pStyle w:val="Heading1"/>
@@ -6389,7 +7036,7 @@
         <w:t xml:space="preserve">Validators MUST flag commits that violate the declared authorization policy.</w:t>
       </w:r>
     </w:p>
-    <w:bookmarkStart w:id="108" w:name="capabilities"/>
+    <w:bookmarkStart w:id="97" w:name="capabilities"/>
     <w:p>
       <w:pPr>
         <w:pStyle w:val="Heading2"/>
@@ -6525,8 +7172,8 @@
         <w:t xml:space="preserve">export</w:t>
       </w:r>
     </w:p>
-    <w:bookmarkEnd w:id="108"/>
-    <w:bookmarkStart w:id="109" w:name="autonomy-levels"/>
+    <w:bookmarkEnd w:id="97"/>
+    <w:bookmarkStart w:id="98" w:name="autonomy-levels"/>
     <w:p>
       <w:pPr>
         <w:pStyle w:val="Heading2"/>
@@ -6718,8 +7365,8 @@
         <w:t xml:space="preserve">level permits commits to branches where the authorization policy allows them. Protected branch rules still apply.</w:t>
       </w:r>
     </w:p>
-    <w:bookmarkEnd w:id="109"/>
-    <w:bookmarkStart w:id="110" w:name="imported-or-unknown-actors"/>
+    <w:bookmarkEnd w:id="98"/>
+    <w:bookmarkStart w:id="99" w:name="imported-or-unknown-actors"/>
     <w:p>
       <w:pPr>
         <w:pStyle w:val="Heading2"/>
@@ -6751,8 +7398,8 @@
         <w:t xml:space="preserve">or stricter capabilities.</w:t>
       </w:r>
     </w:p>
-    <w:bookmarkEnd w:id="110"/>
-    <w:bookmarkStart w:id="111" w:name="protected-branches"/>
+    <w:bookmarkEnd w:id="99"/>
+    <w:bookmarkStart w:id="100" w:name="protected-branches"/>
     <w:p>
       <w:pPr>
         <w:pStyle w:val="Heading2"/>
@@ -6994,8 +7641,8 @@
         <w:t xml:space="preserve">capability MAY still be barred from committing to a protected branch.</w:t>
       </w:r>
     </w:p>
-    <w:bookmarkEnd w:id="111"/>
-    <w:bookmarkStart w:id="112" w:name="self-review-rule"/>
+    <w:bookmarkEnd w:id="100"/>
+    <w:bookmarkStart w:id="101" w:name="self-review-rule"/>
     <w:p>
       <w:pPr>
         <w:pStyle w:val="Heading2"/>
@@ -7035,8 +7682,8 @@
         <w:t xml:space="preserve">autonomy level MAY permit self-application if the policy declares it.</w:t>
       </w:r>
     </w:p>
-    <w:bookmarkEnd w:id="112"/>
-    <w:bookmarkStart w:id="113" w:name="authorization-diagnostics"/>
+    <w:bookmarkEnd w:id="101"/>
+    <w:bookmarkStart w:id="102" w:name="authorization-diagnostics"/>
     <w:p>
       <w:pPr>
         <w:pStyle w:val="Heading2"/>
@@ -7075,9 +7722,9 @@
         </w:pict>
       </w:r>
     </w:p>
-    <w:bookmarkEnd w:id="113"/>
-    <w:bookmarkEnd w:id="114"/>
-    <w:bookmarkStart w:id="115" w:name="cell-schema"/>
+    <w:bookmarkEnd w:id="102"/>
+    <w:bookmarkEnd w:id="103"/>
+    <w:bookmarkStart w:id="104" w:name="cell-schema"/>
     <w:p>
       <w:pPr>
         <w:pStyle w:val="Heading1"/>
@@ -7092,6 +7739,53 @@
       </w:pPr>
       <w:r>
         <w:t xml:space="preserve">A Sol cell MUST have a stable ID, type, summary, and source hash.</w:t>
+      </w:r>
+    </w:p>
+    <w:p>
+      <w:pPr>
+        <w:pStyle w:val="BodyText"/>
+      </w:pPr>
+      <w:r>
+        <w:rPr>
+          <w:rStyle w:val="VerbatimChar"/>
+        </w:rPr>
+        <w:t xml:space="preserve">summary</w:t>
+      </w:r>
+      <w:r>
+        <w:t xml:space="preserve"> </w:t>
+      </w:r>
+      <w:r>
+        <w:t xml:space="preserve">is required, non-empty, and at most 500 characters. For code cells,</w:t>
+      </w:r>
+      <w:r>
+        <w:t xml:space="preserve"> </w:t>
+      </w:r>
+      <w:r>
+        <w:rPr>
+          <w:rStyle w:val="VerbatimChar"/>
+        </w:rPr>
+        <w:t xml:space="preserve">summary</w:t>
+      </w:r>
+      <w:r>
+        <w:t xml:space="preserve"> </w:t>
+      </w:r>
+      <w:r>
+        <w:t xml:space="preserve">SHOULD NOT duplicate</w:t>
+      </w:r>
+      <w:r>
+        <w:t xml:space="preserve"> </w:t>
+      </w:r>
+      <w:r>
+        <w:rPr>
+          <w:rStyle w:val="VerbatimChar"/>
+        </w:rPr>
+        <w:t xml:space="preserve">source</w:t>
+      </w:r>
+      <w:r>
+        <w:t xml:space="preserve"> </w:t>
+      </w:r>
+      <w:r>
+        <w:t xml:space="preserve">(a summary that is a byte-identical copy of the source defeats the bounded-read model, §11); v0.1 validators report duplication as a diagnostic, not a hard failure.</w:t>
       </w:r>
     </w:p>
     <w:p>
@@ -7924,8 +8618,8 @@
         </w:pict>
       </w:r>
     </w:p>
-    <w:bookmarkEnd w:id="115"/>
-    <w:bookmarkStart w:id="122" w:name="cell-types"/>
+    <w:bookmarkEnd w:id="104"/>
+    <w:bookmarkStart w:id="111" w:name="cell-types"/>
     <w:p>
       <w:pPr>
         <w:pStyle w:val="Heading1"/>
@@ -8058,7 +8752,7 @@
         <w:t xml:space="preserve">If a narrative document needs to display an output object, it uses a display cell.</w:t>
       </w:r>
     </w:p>
-    <w:bookmarkStart w:id="116" w:name="data-cells"/>
+    <w:bookmarkStart w:id="105" w:name="data-cells"/>
     <w:p>
       <w:pPr>
         <w:pStyle w:val="Heading2"/>
@@ -8098,8 +8792,8 @@
         <w:t xml:space="preserve">A data cell does not execute by default unless the runtime explicitly treats it as executable.</w:t>
       </w:r>
     </w:p>
-    <w:bookmarkEnd w:id="116"/>
-    <w:bookmarkStart w:id="117" w:name="display-cells"/>
+    <w:bookmarkEnd w:id="105"/>
+    <w:bookmarkStart w:id="106" w:name="display-cells"/>
     <w:p>
       <w:pPr>
         <w:pStyle w:val="Heading2"/>
@@ -8357,8 +9051,8 @@
         <w:t xml:space="preserve">}</w:t>
       </w:r>
     </w:p>
-    <w:bookmarkEnd w:id="117"/>
-    <w:bookmarkStart w:id="118" w:name="gate-cells"/>
+    <w:bookmarkEnd w:id="106"/>
+    <w:bookmarkStart w:id="107" w:name="gate-cells"/>
     <w:p>
       <w:pPr>
         <w:pStyle w:val="Heading2"/>
@@ -8529,8 +9223,8 @@
         <w:t xml:space="preserve">}</w:t>
       </w:r>
     </w:p>
-    <w:bookmarkEnd w:id="118"/>
-    <w:bookmarkStart w:id="119" w:name="config-cells"/>
+    <w:bookmarkEnd w:id="107"/>
+    <w:bookmarkStart w:id="108" w:name="config-cells"/>
     <w:p>
       <w:pPr>
         <w:pStyle w:val="Heading2"/>
@@ -8570,8 +9264,8 @@
         <w:t xml:space="preserve">Changes to config cells participate in staleness and invalidation.</w:t>
       </w:r>
     </w:p>
-    <w:bookmarkEnd w:id="119"/>
-    <w:bookmarkStart w:id="120" w:name="render-cells"/>
+    <w:bookmarkEnd w:id="108"/>
+    <w:bookmarkStart w:id="109" w:name="render-cells"/>
     <w:p>
       <w:pPr>
         <w:pStyle w:val="Heading2"/>
@@ -8611,8 +9305,8 @@
         <w:t xml:space="preserve">Rendered outputs remain derived products and must identify their source commit.</w:t>
       </w:r>
     </w:p>
-    <w:bookmarkEnd w:id="120"/>
-    <w:bookmarkStart w:id="121" w:name="branch-and-merge-cells"/>
+    <w:bookmarkEnd w:id="109"/>
+    <w:bookmarkStart w:id="110" w:name="branch-and-merge-cells"/>
     <w:p>
       <w:pPr>
         <w:pStyle w:val="Heading2"/>
@@ -8660,9 +9354,9 @@
         </w:pict>
       </w:r>
     </w:p>
-    <w:bookmarkEnd w:id="121"/>
-    <w:bookmarkEnd w:id="122"/>
-    <w:bookmarkStart w:id="128" w:name="status-model"/>
+    <w:bookmarkEnd w:id="110"/>
+    <w:bookmarkEnd w:id="111"/>
+    <w:bookmarkStart w:id="117" w:name="status-model"/>
     <w:p>
       <w:pPr>
         <w:pStyle w:val="Heading1"/>
@@ -8684,10 +9378,69 @@
         <w:pStyle w:val="BodyText"/>
       </w:pPr>
       <w:r>
+        <w:t xml:space="preserve">All three status dimensions —</w:t>
+      </w:r>
+      <w:r>
+        <w:t xml:space="preserve"> </w:t>
+      </w:r>
+      <w:r>
+        <w:rPr>
+          <w:rStyle w:val="VerbatimChar"/>
+        </w:rPr>
+        <w:t xml:space="preserve">lifecycle</w:t>
+      </w:r>
+      <w:r>
+        <w:t xml:space="preserve">,</w:t>
+      </w:r>
+      <w:r>
+        <w:t xml:space="preserve"> </w:t>
+      </w:r>
+      <w:r>
+        <w:rPr>
+          <w:rStyle w:val="VerbatimChar"/>
+        </w:rPr>
+        <w:t xml:space="preserve">staleness</w:t>
+      </w:r>
+      <w:r>
+        <w:t xml:space="preserve">, and</w:t>
+      </w:r>
+      <w:r>
+        <w:t xml:space="preserve"> </w:t>
+      </w:r>
+      <w:r>
+        <w:rPr>
+          <w:rStyle w:val="VerbatimChar"/>
+        </w:rPr>
+        <w:t xml:space="preserve">verification</w:t>
+      </w:r>
+      <w:r>
+        <w:t xml:space="preserve"> </w:t>
+      </w:r>
+      <w:r>
+        <w:t xml:space="preserve">— are mandatory on every semantic record, with no record-type exemption. A vacuous dimension is present with its default value (</w:t>
+      </w:r>
+      <w:r>
+        <w:rPr>
+          <w:rStyle w:val="VerbatimChar"/>
+        </w:rPr>
+        <w:t xml:space="preserve">verification: unverified</w:t>
+      </w:r>
+      <w:r>
+        <w:t xml:space="preserve"> </w:t>
+      </w:r>
+      <w:r>
+        <w:t xml:space="preserve">where no verification method is registered) and is never omitted.</w:t>
+      </w:r>
+    </w:p>
+    <w:p>
+      <w:pPr>
+        <w:pStyle w:val="BodyText"/>
+      </w:pPr>
+      <w:r>
         <w:t xml:space="preserve">Some status dimensions may be vacuous for some record types. Validators MUST NOT require verification of record types for which no verification method is registered.</w:t>
       </w:r>
     </w:p>
-    <w:bookmarkStart w:id="123" w:name="common-status-fields"/>
+    <w:bookmarkStart w:id="112" w:name="common-status-fields"/>
     <w:p>
       <w:pPr>
         <w:pStyle w:val="Heading2"/>
@@ -8737,8 +9490,8 @@
         <w:t xml:space="preserve">  unverified | verified | failed_verification | needs_reverification</w:t>
       </w:r>
     </w:p>
-    <w:bookmarkEnd w:id="123"/>
-    <w:bookmarkStart w:id="124" w:name="lifecycle-fields"/>
+    <w:bookmarkEnd w:id="112"/>
+    <w:bookmarkStart w:id="113" w:name="lifecycle-fields"/>
     <w:p>
       <w:pPr>
         <w:pStyle w:val="Heading2"/>
@@ -8808,8 +9561,8 @@
         <w:t xml:space="preserve">pending_review | accepted | rejected | amended | superseded | applied</w:t>
       </w:r>
     </w:p>
-    <w:bookmarkEnd w:id="124"/>
-    <w:bookmarkStart w:id="125" w:name="verification-dependency"/>
+    <w:bookmarkEnd w:id="113"/>
+    <w:bookmarkStart w:id="114" w:name="verification-dependency"/>
     <w:p>
       <w:pPr>
         <w:pStyle w:val="Heading2"/>
@@ -8868,8 +9621,8 @@
         <w:t xml:space="preserve">A record MUST NOT become verified solely by setting a status field.</w:t>
       </w:r>
     </w:p>
-    <w:bookmarkEnd w:id="125"/>
-    <w:bookmarkStart w:id="126" w:name="staleness-effect-on-verification"/>
+    <w:bookmarkEnd w:id="114"/>
+    <w:bookmarkStart w:id="115" w:name="staleness-effect-on-verification"/>
     <w:p>
       <w:pPr>
         <w:pStyle w:val="Heading2"/>
@@ -8941,8 +9694,8 @@
         <w:t xml:space="preserve">unless a record-type-specific rule specifies otherwise, including the aggregate evidence rule in §37.2 and the historical-context rule in §37.4.</w:t>
       </w:r>
     </w:p>
-    <w:bookmarkEnd w:id="126"/>
-    <w:bookmarkStart w:id="127" w:name="legal-status-transitions"/>
+    <w:bookmarkEnd w:id="115"/>
+    <w:bookmarkStart w:id="116" w:name="legal-status-transitions"/>
     <w:p>
       <w:pPr>
         <w:pStyle w:val="Heading2"/>
@@ -8975,9 +9728,9 @@
         <w:tblLook w:firstRow="1" w:lastRow="0" w:firstColumn="0" w:lastColumn="0" w:noHBand="0" w:noVBand="0" w:val="0020"/>
       </w:tblPr>
       <w:tblGrid>
-        <w:gridCol w:w="2640"/>
-        <w:gridCol w:w="2640"/>
-        <w:gridCol w:w="2640"/>
+        <w:gridCol w:w="1494"/>
+        <w:gridCol w:w="1494"/>
+        <w:gridCol w:w="4931"/>
       </w:tblGrid>
       <w:tr>
         <w:trPr>
@@ -9453,9 +10206,9 @@
         </w:pict>
       </w:r>
     </w:p>
-    <w:bookmarkEnd w:id="127"/>
-    <w:bookmarkEnd w:id="128"/>
-    <w:bookmarkStart w:id="129" w:name="base-semantic-record-schema"/>
+    <w:bookmarkEnd w:id="116"/>
+    <w:bookmarkEnd w:id="117"/>
+    <w:bookmarkStart w:id="118" w:name="base-semantic-record-schema"/>
     <w:p>
       <w:pPr>
         <w:pStyle w:val="Heading1"/>
@@ -10082,8 +10835,8 @@
         </w:pict>
       </w:r>
     </w:p>
-    <w:bookmarkEnd w:id="129"/>
-    <w:bookmarkStart w:id="130" w:name="task-records"/>
+    <w:bookmarkEnd w:id="118"/>
+    <w:bookmarkStart w:id="119" w:name="task-records"/>
     <w:p>
       <w:pPr>
         <w:pStyle w:val="Heading1"/>
@@ -10567,8 +11320,8 @@
         </w:pict>
       </w:r>
     </w:p>
-    <w:bookmarkEnd w:id="130"/>
-    <w:bookmarkStart w:id="131" w:name="claim-records"/>
+    <w:bookmarkEnd w:id="119"/>
+    <w:bookmarkStart w:id="120" w:name="claim-records"/>
     <w:p>
       <w:pPr>
         <w:pStyle w:val="Heading1"/>
@@ -11086,6 +11839,140 @@
           <w:rStyle w:val="FunctionTok"/>
         </w:rPr>
         <w:t xml:space="preserve">}</w:t>
+      </w:r>
+    </w:p>
+    <w:p>
+      <w:pPr>
+        <w:pStyle w:val="FirstParagraph"/>
+      </w:pPr>
+      <w:r>
+        <w:t xml:space="preserve">The minimal claim schema is the base semantic record schema (§21) plus:</w:t>
+      </w:r>
+    </w:p>
+    <w:p>
+      <w:pPr>
+        <w:pStyle w:val="Compact"/>
+        <w:numPr>
+          <w:ilvl w:val="0"/>
+          <w:numId w:val="1013"/>
+        </w:numPr>
+      </w:pPr>
+      <w:r>
+        <w:rPr>
+          <w:rStyle w:val="VerbatimChar"/>
+        </w:rPr>
+        <w:t xml:space="preserve">statement</w:t>
+      </w:r>
+      <w:r>
+        <w:t xml:space="preserve"> </w:t>
+      </w:r>
+      <w:r>
+        <w:t xml:space="preserve">— required, non-empty. The assertion itself;</w:t>
+      </w:r>
+      <w:r>
+        <w:t xml:space="preserve"> </w:t>
+      </w:r>
+      <w:r>
+        <w:rPr>
+          <w:rStyle w:val="VerbatimChar"/>
+        </w:rPr>
+        <w:t xml:space="preserve">summary</w:t>
+      </w:r>
+      <w:r>
+        <w:t xml:space="preserve"> </w:t>
+      </w:r>
+      <w:r>
+        <w:t xml:space="preserve">is its bounded-read projection.</w:t>
+      </w:r>
+    </w:p>
+    <w:p>
+      <w:pPr>
+        <w:pStyle w:val="Compact"/>
+        <w:numPr>
+          <w:ilvl w:val="0"/>
+          <w:numId w:val="1013"/>
+        </w:numPr>
+      </w:pPr>
+      <w:r>
+        <w:rPr>
+          <w:rStyle w:val="VerbatimChar"/>
+        </w:rPr>
+        <w:t xml:space="preserve">claim_type</w:t>
+      </w:r>
+      <w:r>
+        <w:t xml:space="preserve"> </w:t>
+      </w:r>
+      <w:r>
+        <w:t xml:space="preserve">— required, from a registered vocabulary.</w:t>
+      </w:r>
+    </w:p>
+    <w:p>
+      <w:pPr>
+        <w:pStyle w:val="Compact"/>
+        <w:numPr>
+          <w:ilvl w:val="0"/>
+          <w:numId w:val="1013"/>
+        </w:numPr>
+      </w:pPr>
+      <w:r>
+        <w:rPr>
+          <w:rStyle w:val="VerbatimChar"/>
+        </w:rPr>
+        <w:t xml:space="preserve">supporting_evidence</w:t>
+      </w:r>
+      <w:r>
+        <w:t xml:space="preserve"> </w:t>
+      </w:r>
+      <w:r>
+        <w:t xml:space="preserve">— required array. A claim with</w:t>
+      </w:r>
+      <w:r>
+        <w:t xml:space="preserve"> </w:t>
+      </w:r>
+      <w:r>
+        <w:rPr>
+          <w:rStyle w:val="VerbatimChar"/>
+        </w:rPr>
+        <w:t xml:space="preserve">lifecycle: active</w:t>
+      </w:r>
+      <w:r>
+        <w:t xml:space="preserve"> </w:t>
+      </w:r>
+      <w:r>
+        <w:t xml:space="preserve">MUST reference at least one evidence record; draft claims MAY have an empty array.</w:t>
+      </w:r>
+    </w:p>
+    <w:p>
+      <w:pPr>
+        <w:pStyle w:val="Compact"/>
+        <w:numPr>
+          <w:ilvl w:val="0"/>
+          <w:numId w:val="1013"/>
+        </w:numPr>
+      </w:pPr>
+      <w:r>
+        <w:rPr>
+          <w:rStyle w:val="VerbatimChar"/>
+        </w:rPr>
+        <w:t xml:space="preserve">confidence</w:t>
+      </w:r>
+      <w:r>
+        <w:t xml:space="preserve">,</w:t>
+      </w:r>
+      <w:r>
+        <w:t xml:space="preserve"> </w:t>
+      </w:r>
+      <w:r>
+        <w:rPr>
+          <w:rStyle w:val="VerbatimChar"/>
+        </w:rPr>
+        <w:t xml:space="preserve">confidence_basis</w:t>
+      </w:r>
+      <w:r>
+        <w:t xml:space="preserve"> </w:t>
+      </w:r>
+      <w:r>
+        <w:t xml:space="preserve">— SHOULD.</w:t>
       </w:r>
     </w:p>
     <w:p>
@@ -11103,8 +11990,8 @@
         </w:pict>
       </w:r>
     </w:p>
-    <w:bookmarkEnd w:id="131"/>
-    <w:bookmarkStart w:id="134" w:name="evidence-records"/>
+    <w:bookmarkEnd w:id="120"/>
+    <w:bookmarkStart w:id="123" w:name="evidence-records"/>
     <w:p>
       <w:pPr>
         <w:pStyle w:val="Heading1"/>
@@ -11121,7 +12008,177 @@
         <w:t xml:space="preserve">Evidence records link claims to sources, outputs, cells, runs, or external references.</w:t>
       </w:r>
     </w:p>
-    <w:bookmarkStart w:id="132" w:name="internal-evidence"/>
+    <w:p>
+      <w:pPr>
+        <w:pStyle w:val="BodyText"/>
+      </w:pPr>
+      <w:r>
+        <w:t xml:space="preserve">The minimal evidence schema is the base semantic record schema (§21) plus:</w:t>
+      </w:r>
+    </w:p>
+    <w:p>
+      <w:pPr>
+        <w:pStyle w:val="Compact"/>
+        <w:numPr>
+          <w:ilvl w:val="0"/>
+          <w:numId w:val="1014"/>
+        </w:numPr>
+      </w:pPr>
+      <w:r>
+        <w:rPr>
+          <w:rStyle w:val="VerbatimChar"/>
+        </w:rPr>
+        <w:t xml:space="preserve">evidence_type</w:t>
+      </w:r>
+      <w:r>
+        <w:t xml:space="preserve"> </w:t>
+      </w:r>
+      <w:r>
+        <w:t xml:space="preserve">— required.</w:t>
+      </w:r>
+    </w:p>
+    <w:p>
+      <w:pPr>
+        <w:pStyle w:val="Compact"/>
+        <w:numPr>
+          <w:ilvl w:val="0"/>
+          <w:numId w:val="1014"/>
+        </w:numPr>
+      </w:pPr>
+      <w:r>
+        <w:t xml:space="preserve">Exactly one of</w:t>
+      </w:r>
+      <w:r>
+        <w:t xml:space="preserve"> </w:t>
+      </w:r>
+      <w:r>
+        <w:rPr>
+          <w:rStyle w:val="VerbatimChar"/>
+        </w:rPr>
+        <w:t xml:space="preserve">source_ref</w:t>
+      </w:r>
+      <w:r>
+        <w:t xml:space="preserve"> </w:t>
+      </w:r>
+      <w:r>
+        <w:t xml:space="preserve">(internal: cell, named-output, or object reference) or</w:t>
+      </w:r>
+      <w:r>
+        <w:t xml:space="preserve"> </w:t>
+      </w:r>
+      <w:r>
+        <w:rPr>
+          <w:rStyle w:val="VerbatimChar"/>
+        </w:rPr>
+        <w:t xml:space="preserve">external_ref</w:t>
+      </w:r>
+      <w:r>
+        <w:t xml:space="preserve"> </w:t>
+      </w:r>
+      <w:r>
+        <w:t xml:space="preserve">(external: URI with</w:t>
+      </w:r>
+      <w:r>
+        <w:t xml:space="preserve"> </w:t>
+      </w:r>
+      <w:r>
+        <w:rPr>
+          <w:rStyle w:val="VerbatimChar"/>
+        </w:rPr>
+        <w:t xml:space="preserve">retrieved_at</w:t>
+      </w:r>
+      <w:r>
+        <w:t xml:space="preserve"> </w:t>
+      </w:r>
+      <w:r>
+        <w:t xml:space="preserve">and</w:t>
+      </w:r>
+      <w:r>
+        <w:t xml:space="preserve"> </w:t>
+      </w:r>
+      <w:r>
+        <w:rPr>
+          <w:rStyle w:val="VerbatimChar"/>
+        </w:rPr>
+        <w:t xml:space="preserve">availability</w:t>
+      </w:r>
+      <w:r>
+        <w:t xml:space="preserve"> </w:t>
+      </w:r>
+      <w:r>
+        <w:t xml:space="preserve">per §24.2;</w:t>
+      </w:r>
+      <w:r>
+        <w:t xml:space="preserve"> </w:t>
+      </w:r>
+      <w:r>
+        <w:rPr>
+          <w:rStyle w:val="VerbatimChar"/>
+        </w:rPr>
+        <w:t xml:space="preserve">snapshot_object</w:t>
+      </w:r>
+      <w:r>
+        <w:t xml:space="preserve"> </w:t>
+      </w:r>
+      <w:r>
+        <w:t xml:space="preserve">SHOULD be present when the snapshot is stored internally).</w:t>
+      </w:r>
+    </w:p>
+    <w:p>
+      <w:pPr>
+        <w:pStyle w:val="Compact"/>
+        <w:numPr>
+          <w:ilvl w:val="0"/>
+          <w:numId w:val="1014"/>
+        </w:numPr>
+      </w:pPr>
+      <w:r>
+        <w:rPr>
+          <w:rStyle w:val="VerbatimChar"/>
+        </w:rPr>
+        <w:t xml:space="preserve">supports</w:t>
+      </w:r>
+      <w:r>
+        <w:t xml:space="preserve"> </w:t>
+      </w:r>
+      <w:r>
+        <w:t xml:space="preserve">— required array of claim references.</w:t>
+      </w:r>
+    </w:p>
+    <w:p>
+      <w:pPr>
+        <w:pStyle w:val="Compact"/>
+        <w:numPr>
+          <w:ilvl w:val="0"/>
+          <w:numId w:val="1014"/>
+        </w:numPr>
+      </w:pPr>
+      <w:r>
+        <w:rPr>
+          <w:rStyle w:val="VerbatimChar"/>
+        </w:rPr>
+        <w:t xml:space="preserve">source_object</w:t>
+      </w:r>
+      <w:r>
+        <w:t xml:space="preserve">,</w:t>
+      </w:r>
+      <w:r>
+        <w:t xml:space="preserve"> </w:t>
+      </w:r>
+      <w:r>
+        <w:rPr>
+          <w:rStyle w:val="VerbatimChar"/>
+        </w:rPr>
+        <w:t xml:space="preserve">derived_from</w:t>
+      </w:r>
+      <w:r>
+        <w:t xml:space="preserve"> </w:t>
+      </w:r>
+      <w:r>
+        <w:t xml:space="preserve">— SHOULD.</w:t>
+      </w:r>
+    </w:p>
+    <w:bookmarkStart w:id="121" w:name="internal-evidence"/>
     <w:p>
       <w:pPr>
         <w:pStyle w:val="Heading2"/>
@@ -11663,8 +12720,8 @@
         <w:t xml:space="preserve">}</w:t>
       </w:r>
     </w:p>
-    <w:bookmarkEnd w:id="132"/>
-    <w:bookmarkStart w:id="133" w:name="external-evidence"/>
+    <w:bookmarkEnd w:id="121"/>
+    <w:bookmarkStart w:id="122" w:name="external-evidence"/>
     <w:p>
       <w:pPr>
         <w:pStyle w:val="Heading2"/>
@@ -12329,9 +13386,9 @@
         </w:pict>
       </w:r>
     </w:p>
-    <w:bookmarkEnd w:id="133"/>
-    <w:bookmarkEnd w:id="134"/>
-    <w:bookmarkStart w:id="135" w:name="proposal-and-review-records"/>
+    <w:bookmarkEnd w:id="122"/>
+    <w:bookmarkEnd w:id="123"/>
+    <w:bookmarkStart w:id="124" w:name="proposal-and-review-records"/>
     <w:p>
       <w:pPr>
         <w:pStyle w:val="Heading1"/>
@@ -13554,8 +14611,8 @@
         </w:pict>
       </w:r>
     </w:p>
-    <w:bookmarkEnd w:id="135"/>
-    <w:bookmarkStart w:id="136" w:name="decision-records"/>
+    <w:bookmarkEnd w:id="124"/>
+    <w:bookmarkStart w:id="125" w:name="decision-records"/>
     <w:p>
       <w:pPr>
         <w:pStyle w:val="Heading1"/>
@@ -14177,8 +15234,8 @@
         </w:pict>
       </w:r>
     </w:p>
-    <w:bookmarkEnd w:id="136"/>
-    <w:bookmarkStart w:id="141" w:name="verification-records"/>
+    <w:bookmarkEnd w:id="125"/>
+    <w:bookmarkStart w:id="130" w:name="verification-records"/>
     <w:p>
       <w:pPr>
         <w:pStyle w:val="Heading1"/>
@@ -14195,7 +15252,7 @@
         <w:t xml:space="preserve">A verification record describes a check applied to another artifact object.</w:t>
       </w:r>
     </w:p>
-    <w:bookmarkStart w:id="137" w:name="verification-method-vocabulary"/>
+    <w:bookmarkStart w:id="126" w:name="verification-method-vocabulary"/>
     <w:p>
       <w:pPr>
         <w:pStyle w:val="Heading2"/>
@@ -14259,8 +15316,8 @@
         <w:t xml:space="preserve">sol:verify/signature</w:t>
       </w:r>
     </w:p>
-    <w:bookmarkEnd w:id="137"/>
-    <w:bookmarkStart w:id="138" w:name="verification-result-vocabulary"/>
+    <w:bookmarkEnd w:id="126"/>
+    <w:bookmarkStart w:id="127" w:name="verification-result-vocabulary"/>
     <w:p>
       <w:pPr>
         <w:pStyle w:val="Heading2"/>
@@ -14324,8 +15381,8 @@
         <w:t xml:space="preserve">skipped</w:t>
       </w:r>
     </w:p>
-    <w:bookmarkEnd w:id="138"/>
-    <w:bookmarkStart w:id="139" w:name="concordance-model"/>
+    <w:bookmarkEnd w:id="127"/>
+    <w:bookmarkStart w:id="128" w:name="concordance-model"/>
     <w:p>
       <w:pPr>
         <w:pStyle w:val="Heading2"/>
@@ -15169,8 +16226,8 @@
         <w:t xml:space="preserve">A record SHOULD NOT be marked verified without a verification record or equivalent signed attestation.</w:t>
       </w:r>
     </w:p>
-    <w:bookmarkEnd w:id="139"/>
-    <w:bookmarkStart w:id="140" w:name="reproducibility-status"/>
+    <w:bookmarkEnd w:id="128"/>
+    <w:bookmarkStart w:id="129" w:name="reproducibility-status"/>
     <w:p>
       <w:pPr>
         <w:pStyle w:val="Heading2"/>
@@ -15309,9 +16366,9 @@
         </w:pict>
       </w:r>
     </w:p>
-    <w:bookmarkEnd w:id="140"/>
-    <w:bookmarkEnd w:id="141"/>
-    <w:bookmarkStart w:id="144" w:name="execution-structure-1"/>
+    <w:bookmarkEnd w:id="129"/>
+    <w:bookmarkEnd w:id="130"/>
+    <w:bookmarkStart w:id="133" w:name="execution-structure-1"/>
     <w:p>
       <w:pPr>
         <w:pStyle w:val="Heading1"/>
@@ -15320,7 +16377,7 @@
         <w:t xml:space="preserve">28. Execution Structure</w:t>
       </w:r>
     </w:p>
-    <w:bookmarkStart w:id="142" w:name="linear-execution"/>
+    <w:bookmarkStart w:id="131" w:name="linear-execution"/>
     <w:p>
       <w:pPr>
         <w:pStyle w:val="Heading2"/>
@@ -15557,8 +16614,8 @@
         <w:t xml:space="preserve">A committed run MUST execute cells in this order.</w:t>
       </w:r>
     </w:p>
-    <w:bookmarkEnd w:id="142"/>
-    <w:bookmarkStart w:id="143" w:name="explicit-graph-execution"/>
+    <w:bookmarkEnd w:id="131"/>
+    <w:bookmarkStart w:id="132" w:name="explicit-graph-execution"/>
     <w:p>
       <w:pPr>
         <w:pStyle w:val="Heading2"/>
@@ -16123,9 +17180,9 @@
         </w:pict>
       </w:r>
     </w:p>
-    <w:bookmarkEnd w:id="143"/>
-    <w:bookmarkEnd w:id="144"/>
-    <w:bookmarkStart w:id="149" w:name="dependency-model"/>
+    <w:bookmarkEnd w:id="132"/>
+    <w:bookmarkEnd w:id="133"/>
+    <w:bookmarkStart w:id="138" w:name="dependency-model"/>
     <w:p>
       <w:pPr>
         <w:pStyle w:val="Heading1"/>
@@ -16142,7 +17199,7 @@
         <w:t xml:space="preserve">Sol defines three dependency layers.</w:t>
       </w:r>
     </w:p>
-    <w:bookmarkStart w:id="145" w:name="execution-structure-2"/>
+    <w:bookmarkStart w:id="134" w:name="execution-structure-2"/>
     <w:p>
       <w:pPr>
         <w:pStyle w:val="Heading2"/>
@@ -16167,8 +17224,8 @@
         <w:t xml:space="preserve">A run is valid only if it follows the visible execution structure.</w:t>
       </w:r>
     </w:p>
-    <w:bookmarkEnd w:id="145"/>
-    <w:bookmarkStart w:id="146" w:name="declared-dependencies"/>
+    <w:bookmarkEnd w:id="134"/>
+    <w:bookmarkStart w:id="135" w:name="declared-dependencies"/>
     <w:p>
       <w:pPr>
         <w:pStyle w:val="Heading2"/>
@@ -16232,8 +17289,8 @@
         <w:t xml:space="preserve">Validators MUST reject declared dependencies that violate the execution structure.</w:t>
       </w:r>
     </w:p>
-    <w:bookmarkEnd w:id="146"/>
-    <w:bookmarkStart w:id="147" w:name="observed-dependency-hints"/>
+    <w:bookmarkEnd w:id="135"/>
+    <w:bookmarkStart w:id="136" w:name="observed-dependency-hints"/>
     <w:p>
       <w:pPr>
         <w:pStyle w:val="Heading2"/>
@@ -16282,8 +17339,8 @@
         <w:t xml:space="preserve">Strict validation profiles MAY fail on undeclared dependencies.</w:t>
       </w:r>
     </w:p>
-    <w:bookmarkEnd w:id="147"/>
-    <w:bookmarkStart w:id="148" w:name="precedence-rule"/>
+    <w:bookmarkEnd w:id="136"/>
+    <w:bookmarkStart w:id="137" w:name="precedence-rule"/>
     <w:p>
       <w:pPr>
         <w:pStyle w:val="Heading2"/>
@@ -16336,9 +17393,9 @@
         </w:pict>
       </w:r>
     </w:p>
-    <w:bookmarkEnd w:id="148"/>
-    <w:bookmarkEnd w:id="149"/>
-    <w:bookmarkStart w:id="150" w:name="run-records"/>
+    <w:bookmarkEnd w:id="137"/>
+    <w:bookmarkEnd w:id="138"/>
+    <w:bookmarkStart w:id="139" w:name="run-records"/>
     <w:p>
       <w:pPr>
         <w:pStyle w:val="Heading1"/>
@@ -17537,8 +18594,8 @@
         </w:pict>
       </w:r>
     </w:p>
-    <w:bookmarkEnd w:id="150"/>
-    <w:bookmarkStart w:id="151" w:name="partial-results"/>
+    <w:bookmarkEnd w:id="139"/>
+    <w:bookmarkStart w:id="140" w:name="partial-results"/>
     <w:p>
       <w:pPr>
         <w:pStyle w:val="Heading1"/>
@@ -17649,8 +18706,8 @@
         </w:pict>
       </w:r>
     </w:p>
-    <w:bookmarkEnd w:id="151"/>
-    <w:bookmarkStart w:id="152" w:name="failure-records"/>
+    <w:bookmarkEnd w:id="140"/>
+    <w:bookmarkStart w:id="141" w:name="failure-records"/>
     <w:p>
       <w:pPr>
         <w:pStyle w:val="Heading1"/>
@@ -18172,8 +19229,8 @@
         </w:pict>
       </w:r>
     </w:p>
-    <w:bookmarkEnd w:id="152"/>
-    <w:bookmarkStart w:id="153" w:name="consistency-model"/>
+    <w:bookmarkEnd w:id="141"/>
+    <w:bookmarkStart w:id="142" w:name="consistency-model"/>
     <w:p>
       <w:pPr>
         <w:pStyle w:val="Heading1"/>
@@ -18241,8 +19298,8 @@
         </w:pict>
       </w:r>
     </w:p>
-    <w:bookmarkEnd w:id="153"/>
-    <w:bookmarkStart w:id="154" w:name="atomic-execution-commits"/>
+    <w:bookmarkEnd w:id="142"/>
+    <w:bookmarkStart w:id="143" w:name="atomic-execution-commits"/>
     <w:p>
       <w:pPr>
         <w:pStyle w:val="Heading1"/>
@@ -18264,7 +19321,7 @@
         <w:pStyle w:val="Compact"/>
         <w:numPr>
           <w:ilvl w:val="0"/>
-          <w:numId w:val="1011"/>
+          <w:numId w:val="1015"/>
         </w:numPr>
       </w:pPr>
       <w:r>
@@ -18276,7 +19333,7 @@
         <w:pStyle w:val="Compact"/>
         <w:numPr>
           <w:ilvl w:val="0"/>
-          <w:numId w:val="1011"/>
+          <w:numId w:val="1015"/>
         </w:numPr>
       </w:pPr>
       <w:r>
@@ -18288,7 +19345,7 @@
         <w:pStyle w:val="Compact"/>
         <w:numPr>
           <w:ilvl w:val="0"/>
-          <w:numId w:val="1011"/>
+          <w:numId w:val="1015"/>
         </w:numPr>
       </w:pPr>
       <w:r>
@@ -18300,7 +19357,7 @@
         <w:pStyle w:val="Compact"/>
         <w:numPr>
           <w:ilvl w:val="0"/>
-          <w:numId w:val="1011"/>
+          <w:numId w:val="1015"/>
         </w:numPr>
       </w:pPr>
       <w:r>
@@ -18312,7 +19369,7 @@
         <w:pStyle w:val="Compact"/>
         <w:numPr>
           <w:ilvl w:val="0"/>
-          <w:numId w:val="1011"/>
+          <w:numId w:val="1015"/>
         </w:numPr>
       </w:pPr>
       <w:r>
@@ -18324,7 +19381,7 @@
         <w:pStyle w:val="Compact"/>
         <w:numPr>
           <w:ilvl w:val="0"/>
-          <w:numId w:val="1011"/>
+          <w:numId w:val="1015"/>
         </w:numPr>
       </w:pPr>
       <w:r>
@@ -18336,7 +19393,7 @@
         <w:pStyle w:val="Compact"/>
         <w:numPr>
           <w:ilvl w:val="0"/>
-          <w:numId w:val="1011"/>
+          <w:numId w:val="1015"/>
         </w:numPr>
       </w:pPr>
       <w:r>
@@ -18348,7 +19405,7 @@
         <w:pStyle w:val="Compact"/>
         <w:numPr>
           <w:ilvl w:val="0"/>
-          <w:numId w:val="1011"/>
+          <w:numId w:val="1015"/>
         </w:numPr>
       </w:pPr>
       <w:r>
@@ -18360,7 +19417,7 @@
         <w:pStyle w:val="Compact"/>
         <w:numPr>
           <w:ilvl w:val="0"/>
-          <w:numId w:val="1011"/>
+          <w:numId w:val="1015"/>
         </w:numPr>
       </w:pPr>
       <w:r>
@@ -18372,7 +19429,7 @@
         <w:pStyle w:val="Compact"/>
         <w:numPr>
           <w:ilvl w:val="0"/>
-          <w:numId w:val="1011"/>
+          <w:numId w:val="1015"/>
         </w:numPr>
       </w:pPr>
       <w:r>
@@ -18414,8 +19471,8 @@
         </w:pict>
       </w:r>
     </w:p>
-    <w:bookmarkEnd w:id="154"/>
-    <w:bookmarkStart w:id="155" w:name="runtime-assumption-changes"/>
+    <w:bookmarkEnd w:id="143"/>
+    <w:bookmarkStart w:id="144" w:name="runtime-assumption-changes"/>
     <w:p>
       <w:pPr>
         <w:pStyle w:val="Heading1"/>
@@ -18502,8 +19559,8 @@
         </w:pict>
       </w:r>
     </w:p>
-    <w:bookmarkEnd w:id="155"/>
-    <w:bookmarkStart w:id="156" w:name="output-staleness-and-invalidation"/>
+    <w:bookmarkEnd w:id="144"/>
+    <w:bookmarkStart w:id="145" w:name="output-staleness-and-invalidation"/>
     <w:p>
       <w:pPr>
         <w:pStyle w:val="Heading1"/>
@@ -18533,7 +19590,7 @@
         <w:pStyle w:val="Compact"/>
         <w:numPr>
           <w:ilvl w:val="0"/>
-          <w:numId w:val="1012"/>
+          <w:numId w:val="1016"/>
         </w:numPr>
       </w:pPr>
       <w:r>
@@ -18545,7 +19602,7 @@
         <w:pStyle w:val="Compact"/>
         <w:numPr>
           <w:ilvl w:val="0"/>
-          <w:numId w:val="1012"/>
+          <w:numId w:val="1016"/>
         </w:numPr>
       </w:pPr>
       <w:r>
@@ -18557,7 +19614,7 @@
         <w:pStyle w:val="Compact"/>
         <w:numPr>
           <w:ilvl w:val="0"/>
-          <w:numId w:val="1012"/>
+          <w:numId w:val="1016"/>
         </w:numPr>
       </w:pPr>
       <w:r>
@@ -18569,7 +19626,7 @@
         <w:pStyle w:val="Compact"/>
         <w:numPr>
           <w:ilvl w:val="0"/>
-          <w:numId w:val="1012"/>
+          <w:numId w:val="1016"/>
         </w:numPr>
       </w:pPr>
       <w:r>
@@ -18581,7 +19638,7 @@
         <w:pStyle w:val="Compact"/>
         <w:numPr>
           <w:ilvl w:val="0"/>
-          <w:numId w:val="1012"/>
+          <w:numId w:val="1016"/>
         </w:numPr>
       </w:pPr>
       <w:r>
@@ -18593,7 +19650,7 @@
         <w:pStyle w:val="Compact"/>
         <w:numPr>
           <w:ilvl w:val="0"/>
-          <w:numId w:val="1012"/>
+          <w:numId w:val="1016"/>
         </w:numPr>
       </w:pPr>
       <w:r>
@@ -18605,7 +19662,7 @@
         <w:pStyle w:val="Compact"/>
         <w:numPr>
           <w:ilvl w:val="0"/>
-          <w:numId w:val="1012"/>
+          <w:numId w:val="1016"/>
         </w:numPr>
       </w:pPr>
       <w:r>
@@ -18617,7 +19674,7 @@
         <w:pStyle w:val="Compact"/>
         <w:numPr>
           <w:ilvl w:val="0"/>
-          <w:numId w:val="1012"/>
+          <w:numId w:val="1016"/>
         </w:numPr>
       </w:pPr>
       <w:r>
@@ -18629,7 +19686,7 @@
         <w:pStyle w:val="Compact"/>
         <w:numPr>
           <w:ilvl w:val="0"/>
-          <w:numId w:val="1012"/>
+          <w:numId w:val="1016"/>
         </w:numPr>
       </w:pPr>
       <w:r>
@@ -18845,8 +19902,8 @@
         </w:pict>
       </w:r>
     </w:p>
-    <w:bookmarkEnd w:id="156"/>
-    <w:bookmarkStart w:id="161" w:name="semantic-record-staleness"/>
+    <w:bookmarkEnd w:id="145"/>
+    <w:bookmarkStart w:id="150" w:name="semantic-record-staleness"/>
     <w:p>
       <w:pPr>
         <w:pStyle w:val="Heading1"/>
@@ -18876,7 +19933,7 @@
         <w:pStyle w:val="Compact"/>
         <w:numPr>
           <w:ilvl w:val="0"/>
-          <w:numId w:val="1013"/>
+          <w:numId w:val="1017"/>
         </w:numPr>
       </w:pPr>
       <w:r>
@@ -18888,7 +19945,7 @@
         <w:pStyle w:val="Compact"/>
         <w:numPr>
           <w:ilvl w:val="0"/>
-          <w:numId w:val="1013"/>
+          <w:numId w:val="1017"/>
         </w:numPr>
       </w:pPr>
       <w:r>
@@ -18900,7 +19957,7 @@
         <w:pStyle w:val="Compact"/>
         <w:numPr>
           <w:ilvl w:val="0"/>
-          <w:numId w:val="1013"/>
+          <w:numId w:val="1017"/>
         </w:numPr>
       </w:pPr>
       <w:r>
@@ -18912,7 +19969,7 @@
         <w:pStyle w:val="Compact"/>
         <w:numPr>
           <w:ilvl w:val="0"/>
-          <w:numId w:val="1013"/>
+          <w:numId w:val="1017"/>
         </w:numPr>
       </w:pPr>
       <w:r>
@@ -18924,7 +19981,7 @@
         <w:pStyle w:val="Compact"/>
         <w:numPr>
           <w:ilvl w:val="0"/>
-          <w:numId w:val="1013"/>
+          <w:numId w:val="1017"/>
         </w:numPr>
       </w:pPr>
       <w:r>
@@ -18936,7 +19993,7 @@
         <w:pStyle w:val="Compact"/>
         <w:numPr>
           <w:ilvl w:val="0"/>
-          <w:numId w:val="1013"/>
+          <w:numId w:val="1017"/>
         </w:numPr>
       </w:pPr>
       <w:r>
@@ -18948,7 +20005,7 @@
         <w:pStyle w:val="Compact"/>
         <w:numPr>
           <w:ilvl w:val="0"/>
-          <w:numId w:val="1013"/>
+          <w:numId w:val="1017"/>
         </w:numPr>
       </w:pPr>
       <w:r>
@@ -18960,14 +20017,14 @@
         <w:pStyle w:val="Compact"/>
         <w:numPr>
           <w:ilvl w:val="0"/>
-          <w:numId w:val="1013"/>
+          <w:numId w:val="1017"/>
         </w:numPr>
       </w:pPr>
       <w:r>
         <w:t xml:space="preserve">external references.</w:t>
       </w:r>
     </w:p>
-    <w:bookmarkStart w:id="157" w:name="computational-dependency-rule"/>
+    <w:bookmarkStart w:id="146" w:name="computational-dependency-rule"/>
     <w:p>
       <w:pPr>
         <w:pStyle w:val="Heading2"/>
@@ -19330,8 +20387,8 @@
         <w:t xml:space="preserve">}</w:t>
       </w:r>
     </w:p>
-    <w:bookmarkEnd w:id="157"/>
-    <w:bookmarkStart w:id="158" w:name="aggregate-evidence-rule"/>
+    <w:bookmarkEnd w:id="146"/>
+    <w:bookmarkStart w:id="147" w:name="aggregate-evidence-rule"/>
     <w:p>
       <w:pPr>
         <w:pStyle w:val="Heading2"/>
@@ -19445,8 +20502,8 @@
         <w:t xml:space="preserve">If all supporting evidence is current, the claim’s staleness is unchanged.</w:t>
       </w:r>
     </w:p>
-    <w:bookmarkEnd w:id="158"/>
-    <w:bookmarkStart w:id="159" w:name="decision-propagation"/>
+    <w:bookmarkEnd w:id="147"/>
+    <w:bookmarkStart w:id="148" w:name="decision-propagation"/>
     <w:p>
       <w:pPr>
         <w:pStyle w:val="Heading2"/>
@@ -19463,8 +20520,8 @@
         <w:t xml:space="preserve">Decision records based on stale claims or evidence MUST be marked stale.</w:t>
       </w:r>
     </w:p>
-    <w:bookmarkEnd w:id="159"/>
-    <w:bookmarkStart w:id="160" w:name="historical-context-records"/>
+    <w:bookmarkEnd w:id="148"/>
+    <w:bookmarkStart w:id="149" w:name="historical-context-records"/>
     <w:p>
       <w:pPr>
         <w:pStyle w:val="Heading2"/>
@@ -19649,9 +20706,9 @@
         </w:pict>
       </w:r>
     </w:p>
-    <w:bookmarkEnd w:id="160"/>
-    <w:bookmarkEnd w:id="161"/>
-    <w:bookmarkStart w:id="162" w:name="dependency-hints"/>
+    <w:bookmarkEnd w:id="149"/>
+    <w:bookmarkEnd w:id="150"/>
+    <w:bookmarkStart w:id="151" w:name="dependency-hints"/>
     <w:p>
       <w:pPr>
         <w:pStyle w:val="Heading1"/>
@@ -19976,8 +21033,8 @@
         </w:pict>
       </w:r>
     </w:p>
-    <w:bookmarkEnd w:id="162"/>
-    <w:bookmarkStart w:id="163" w:name="diagnostics"/>
+    <w:bookmarkEnd w:id="151"/>
+    <w:bookmarkStart w:id="152" w:name="diagnostics"/>
     <w:p>
       <w:pPr>
         <w:pStyle w:val="Heading1"/>
@@ -20419,8 +21476,8 @@
         </w:pict>
       </w:r>
     </w:p>
-    <w:bookmarkEnd w:id="163"/>
-    <w:bookmarkStart w:id="165" w:name="internal-versioning"/>
+    <w:bookmarkEnd w:id="152"/>
+    <w:bookmarkStart w:id="154" w:name="internal-versioning"/>
     <w:p>
       <w:pPr>
         <w:pStyle w:val="Heading1"/>
@@ -21431,7 +22488,7 @@
         <w:t xml:space="preserve">Commit ancestry, not timestamp order, is authoritative.</w:t>
       </w:r>
     </w:p>
-    <w:bookmarkStart w:id="164" w:name="proposal-application-validation"/>
+    <w:bookmarkStart w:id="153" w:name="proposal-application-validation"/>
     <w:p>
       <w:pPr>
         <w:pStyle w:val="Heading2"/>
@@ -21498,7 +22555,7 @@
         <w:pStyle w:val="Compact"/>
         <w:numPr>
           <w:ilvl w:val="0"/>
-          <w:numId w:val="1014"/>
+          <w:numId w:val="1018"/>
         </w:numPr>
       </w:pPr>
       <w:r>
@@ -21510,7 +22567,7 @@
         <w:pStyle w:val="Compact"/>
         <w:numPr>
           <w:ilvl w:val="0"/>
-          <w:numId w:val="1014"/>
+          <w:numId w:val="1018"/>
         </w:numPr>
       </w:pPr>
       <w:r>
@@ -21522,7 +22579,7 @@
         <w:pStyle w:val="Compact"/>
         <w:numPr>
           <w:ilvl w:val="0"/>
-          <w:numId w:val="1014"/>
+          <w:numId w:val="1018"/>
         </w:numPr>
       </w:pPr>
       <w:r>
@@ -21536,9 +22593,9 @@
         </w:pict>
       </w:r>
     </w:p>
-    <w:bookmarkEnd w:id="164"/>
-    <w:bookmarkEnd w:id="165"/>
-    <w:bookmarkStart w:id="166" w:name="branches-and-merges"/>
+    <w:bookmarkEnd w:id="153"/>
+    <w:bookmarkEnd w:id="154"/>
+    <w:bookmarkStart w:id="155" w:name="branches-and-merges"/>
     <w:p>
       <w:pPr>
         <w:pStyle w:val="Heading1"/>
@@ -21557,6 +22614,14 @@
     </w:p>
     <w:p>
       <w:pPr>
+        <w:pStyle w:val="BodyText"/>
+      </w:pPr>
+      <w:r>
+        <w:t xml:space="preserve">The v0.1 branch floor: branch records (as below) are required; every artifact has at least one branch, and the main branch is protected per §17.4. Multiple concurrent branches are required — a single-branch conformance floor would leave the authorization and staleness rules untestable. Commits record their branch, and branch heads are part of the Level 1 execution skeleton (§11).</w:t>
+      </w:r>
+    </w:p>
+    <w:p>
+      <w:pPr>
         <w:pStyle w:val="SourceCode"/>
       </w:pPr>
       <w:r>
@@ -21769,6 +22834,14 @@
         <w:pStyle w:val="FirstParagraph"/>
       </w:pPr>
       <w:r>
+        <w:t xml:space="preserve">Branch merges are deferred in v0.1 (MVP MAY-defer list). The merge-record and conflict vocabulary below is normative for a later version; v0.1 validators do not validate merge records.</w:t>
+      </w:r>
+    </w:p>
+    <w:p>
+      <w:pPr>
+        <w:pStyle w:val="BodyText"/>
+      </w:pPr>
+      <w:r>
         <w:t xml:space="preserve">Merge records SHOULD preserve both branches’ provenance and identify conflicts explicitly.</w:t>
       </w:r>
     </w:p>
@@ -21785,7 +22858,7 @@
         <w:pStyle w:val="Compact"/>
         <w:numPr>
           <w:ilvl w:val="0"/>
-          <w:numId w:val="1015"/>
+          <w:numId w:val="1019"/>
         </w:numPr>
       </w:pPr>
       <w:r>
@@ -21797,7 +22870,7 @@
         <w:pStyle w:val="Compact"/>
         <w:numPr>
           <w:ilvl w:val="0"/>
-          <w:numId w:val="1015"/>
+          <w:numId w:val="1019"/>
         </w:numPr>
       </w:pPr>
       <w:r>
@@ -21809,7 +22882,7 @@
         <w:pStyle w:val="Compact"/>
         <w:numPr>
           <w:ilvl w:val="0"/>
-          <w:numId w:val="1015"/>
+          <w:numId w:val="1019"/>
         </w:numPr>
       </w:pPr>
       <w:r>
@@ -21821,7 +22894,7 @@
         <w:pStyle w:val="Compact"/>
         <w:numPr>
           <w:ilvl w:val="0"/>
-          <w:numId w:val="1015"/>
+          <w:numId w:val="1019"/>
         </w:numPr>
       </w:pPr>
       <w:r>
@@ -21833,7 +22906,7 @@
         <w:pStyle w:val="Compact"/>
         <w:numPr>
           <w:ilvl w:val="0"/>
-          <w:numId w:val="1015"/>
+          <w:numId w:val="1019"/>
         </w:numPr>
       </w:pPr>
       <w:r>
@@ -21845,7 +22918,7 @@
         <w:pStyle w:val="Compact"/>
         <w:numPr>
           <w:ilvl w:val="0"/>
-          <w:numId w:val="1015"/>
+          <w:numId w:val="1019"/>
         </w:numPr>
       </w:pPr>
       <w:r>
@@ -21857,7 +22930,7 @@
         <w:pStyle w:val="Compact"/>
         <w:numPr>
           <w:ilvl w:val="0"/>
-          <w:numId w:val="1015"/>
+          <w:numId w:val="1019"/>
         </w:numPr>
       </w:pPr>
       <w:r>
@@ -21869,7 +22942,7 @@
         <w:pStyle w:val="Compact"/>
         <w:numPr>
           <w:ilvl w:val="0"/>
-          <w:numId w:val="1015"/>
+          <w:numId w:val="1019"/>
         </w:numPr>
       </w:pPr>
       <w:r>
@@ -21881,7 +22954,7 @@
         <w:pStyle w:val="Compact"/>
         <w:numPr>
           <w:ilvl w:val="0"/>
-          <w:numId w:val="1015"/>
+          <w:numId w:val="1019"/>
         </w:numPr>
       </w:pPr>
       <w:r>
@@ -21895,8 +22968,8 @@
         </w:pict>
       </w:r>
     </w:p>
-    <w:bookmarkEnd w:id="166"/>
-    <w:bookmarkStart w:id="168" w:name="internal-object-store"/>
+    <w:bookmarkEnd w:id="155"/>
+    <w:bookmarkStart w:id="157" w:name="internal-object-store"/>
     <w:p>
       <w:pPr>
         <w:pStyle w:val="Heading1"/>
@@ -21923,6 +22996,44 @@
     </w:p>
     <w:p>
       <w:pPr>
+        <w:pStyle w:val="BodyText"/>
+      </w:pPr>
+      <w:r>
+        <w:t xml:space="preserve">A conforming object store MUST support objects from 0 bytes to at least 1 GiB (2^30 bytes) inclusive, with</w:t>
+      </w:r>
+      <w:r>
+        <w:t xml:space="preserve"> </w:t>
+      </w:r>
+      <w:r>
+        <w:rPr>
+          <w:rStyle w:val="VerbatimChar"/>
+        </w:rPr>
+        <w:t xml:space="preserve">get_range</w:t>
+      </w:r>
+      <w:r>
+        <w:t xml:space="preserve"> </w:t>
+      </w:r>
+      <w:r>
+        <w:t xml:space="preserve">valid for any range within a supported object. Objects above 1 GiB MAY be split into multiple registered objects; a conforming v0.1 implementation MAY reject objects above 1 GiB at</w:t>
+      </w:r>
+      <w:r>
+        <w:t xml:space="preserve"> </w:t>
+      </w:r>
+      <w:r>
+        <w:rPr>
+          <w:rStyle w:val="VerbatimChar"/>
+        </w:rPr>
+        <w:t xml:space="preserve">put</w:t>
+      </w:r>
+      <w:r>
+        <w:t xml:space="preserve"> </w:t>
+      </w:r>
+      <w:r>
+        <w:t xml:space="preserve">time with a diagnostic.</w:t>
+      </w:r>
+    </w:p>
+    <w:p>
+      <w:pPr>
         <w:pStyle w:val="SourceCode"/>
       </w:pPr>
       <w:r>
@@ -22040,7 +23151,7 @@
         <w:rPr>
           <w:rStyle w:val="StringTok"/>
         </w:rPr>
-        <w:t xml:space="preserve">"zstd"</w:t>
+        <w:t xml:space="preserve">"sol:compression/zstd"</w:t>
       </w:r>
       <w:r>
         <w:rPr>
@@ -22315,7 +23426,7 @@
         <w:t xml:space="preserve">Objects MUST NOT be modified in place.</w:t>
       </w:r>
     </w:p>
-    <w:bookmarkStart w:id="167" w:name="garbage-collection"/>
+    <w:bookmarkStart w:id="156" w:name="garbage-collection"/>
     <w:p>
       <w:pPr>
         <w:pStyle w:val="Heading2"/>
@@ -22337,7 +23448,7 @@
         <w:pStyle w:val="Compact"/>
         <w:numPr>
           <w:ilvl w:val="0"/>
-          <w:numId w:val="1016"/>
+          <w:numId w:val="1020"/>
         </w:numPr>
       </w:pPr>
       <w:r>
@@ -22349,7 +23460,7 @@
         <w:pStyle w:val="Compact"/>
         <w:numPr>
           <w:ilvl w:val="0"/>
-          <w:numId w:val="1016"/>
+          <w:numId w:val="1020"/>
         </w:numPr>
       </w:pPr>
       <w:r>
@@ -22361,7 +23472,7 @@
         <w:pStyle w:val="Compact"/>
         <w:numPr>
           <w:ilvl w:val="0"/>
-          <w:numId w:val="1016"/>
+          <w:numId w:val="1020"/>
         </w:numPr>
       </w:pPr>
       <w:r>
@@ -22373,7 +23484,7 @@
         <w:pStyle w:val="Compact"/>
         <w:numPr>
           <w:ilvl w:val="0"/>
-          <w:numId w:val="1016"/>
+          <w:numId w:val="1020"/>
         </w:numPr>
       </w:pPr>
       <w:r>
@@ -22385,7 +23496,7 @@
         <w:pStyle w:val="Compact"/>
         <w:numPr>
           <w:ilvl w:val="0"/>
-          <w:numId w:val="1016"/>
+          <w:numId w:val="1020"/>
         </w:numPr>
       </w:pPr>
       <w:r>
@@ -22397,7 +23508,7 @@
         <w:pStyle w:val="Compact"/>
         <w:numPr>
           <w:ilvl w:val="0"/>
-          <w:numId w:val="1016"/>
+          <w:numId w:val="1020"/>
         </w:numPr>
       </w:pPr>
       <w:r>
@@ -22409,7 +23520,7 @@
         <w:pStyle w:val="Compact"/>
         <w:numPr>
           <w:ilvl w:val="0"/>
-          <w:numId w:val="1016"/>
+          <w:numId w:val="1020"/>
         </w:numPr>
       </w:pPr>
       <w:r>
@@ -22421,7 +23532,7 @@
         <w:pStyle w:val="Compact"/>
         <w:numPr>
           <w:ilvl w:val="0"/>
-          <w:numId w:val="1016"/>
+          <w:numId w:val="1020"/>
         </w:numPr>
       </w:pPr>
       <w:r>
@@ -22433,7 +23544,7 @@
         <w:pStyle w:val="Compact"/>
         <w:numPr>
           <w:ilvl w:val="0"/>
-          <w:numId w:val="1016"/>
+          <w:numId w:val="1020"/>
         </w:numPr>
       </w:pPr>
       <w:r>
@@ -22445,7 +23556,7 @@
         <w:pStyle w:val="Compact"/>
         <w:numPr>
           <w:ilvl w:val="0"/>
-          <w:numId w:val="1016"/>
+          <w:numId w:val="1020"/>
         </w:numPr>
       </w:pPr>
       <w:r>
@@ -22459,9 +23570,9 @@
         </w:pict>
       </w:r>
     </w:p>
-    <w:bookmarkEnd w:id="167"/>
-    <w:bookmarkEnd w:id="168"/>
-    <w:bookmarkStart w:id="169" w:name="compression-and-deduplication"/>
+    <w:bookmarkEnd w:id="156"/>
+    <w:bookmarkEnd w:id="157"/>
+    <w:bookmarkStart w:id="158" w:name="compression-and-deduplication"/>
     <w:p>
       <w:pPr>
         <w:pStyle w:val="Heading1"/>
@@ -22527,6 +23638,124 @@
     <w:p>
       <w:pPr>
         <w:pStyle w:val="FirstParagraph"/>
+      </w:pPr>
+      <w:r>
+        <w:t xml:space="preserve">Conformance floor (v0.1):</w:t>
+      </w:r>
+    </w:p>
+    <w:p>
+      <w:pPr>
+        <w:pStyle w:val="Compact"/>
+        <w:numPr>
+          <w:ilvl w:val="0"/>
+          <w:numId w:val="1021"/>
+        </w:numPr>
+      </w:pPr>
+      <w:r>
+        <w:t xml:space="preserve">MUST support (read and write):</w:t>
+      </w:r>
+      <w:r>
+        <w:t xml:space="preserve"> </w:t>
+      </w:r>
+      <w:r>
+        <w:rPr>
+          <w:rStyle w:val="VerbatimChar"/>
+        </w:rPr>
+        <w:t xml:space="preserve">sol:compression/none</w:t>
+      </w:r>
+      <w:r>
+        <w:t xml:space="preserve">,</w:t>
+      </w:r>
+      <w:r>
+        <w:t xml:space="preserve"> </w:t>
+      </w:r>
+      <w:r>
+        <w:rPr>
+          <w:rStyle w:val="VerbatimChar"/>
+        </w:rPr>
+        <w:t xml:space="preserve">sol:compression/gzip</w:t>
+      </w:r>
+      <w:r>
+        <w:t xml:space="preserve">.</w:t>
+      </w:r>
+    </w:p>
+    <w:p>
+      <w:pPr>
+        <w:pStyle w:val="Compact"/>
+        <w:numPr>
+          <w:ilvl w:val="0"/>
+          <w:numId w:val="1021"/>
+        </w:numPr>
+      </w:pPr>
+      <w:r>
+        <w:t xml:space="preserve">SHOULD support:</w:t>
+      </w:r>
+      <w:r>
+        <w:t xml:space="preserve"> </w:t>
+      </w:r>
+      <w:r>
+        <w:rPr>
+          <w:rStyle w:val="VerbatimChar"/>
+        </w:rPr>
+        <w:t xml:space="preserve">sol:compression/zstd</w:t>
+      </w:r>
+      <w:r>
+        <w:t xml:space="preserve"> </w:t>
+      </w:r>
+      <w:r>
+        <w:t xml:space="preserve">(preferred codec for new objects where available).</w:t>
+      </w:r>
+    </w:p>
+    <w:p>
+      <w:pPr>
+        <w:pStyle w:val="Compact"/>
+        <w:numPr>
+          <w:ilvl w:val="0"/>
+          <w:numId w:val="1021"/>
+        </w:numPr>
+      </w:pPr>
+      <w:r>
+        <w:t xml:space="preserve">MAY support:</w:t>
+      </w:r>
+      <w:r>
+        <w:t xml:space="preserve"> </w:t>
+      </w:r>
+      <w:r>
+        <w:rPr>
+          <w:rStyle w:val="VerbatimChar"/>
+        </w:rPr>
+        <w:t xml:space="preserve">sol:compression/brotli</w:t>
+      </w:r>
+      <w:r>
+        <w:t xml:space="preserve">.</w:t>
+      </w:r>
+    </w:p>
+    <w:p>
+      <w:pPr>
+        <w:pStyle w:val="FirstParagraph"/>
+      </w:pPr>
+      <w:r>
+        <w:t xml:space="preserve">Writers MUST declare the codec per object via the</w:t>
+      </w:r>
+      <w:r>
+        <w:t xml:space="preserve"> </w:t>
+      </w:r>
+      <w:r>
+        <w:rPr>
+          <w:rStyle w:val="VerbatimChar"/>
+        </w:rPr>
+        <w:t xml:space="preserve">compression</w:t>
+      </w:r>
+      <w:r>
+        <w:t xml:space="preserve"> </w:t>
+      </w:r>
+      <w:r>
+        <w:t xml:space="preserve">field (§42). Readers MUST reject objects whose declared codec they do not support rather than guessing.</w:t>
+      </w:r>
+    </w:p>
+    <w:p>
+      <w:pPr>
+        <w:pStyle w:val="BodyText"/>
       </w:pPr>
       <w:r>
         <w:t xml:space="preserve">Objects with identical content SHOULD be stored once and referenced multiple times.</w:t>
@@ -22539,8 +23768,8 @@
         </w:pict>
       </w:r>
     </w:p>
-    <w:bookmarkEnd w:id="169"/>
-    <w:bookmarkStart w:id="170" w:name="provenance"/>
+    <w:bookmarkEnd w:id="158"/>
+    <w:bookmarkStart w:id="159" w:name="provenance"/>
     <w:p>
       <w:pPr>
         <w:pStyle w:val="Heading1"/>
@@ -22562,7 +23791,7 @@
         <w:pStyle w:val="Compact"/>
         <w:numPr>
           <w:ilvl w:val="0"/>
-          <w:numId w:val="1017"/>
+          <w:numId w:val="1022"/>
         </w:numPr>
       </w:pPr>
       <w:r>
@@ -22574,7 +23803,7 @@
         <w:pStyle w:val="Compact"/>
         <w:numPr>
           <w:ilvl w:val="0"/>
-          <w:numId w:val="1017"/>
+          <w:numId w:val="1022"/>
         </w:numPr>
       </w:pPr>
       <w:r>
@@ -22586,7 +23815,7 @@
         <w:pStyle w:val="Compact"/>
         <w:numPr>
           <w:ilvl w:val="0"/>
-          <w:numId w:val="1017"/>
+          <w:numId w:val="1022"/>
         </w:numPr>
       </w:pPr>
       <w:r>
@@ -22598,7 +23827,7 @@
         <w:pStyle w:val="Compact"/>
         <w:numPr>
           <w:ilvl w:val="0"/>
-          <w:numId w:val="1017"/>
+          <w:numId w:val="1022"/>
         </w:numPr>
       </w:pPr>
       <w:r>
@@ -22610,7 +23839,7 @@
         <w:pStyle w:val="Compact"/>
         <w:numPr>
           <w:ilvl w:val="0"/>
-          <w:numId w:val="1017"/>
+          <w:numId w:val="1022"/>
         </w:numPr>
       </w:pPr>
       <w:r>
@@ -22622,7 +23851,7 @@
         <w:pStyle w:val="Compact"/>
         <w:numPr>
           <w:ilvl w:val="0"/>
-          <w:numId w:val="1017"/>
+          <w:numId w:val="1022"/>
         </w:numPr>
       </w:pPr>
       <w:r>
@@ -22634,7 +23863,7 @@
         <w:pStyle w:val="Compact"/>
         <w:numPr>
           <w:ilvl w:val="0"/>
-          <w:numId w:val="1017"/>
+          <w:numId w:val="1022"/>
         </w:numPr>
       </w:pPr>
       <w:r>
@@ -22646,7 +23875,7 @@
         <w:pStyle w:val="Compact"/>
         <w:numPr>
           <w:ilvl w:val="0"/>
-          <w:numId w:val="1017"/>
+          <w:numId w:val="1022"/>
         </w:numPr>
       </w:pPr>
       <w:r>
@@ -22658,7 +23887,7 @@
         <w:pStyle w:val="Compact"/>
         <w:numPr>
           <w:ilvl w:val="0"/>
-          <w:numId w:val="1017"/>
+          <w:numId w:val="1022"/>
         </w:numPr>
       </w:pPr>
       <w:r>
@@ -22670,7 +23899,7 @@
         <w:pStyle w:val="Compact"/>
         <w:numPr>
           <w:ilvl w:val="0"/>
-          <w:numId w:val="1017"/>
+          <w:numId w:val="1022"/>
         </w:numPr>
       </w:pPr>
       <w:r>
@@ -23167,8 +24396,8 @@
         </w:pict>
       </w:r>
     </w:p>
-    <w:bookmarkEnd w:id="170"/>
-    <w:bookmarkStart w:id="171" w:name="supply-chain-metadata"/>
+    <w:bookmarkEnd w:id="159"/>
+    <w:bookmarkStart w:id="160" w:name="supply-chain-metadata"/>
     <w:p>
       <w:pPr>
         <w:pStyle w:val="Heading1"/>
@@ -23190,7 +24419,7 @@
         <w:pStyle w:val="Compact"/>
         <w:numPr>
           <w:ilvl w:val="0"/>
-          <w:numId w:val="1018"/>
+          <w:numId w:val="1023"/>
         </w:numPr>
       </w:pPr>
       <w:r>
@@ -23202,7 +24431,7 @@
         <w:pStyle w:val="Compact"/>
         <w:numPr>
           <w:ilvl w:val="0"/>
-          <w:numId w:val="1018"/>
+          <w:numId w:val="1023"/>
         </w:numPr>
       </w:pPr>
       <w:r>
@@ -23214,7 +24443,7 @@
         <w:pStyle w:val="Compact"/>
         <w:numPr>
           <w:ilvl w:val="0"/>
-          <w:numId w:val="1018"/>
+          <w:numId w:val="1023"/>
         </w:numPr>
       </w:pPr>
       <w:r>
@@ -23226,7 +24455,7 @@
         <w:pStyle w:val="Compact"/>
         <w:numPr>
           <w:ilvl w:val="0"/>
-          <w:numId w:val="1018"/>
+          <w:numId w:val="1023"/>
         </w:numPr>
       </w:pPr>
       <w:r>
@@ -23238,7 +24467,7 @@
         <w:pStyle w:val="Compact"/>
         <w:numPr>
           <w:ilvl w:val="0"/>
-          <w:numId w:val="1018"/>
+          <w:numId w:val="1023"/>
         </w:numPr>
       </w:pPr>
       <w:r>
@@ -23250,7 +24479,7 @@
         <w:pStyle w:val="Compact"/>
         <w:numPr>
           <w:ilvl w:val="0"/>
-          <w:numId w:val="1018"/>
+          <w:numId w:val="1023"/>
         </w:numPr>
       </w:pPr>
       <w:r>
@@ -23262,7 +24491,7 @@
         <w:pStyle w:val="Compact"/>
         <w:numPr>
           <w:ilvl w:val="0"/>
-          <w:numId w:val="1018"/>
+          <w:numId w:val="1023"/>
         </w:numPr>
       </w:pPr>
       <w:r>
@@ -23274,7 +24503,7 @@
         <w:pStyle w:val="Compact"/>
         <w:numPr>
           <w:ilvl w:val="0"/>
-          <w:numId w:val="1018"/>
+          <w:numId w:val="1023"/>
         </w:numPr>
       </w:pPr>
       <w:r>
@@ -23296,8 +24525,8 @@
         </w:pict>
       </w:r>
     </w:p>
-    <w:bookmarkEnd w:id="171"/>
-    <w:bookmarkStart w:id="172" w:name="signatures-and-integrity"/>
+    <w:bookmarkEnd w:id="160"/>
+    <w:bookmarkStart w:id="161" w:name="signatures-and-integrity"/>
     <w:p>
       <w:pPr>
         <w:pStyle w:val="Heading1"/>
@@ -23364,7 +24593,7 @@
         <w:pStyle w:val="Compact"/>
         <w:numPr>
           <w:ilvl w:val="0"/>
-          <w:numId w:val="1019"/>
+          <w:numId w:val="1024"/>
         </w:numPr>
       </w:pPr>
       <w:r>
@@ -23376,7 +24605,7 @@
         <w:pStyle w:val="Compact"/>
         <w:numPr>
           <w:ilvl w:val="0"/>
-          <w:numId w:val="1019"/>
+          <w:numId w:val="1024"/>
         </w:numPr>
       </w:pPr>
       <w:r>
@@ -23388,7 +24617,7 @@
         <w:pStyle w:val="Compact"/>
         <w:numPr>
           <w:ilvl w:val="0"/>
-          <w:numId w:val="1019"/>
+          <w:numId w:val="1024"/>
         </w:numPr>
       </w:pPr>
       <w:r>
@@ -23400,7 +24629,7 @@
         <w:pStyle w:val="Compact"/>
         <w:numPr>
           <w:ilvl w:val="0"/>
-          <w:numId w:val="1019"/>
+          <w:numId w:val="1024"/>
         </w:numPr>
       </w:pPr>
       <w:r>
@@ -23412,7 +24641,7 @@
         <w:pStyle w:val="Compact"/>
         <w:numPr>
           <w:ilvl w:val="0"/>
-          <w:numId w:val="1019"/>
+          <w:numId w:val="1024"/>
         </w:numPr>
       </w:pPr>
       <w:r>
@@ -23424,7 +24653,7 @@
         <w:pStyle w:val="Compact"/>
         <w:numPr>
           <w:ilvl w:val="0"/>
-          <w:numId w:val="1019"/>
+          <w:numId w:val="1024"/>
         </w:numPr>
       </w:pPr>
       <w:r>
@@ -23438,8 +24667,8 @@
         </w:pict>
       </w:r>
     </w:p>
-    <w:bookmarkEnd w:id="172"/>
-    <w:bookmarkStart w:id="173" w:name="rendering"/>
+    <w:bookmarkEnd w:id="161"/>
+    <w:bookmarkStart w:id="162" w:name="rendering"/>
     <w:p>
       <w:pPr>
         <w:pStyle w:val="Heading1"/>
@@ -23469,7 +24698,7 @@
         <w:pStyle w:val="Compact"/>
         <w:numPr>
           <w:ilvl w:val="0"/>
-          <w:numId w:val="1020"/>
+          <w:numId w:val="1025"/>
         </w:numPr>
       </w:pPr>
       <w:r>
@@ -23481,7 +24710,7 @@
         <w:pStyle w:val="Compact"/>
         <w:numPr>
           <w:ilvl w:val="0"/>
-          <w:numId w:val="1020"/>
+          <w:numId w:val="1025"/>
         </w:numPr>
       </w:pPr>
       <w:r>
@@ -23493,7 +24722,7 @@
         <w:pStyle w:val="Compact"/>
         <w:numPr>
           <w:ilvl w:val="0"/>
-          <w:numId w:val="1020"/>
+          <w:numId w:val="1025"/>
         </w:numPr>
       </w:pPr>
       <w:r>
@@ -23505,7 +24734,7 @@
         <w:pStyle w:val="Compact"/>
         <w:numPr>
           <w:ilvl w:val="0"/>
-          <w:numId w:val="1020"/>
+          <w:numId w:val="1025"/>
         </w:numPr>
       </w:pPr>
       <w:r>
@@ -23517,7 +24746,7 @@
         <w:pStyle w:val="Compact"/>
         <w:numPr>
           <w:ilvl w:val="0"/>
-          <w:numId w:val="1020"/>
+          <w:numId w:val="1025"/>
         </w:numPr>
       </w:pPr>
       <w:r>
@@ -23529,7 +24758,7 @@
         <w:pStyle w:val="Compact"/>
         <w:numPr>
           <w:ilvl w:val="0"/>
-          <w:numId w:val="1020"/>
+          <w:numId w:val="1025"/>
         </w:numPr>
       </w:pPr>
       <w:r>
@@ -23541,7 +24770,7 @@
         <w:pStyle w:val="Compact"/>
         <w:numPr>
           <w:ilvl w:val="0"/>
-          <w:numId w:val="1020"/>
+          <w:numId w:val="1025"/>
         </w:numPr>
       </w:pPr>
       <w:r>
@@ -23823,8 +25052,8 @@
         </w:pict>
       </w:r>
     </w:p>
-    <w:bookmarkEnd w:id="173"/>
-    <w:bookmarkStart w:id="174" w:name="machine-summary-render"/>
+    <w:bookmarkEnd w:id="162"/>
+    <w:bookmarkStart w:id="163" w:name="machine-summary-render"/>
     <w:p>
       <w:pPr>
         <w:pStyle w:val="Heading1"/>
@@ -23863,7 +25092,7 @@
         <w:pStyle w:val="Compact"/>
         <w:numPr>
           <w:ilvl w:val="0"/>
-          <w:numId w:val="1021"/>
+          <w:numId w:val="1026"/>
         </w:numPr>
       </w:pPr>
       <w:r>
@@ -23875,7 +25104,7 @@
         <w:pStyle w:val="Compact"/>
         <w:numPr>
           <w:ilvl w:val="0"/>
-          <w:numId w:val="1021"/>
+          <w:numId w:val="1026"/>
         </w:numPr>
       </w:pPr>
       <w:r>
@@ -23887,7 +25116,7 @@
         <w:pStyle w:val="Compact"/>
         <w:numPr>
           <w:ilvl w:val="0"/>
-          <w:numId w:val="1021"/>
+          <w:numId w:val="1026"/>
         </w:numPr>
       </w:pPr>
       <w:r>
@@ -23899,7 +25128,7 @@
         <w:pStyle w:val="Compact"/>
         <w:numPr>
           <w:ilvl w:val="0"/>
-          <w:numId w:val="1021"/>
+          <w:numId w:val="1026"/>
         </w:numPr>
       </w:pPr>
       <w:r>
@@ -23911,7 +25140,7 @@
         <w:pStyle w:val="Compact"/>
         <w:numPr>
           <w:ilvl w:val="0"/>
-          <w:numId w:val="1021"/>
+          <w:numId w:val="1026"/>
         </w:numPr>
       </w:pPr>
       <w:r>
@@ -23923,7 +25152,7 @@
         <w:pStyle w:val="Compact"/>
         <w:numPr>
           <w:ilvl w:val="0"/>
-          <w:numId w:val="1021"/>
+          <w:numId w:val="1026"/>
         </w:numPr>
       </w:pPr>
       <w:r>
@@ -23935,7 +25164,7 @@
         <w:pStyle w:val="Compact"/>
         <w:numPr>
           <w:ilvl w:val="0"/>
-          <w:numId w:val="1021"/>
+          <w:numId w:val="1026"/>
         </w:numPr>
       </w:pPr>
       <w:r>
@@ -23947,7 +25176,7 @@
         <w:pStyle w:val="Compact"/>
         <w:numPr>
           <w:ilvl w:val="0"/>
-          <w:numId w:val="1021"/>
+          <w:numId w:val="1026"/>
         </w:numPr>
       </w:pPr>
       <w:r>
@@ -23959,7 +25188,7 @@
         <w:pStyle w:val="Compact"/>
         <w:numPr>
           <w:ilvl w:val="0"/>
-          <w:numId w:val="1021"/>
+          <w:numId w:val="1026"/>
         </w:numPr>
       </w:pPr>
       <w:r>
@@ -23971,7 +25200,7 @@
         <w:pStyle w:val="Compact"/>
         <w:numPr>
           <w:ilvl w:val="0"/>
-          <w:numId w:val="1021"/>
+          <w:numId w:val="1026"/>
         </w:numPr>
       </w:pPr>
       <w:r>
@@ -23983,7 +25212,7 @@
         <w:pStyle w:val="Compact"/>
         <w:numPr>
           <w:ilvl w:val="0"/>
-          <w:numId w:val="1021"/>
+          <w:numId w:val="1026"/>
         </w:numPr>
       </w:pPr>
       <w:r>
@@ -23995,6 +25224,334 @@
         <w:pStyle w:val="FirstParagraph"/>
       </w:pPr>
       <w:r>
+        <w:t xml:space="preserve">The machine summary schema is a published normative artifact (</w:t>
+      </w:r>
+      <w:r>
+        <w:rPr>
+          <w:rStyle w:val="VerbatimChar"/>
+        </w:rPr>
+        <w:t xml:space="preserve">sol:schemas/machine_summary/v0.2</w:t>
+      </w:r>
+      <w:r>
+        <w:t xml:space="preserve">,</w:t>
+      </w:r>
+      <w:r>
+        <w:t xml:space="preserve"> </w:t>
+      </w:r>
+      <w:r>
+        <w:rPr>
+          <w:rStyle w:val="VerbatimChar"/>
+        </w:rPr>
+        <w:t xml:space="preserve">sol_validator/schemas/machine_summary.schema.json</w:t>
+      </w:r>
+      <w:r>
+        <w:t xml:space="preserve">). It requires:</w:t>
+      </w:r>
+    </w:p>
+    <w:p>
+      <w:pPr>
+        <w:pStyle w:val="Compact"/>
+        <w:numPr>
+          <w:ilvl w:val="0"/>
+          <w:numId w:val="1027"/>
+        </w:numPr>
+      </w:pPr>
+      <w:r>
+        <w:t xml:space="preserve">identity and source-commit pinning:</w:t>
+      </w:r>
+      <w:r>
+        <w:t xml:space="preserve"> </w:t>
+      </w:r>
+      <w:r>
+        <w:rPr>
+          <w:rStyle w:val="VerbatimChar"/>
+        </w:rPr>
+        <w:t xml:space="preserve">render_id</w:t>
+      </w:r>
+      <w:r>
+        <w:t xml:space="preserve">,</w:t>
+      </w:r>
+      <w:r>
+        <w:t xml:space="preserve"> </w:t>
+      </w:r>
+      <w:r>
+        <w:rPr>
+          <w:rStyle w:val="VerbatimChar"/>
+        </w:rPr>
+        <w:t xml:space="preserve">target</w:t>
+      </w:r>
+      <w:r>
+        <w:t xml:space="preserve">,</w:t>
+      </w:r>
+      <w:r>
+        <w:t xml:space="preserve"> </w:t>
+      </w:r>
+      <w:r>
+        <w:rPr>
+          <w:rStyle w:val="VerbatimChar"/>
+        </w:rPr>
+        <w:t xml:space="preserve">source_commit</w:t>
+      </w:r>
+      <w:r>
+        <w:t xml:space="preserve">,</w:t>
+      </w:r>
+      <w:r>
+        <w:t xml:space="preserve"> </w:t>
+      </w:r>
+      <w:r>
+        <w:rPr>
+          <w:rStyle w:val="VerbatimChar"/>
+        </w:rPr>
+        <w:t xml:space="preserve">artifact_id</w:t>
+      </w:r>
+      <w:r>
+        <w:t xml:space="preserve">,</w:t>
+      </w:r>
+      <w:r>
+        <w:t xml:space="preserve"> </w:t>
+      </w:r>
+      <w:r>
+        <w:rPr>
+          <w:rStyle w:val="VerbatimChar"/>
+        </w:rPr>
+        <w:t xml:space="preserve">sol_version</w:t>
+      </w:r>
+      <w:r>
+        <w:t xml:space="preserve">;</w:t>
+      </w:r>
+    </w:p>
+    <w:p>
+      <w:pPr>
+        <w:pStyle w:val="Compact"/>
+        <w:numPr>
+          <w:ilvl w:val="0"/>
+          <w:numId w:val="1027"/>
+        </w:numPr>
+      </w:pPr>
+      <w:r>
+        <w:t xml:space="preserve">the Level 1 skeleton:</w:t>
+      </w:r>
+      <w:r>
+        <w:t xml:space="preserve"> </w:t>
+      </w:r>
+      <w:r>
+        <w:rPr>
+          <w:rStyle w:val="VerbatimChar"/>
+        </w:rPr>
+        <w:t xml:space="preserve">execution_structure</w:t>
+      </w:r>
+      <w:r>
+        <w:t xml:space="preserve">;</w:t>
+      </w:r>
+    </w:p>
+    <w:p>
+      <w:pPr>
+        <w:pStyle w:val="Compact"/>
+        <w:numPr>
+          <w:ilvl w:val="0"/>
+          <w:numId w:val="1027"/>
+        </w:numPr>
+      </w:pPr>
+      <w:r>
+        <w:t xml:space="preserve">Level 2 content:</w:t>
+      </w:r>
+      <w:r>
+        <w:t xml:space="preserve"> </w:t>
+      </w:r>
+      <w:r>
+        <w:rPr>
+          <w:rStyle w:val="VerbatimChar"/>
+        </w:rPr>
+        <w:t xml:space="preserve">cells</w:t>
+      </w:r>
+      <w:r>
+        <w:t xml:space="preserve"> </w:t>
+      </w:r>
+      <w:r>
+        <w:t xml:space="preserve">(cell summaries),</w:t>
+      </w:r>
+      <w:r>
+        <w:t xml:space="preserve"> </w:t>
+      </w:r>
+      <w:r>
+        <w:rPr>
+          <w:rStyle w:val="VerbatimChar"/>
+        </w:rPr>
+        <w:t xml:space="preserve">actors</w:t>
+      </w:r>
+      <w:r>
+        <w:t xml:space="preserve"> </w:t>
+      </w:r>
+      <w:r>
+        <w:t xml:space="preserve">(actor index),</w:t>
+      </w:r>
+      <w:r>
+        <w:t xml:space="preserve"> </w:t>
+      </w:r>
+      <w:r>
+        <w:rPr>
+          <w:rStyle w:val="VerbatimChar"/>
+        </w:rPr>
+        <w:t xml:space="preserve">records</w:t>
+      </w:r>
+      <w:r>
+        <w:t xml:space="preserve"> </w:t>
+      </w:r>
+      <w:r>
+        <w:t xml:space="preserve">(record index with full status blocks),</w:t>
+      </w:r>
+      <w:r>
+        <w:t xml:space="preserve"> </w:t>
+      </w:r>
+      <w:r>
+        <w:rPr>
+          <w:rStyle w:val="VerbatimChar"/>
+        </w:rPr>
+        <w:t xml:space="preserve">runs</w:t>
+      </w:r>
+      <w:r>
+        <w:t xml:space="preserve"> </w:t>
+      </w:r>
+      <w:r>
+        <w:t xml:space="preserve">(run summaries);</w:t>
+      </w:r>
+    </w:p>
+    <w:p>
+      <w:pPr>
+        <w:pStyle w:val="Compact"/>
+        <w:numPr>
+          <w:ilvl w:val="0"/>
+          <w:numId w:val="1027"/>
+        </w:numPr>
+      </w:pPr>
+      <w:r>
+        <w:rPr>
+          <w:rStyle w:val="VerbatimChar"/>
+        </w:rPr>
+        <w:t xml:space="preserve">failures</w:t>
+      </w:r>
+      <w:r>
+        <w:t xml:space="preserve"> </w:t>
+      </w:r>
+      <w:r>
+        <w:t xml:space="preserve">(failure summaries),</w:t>
+      </w:r>
+      <w:r>
+        <w:t xml:space="preserve"> </w:t>
+      </w:r>
+      <w:r>
+        <w:rPr>
+          <w:rStyle w:val="VerbatimChar"/>
+        </w:rPr>
+        <w:t xml:space="preserve">diagnostics</w:t>
+      </w:r>
+      <w:r>
+        <w:t xml:space="preserve"> </w:t>
+      </w:r>
+      <w:r>
+        <w:t xml:space="preserve">(diagnostic summaries),</w:t>
+      </w:r>
+      <w:r>
+        <w:t xml:space="preserve"> </w:t>
+      </w:r>
+      <w:r>
+        <w:rPr>
+          <w:rStyle w:val="VerbatimChar"/>
+        </w:rPr>
+        <w:t xml:space="preserve">open_proposals</w:t>
+      </w:r>
+      <w:r>
+        <w:t xml:space="preserve"> </w:t>
+      </w:r>
+      <w:r>
+        <w:t xml:space="preserve">(proposal states),</w:t>
+      </w:r>
+      <w:r>
+        <w:t xml:space="preserve"> </w:t>
+      </w:r>
+      <w:r>
+        <w:rPr>
+          <w:rStyle w:val="VerbatimChar"/>
+        </w:rPr>
+        <w:t xml:space="preserve">stale</w:t>
+      </w:r>
+      <w:r>
+        <w:t xml:space="preserve"> </w:t>
+      </w:r>
+      <w:r>
+        <w:t xml:space="preserve">(status/staleness summary),</w:t>
+      </w:r>
+      <w:r>
+        <w:t xml:space="preserve"> </w:t>
+      </w:r>
+      <w:r>
+        <w:rPr>
+          <w:rStyle w:val="VerbatimChar"/>
+        </w:rPr>
+        <w:t xml:space="preserve">renders</w:t>
+      </w:r>
+      <w:r>
+        <w:t xml:space="preserve"> </w:t>
+      </w:r>
+      <w:r>
+        <w:t xml:space="preserve">(render list);</w:t>
+      </w:r>
+    </w:p>
+    <w:p>
+      <w:pPr>
+        <w:pStyle w:val="Compact"/>
+        <w:numPr>
+          <w:ilvl w:val="0"/>
+          <w:numId w:val="1027"/>
+        </w:numPr>
+      </w:pPr>
+      <w:r>
+        <w:t xml:space="preserve">SHOULD:</w:t>
+      </w:r>
+      <w:r>
+        <w:t xml:space="preserve"> </w:t>
+      </w:r>
+      <w:r>
+        <w:rPr>
+          <w:rStyle w:val="VerbatimChar"/>
+        </w:rPr>
+        <w:t xml:space="preserve">manifest</w:t>
+      </w:r>
+      <w:r>
+        <w:t xml:space="preserve"> </w:t>
+      </w:r>
+      <w:r>
+        <w:t xml:space="preserve">(manifest summary block).</w:t>
+      </w:r>
+    </w:p>
+    <w:p>
+      <w:pPr>
+        <w:pStyle w:val="FirstParagraph"/>
+      </w:pPr>
+      <w:r>
+        <w:t xml:space="preserve">The</w:t>
+      </w:r>
+      <w:r>
+        <w:t xml:space="preserve"> </w:t>
+      </w:r>
+      <w:r>
+        <w:rPr>
+          <w:rStyle w:val="VerbatimChar"/>
+        </w:rPr>
+        <w:t xml:space="preserve">renders</w:t>
+      </w:r>
+      <w:r>
+        <w:t xml:space="preserve"> </w:t>
+      </w:r>
+      <w:r>
+        <w:t xml:space="preserve">list covers the other committed renders; the machine summary does not list itself, which keeps the summary generator a fixed point.</w:t>
+      </w:r>
+    </w:p>
+    <w:p>
+      <w:pPr>
+        <w:pStyle w:val="BodyText"/>
+      </w:pPr>
+      <w:r>
         <w:t xml:space="preserve">The machine summary is intended for:</w:t>
       </w:r>
     </w:p>
@@ -24003,7 +25560,7 @@
         <w:pStyle w:val="Compact"/>
         <w:numPr>
           <w:ilvl w:val="0"/>
-          <w:numId w:val="1022"/>
+          <w:numId w:val="1028"/>
         </w:numPr>
       </w:pPr>
       <w:r>
@@ -24015,7 +25572,7 @@
         <w:pStyle w:val="Compact"/>
         <w:numPr>
           <w:ilvl w:val="0"/>
-          <w:numId w:val="1022"/>
+          <w:numId w:val="1028"/>
         </w:numPr>
       </w:pPr>
       <w:r>
@@ -24027,7 +25584,7 @@
         <w:pStyle w:val="Compact"/>
         <w:numPr>
           <w:ilvl w:val="0"/>
-          <w:numId w:val="1022"/>
+          <w:numId w:val="1028"/>
         </w:numPr>
       </w:pPr>
       <w:r>
@@ -24039,7 +25596,7 @@
         <w:pStyle w:val="Compact"/>
         <w:numPr>
           <w:ilvl w:val="0"/>
-          <w:numId w:val="1022"/>
+          <w:numId w:val="1028"/>
         </w:numPr>
       </w:pPr>
       <w:r>
@@ -24051,7 +25608,7 @@
         <w:pStyle w:val="Compact"/>
         <w:numPr>
           <w:ilvl w:val="0"/>
-          <w:numId w:val="1022"/>
+          <w:numId w:val="1028"/>
         </w:numPr>
       </w:pPr>
       <w:r>
@@ -24071,7 +25628,7 @@
         <w:pStyle w:val="Compact"/>
         <w:numPr>
           <w:ilvl w:val="0"/>
-          <w:numId w:val="1023"/>
+          <w:numId w:val="1029"/>
         </w:numPr>
       </w:pPr>
       <w:r>
@@ -24083,7 +25640,7 @@
         <w:pStyle w:val="Compact"/>
         <w:numPr>
           <w:ilvl w:val="0"/>
-          <w:numId w:val="1023"/>
+          <w:numId w:val="1029"/>
         </w:numPr>
       </w:pPr>
       <w:r>
@@ -24095,7 +25652,7 @@
         <w:pStyle w:val="Compact"/>
         <w:numPr>
           <w:ilvl w:val="0"/>
-          <w:numId w:val="1023"/>
+          <w:numId w:val="1029"/>
         </w:numPr>
       </w:pPr>
       <w:r>
@@ -24107,7 +25664,7 @@
         <w:pStyle w:val="Compact"/>
         <w:numPr>
           <w:ilvl w:val="0"/>
-          <w:numId w:val="1023"/>
+          <w:numId w:val="1029"/>
         </w:numPr>
       </w:pPr>
       <w:r>
@@ -24119,7 +25676,7 @@
         <w:pStyle w:val="Compact"/>
         <w:numPr>
           <w:ilvl w:val="0"/>
-          <w:numId w:val="1023"/>
+          <w:numId w:val="1029"/>
         </w:numPr>
       </w:pPr>
       <w:r>
@@ -24131,7 +25688,7 @@
         <w:pStyle w:val="Compact"/>
         <w:numPr>
           <w:ilvl w:val="0"/>
-          <w:numId w:val="1023"/>
+          <w:numId w:val="1029"/>
         </w:numPr>
       </w:pPr>
       <w:r>
@@ -24153,8 +25710,8 @@
         </w:pict>
       </w:r>
     </w:p>
-    <w:bookmarkEnd w:id="174"/>
-    <w:bookmarkStart w:id="175" w:name="security"/>
+    <w:bookmarkEnd w:id="163"/>
+    <w:bookmarkStart w:id="164" w:name="security"/>
     <w:p>
       <w:pPr>
         <w:pStyle w:val="Heading1"/>
@@ -24187,12 +25744,12 @@
         <w:tblLook w:firstRow="1" w:lastRow="0" w:firstColumn="0" w:lastColumn="0" w:noHBand="0" w:noVBand="0" w:val="0020"/>
       </w:tblPr>
       <w:tblGrid>
-        <w:gridCol w:w="1320"/>
-        <w:gridCol w:w="1320"/>
-        <w:gridCol w:w="1320"/>
-        <w:gridCol w:w="1320"/>
-        <w:gridCol w:w="1320"/>
-        <w:gridCol w:w="1320"/>
+        <w:gridCol w:w="2233"/>
+        <w:gridCol w:w="913"/>
+        <w:gridCol w:w="1827"/>
+        <w:gridCol w:w="812"/>
+        <w:gridCol w:w="1421"/>
+        <w:gridCol w:w="710"/>
       </w:tblGrid>
       <w:tr>
         <w:trPr>
@@ -24510,8 +26067,8 @@
         </w:pict>
       </w:r>
     </w:p>
-    <w:bookmarkEnd w:id="175"/>
-    <w:bookmarkStart w:id="176" w:name="data-governance"/>
+    <w:bookmarkEnd w:id="164"/>
+    <w:bookmarkStart w:id="165" w:name="data-governance"/>
     <w:p>
       <w:pPr>
         <w:pStyle w:val="Heading1"/>
@@ -24579,7 +26136,7 @@
         <w:pStyle w:val="Compact"/>
         <w:numPr>
           <w:ilvl w:val="0"/>
-          <w:numId w:val="1024"/>
+          <w:numId w:val="1030"/>
         </w:numPr>
       </w:pPr>
       <w:r>
@@ -24591,7 +26148,7 @@
         <w:pStyle w:val="Compact"/>
         <w:numPr>
           <w:ilvl w:val="0"/>
-          <w:numId w:val="1024"/>
+          <w:numId w:val="1030"/>
         </w:numPr>
       </w:pPr>
       <w:r>
@@ -24603,7 +26160,7 @@
         <w:pStyle w:val="Compact"/>
         <w:numPr>
           <w:ilvl w:val="0"/>
-          <w:numId w:val="1024"/>
+          <w:numId w:val="1030"/>
         </w:numPr>
       </w:pPr>
       <w:r>
@@ -24615,7 +26172,7 @@
         <w:pStyle w:val="Compact"/>
         <w:numPr>
           <w:ilvl w:val="0"/>
-          <w:numId w:val="1024"/>
+          <w:numId w:val="1030"/>
         </w:numPr>
       </w:pPr>
       <w:r>
@@ -24627,7 +26184,7 @@
         <w:pStyle w:val="Compact"/>
         <w:numPr>
           <w:ilvl w:val="0"/>
-          <w:numId w:val="1024"/>
+          <w:numId w:val="1030"/>
         </w:numPr>
       </w:pPr>
       <w:r>
@@ -24649,8 +26206,8 @@
         </w:pict>
       </w:r>
     </w:p>
-    <w:bookmarkEnd w:id="176"/>
-    <w:bookmarkStart w:id="177" w:name="extension-registry"/>
+    <w:bookmarkEnd w:id="165"/>
+    <w:bookmarkStart w:id="166" w:name="extension-registry"/>
     <w:p>
       <w:pPr>
         <w:pStyle w:val="Heading1"/>
@@ -24876,8 +26433,8 @@
         </w:pict>
       </w:r>
     </w:p>
-    <w:bookmarkEnd w:id="177"/>
-    <w:bookmarkStart w:id="178" w:name="external-version-control"/>
+    <w:bookmarkEnd w:id="166"/>
+    <w:bookmarkStart w:id="167" w:name="external-version-control"/>
     <w:p>
       <w:pPr>
         <w:pStyle w:val="Heading1"/>
@@ -24952,7 +26509,7 @@
         <w:pStyle w:val="Compact"/>
         <w:numPr>
           <w:ilvl w:val="0"/>
-          <w:numId w:val="1025"/>
+          <w:numId w:val="1031"/>
         </w:numPr>
       </w:pPr>
       <w:r>
@@ -24979,7 +26536,7 @@
         <w:pStyle w:val="Compact"/>
         <w:numPr>
           <w:ilvl w:val="0"/>
-          <w:numId w:val="1025"/>
+          <w:numId w:val="1031"/>
         </w:numPr>
       </w:pPr>
       <w:r>
@@ -24991,7 +26548,7 @@
         <w:pStyle w:val="Compact"/>
         <w:numPr>
           <w:ilvl w:val="0"/>
-          <w:numId w:val="1025"/>
+          <w:numId w:val="1031"/>
         </w:numPr>
       </w:pPr>
       <w:r>
@@ -25003,7 +26560,7 @@
         <w:pStyle w:val="Compact"/>
         <w:numPr>
           <w:ilvl w:val="0"/>
-          <w:numId w:val="1025"/>
+          <w:numId w:val="1031"/>
         </w:numPr>
       </w:pPr>
       <w:r>
@@ -25017,8 +26574,8 @@
         </w:pict>
       </w:r>
     </w:p>
-    <w:bookmarkEnd w:id="178"/>
-    <w:bookmarkStart w:id="179" w:name="compatibility-and-migration"/>
+    <w:bookmarkEnd w:id="167"/>
+    <w:bookmarkStart w:id="168" w:name="compatibility-and-migration"/>
     <w:p>
       <w:pPr>
         <w:pStyle w:val="Heading1"/>
@@ -25060,7 +26617,7 @@
         <w:pStyle w:val="Compact"/>
         <w:numPr>
           <w:ilvl w:val="0"/>
-          <w:numId w:val="1026"/>
+          <w:numId w:val="1032"/>
         </w:numPr>
       </w:pPr>
       <w:r>
@@ -25072,7 +26629,7 @@
         <w:pStyle w:val="Compact"/>
         <w:numPr>
           <w:ilvl w:val="0"/>
-          <w:numId w:val="1026"/>
+          <w:numId w:val="1032"/>
         </w:numPr>
       </w:pPr>
       <w:r>
@@ -25084,7 +26641,7 @@
         <w:pStyle w:val="Compact"/>
         <w:numPr>
           <w:ilvl w:val="0"/>
-          <w:numId w:val="1026"/>
+          <w:numId w:val="1032"/>
         </w:numPr>
       </w:pPr>
       <w:r>
@@ -25096,7 +26653,7 @@
         <w:pStyle w:val="Compact"/>
         <w:numPr>
           <w:ilvl w:val="0"/>
-          <w:numId w:val="1026"/>
+          <w:numId w:val="1032"/>
         </w:numPr>
       </w:pPr>
       <w:r>
@@ -25108,7 +26665,7 @@
         <w:pStyle w:val="Compact"/>
         <w:numPr>
           <w:ilvl w:val="0"/>
-          <w:numId w:val="1026"/>
+          <w:numId w:val="1032"/>
         </w:numPr>
       </w:pPr>
       <w:r>
@@ -25120,11 +26677,163 @@
         <w:pStyle w:val="Compact"/>
         <w:numPr>
           <w:ilvl w:val="0"/>
-          <w:numId w:val="1026"/>
+          <w:numId w:val="1032"/>
         </w:numPr>
       </w:pPr>
       <w:r>
         <w:t xml:space="preserve">create an initial import commit.</w:t>
+      </w:r>
+    </w:p>
+    <w:p>
+      <w:pPr>
+        <w:pStyle w:val="FirstParagraph"/>
+      </w:pPr>
+      <w:r>
+        <w:t xml:space="preserve">Imported outputs are committed to the internal object store and classified as follows:</w:t>
+      </w:r>
+    </w:p>
+    <w:p>
+      <w:pPr>
+        <w:pStyle w:val="Compact"/>
+        <w:numPr>
+          <w:ilvl w:val="0"/>
+          <w:numId w:val="1033"/>
+        </w:numPr>
+      </w:pPr>
+      <w:r>
+        <w:t xml:space="preserve">Staleness:</w:t>
+      </w:r>
+      <w:r>
+        <w:t xml:space="preserve"> </w:t>
+      </w:r>
+      <w:r>
+        <w:rPr>
+          <w:rStyle w:val="VerbatimChar"/>
+        </w:rPr>
+        <w:t xml:space="preserve">unknown</w:t>
+      </w:r>
+      <w:r>
+        <w:t xml:space="preserve">. The original execution is not a Sol run, so</w:t>
+      </w:r>
+      <w:r>
+        <w:t xml:space="preserve"> </w:t>
+      </w:r>
+      <w:r>
+        <w:rPr>
+          <w:rStyle w:val="VerbatimChar"/>
+        </w:rPr>
+        <w:t xml:space="preserve">current</w:t>
+      </w:r>
+      <w:r>
+        <w:t xml:space="preserve"> </w:t>
+      </w:r>
+      <w:r>
+        <w:t xml:space="preserve">is unjustified; nothing is known to have changed upstream, so</w:t>
+      </w:r>
+      <w:r>
+        <w:t xml:space="preserve"> </w:t>
+      </w:r>
+      <w:r>
+        <w:rPr>
+          <w:rStyle w:val="VerbatimChar"/>
+        </w:rPr>
+        <w:t xml:space="preserve">stale</w:t>
+      </w:r>
+      <w:r>
+        <w:t xml:space="preserve"> </w:t>
+      </w:r>
+      <w:r>
+        <w:t xml:space="preserve">is unjustified. This is the only value consistent with §20.1.</w:t>
+      </w:r>
+    </w:p>
+    <w:p>
+      <w:pPr>
+        <w:pStyle w:val="Compact"/>
+        <w:numPr>
+          <w:ilvl w:val="0"/>
+          <w:numId w:val="1033"/>
+        </w:numPr>
+      </w:pPr>
+      <w:r>
+        <w:t xml:space="preserve">Verification:</w:t>
+      </w:r>
+      <w:r>
+        <w:t xml:space="preserve"> </w:t>
+      </w:r>
+      <w:r>
+        <w:rPr>
+          <w:rStyle w:val="VerbatimChar"/>
+        </w:rPr>
+        <w:t xml:space="preserve">unverified</w:t>
+      </w:r>
+      <w:r>
+        <w:t xml:space="preserve">. No Sol verification record exists for imported work.</w:t>
+      </w:r>
+    </w:p>
+    <w:p>
+      <w:pPr>
+        <w:pStyle w:val="Compact"/>
+        <w:numPr>
+          <w:ilvl w:val="0"/>
+          <w:numId w:val="1033"/>
+        </w:numPr>
+      </w:pPr>
+      <w:r>
+        <w:t xml:space="preserve">Provenance: incomplete, declared. The importer MUST create the initial import commit, MUST set</w:t>
+      </w:r>
+      <w:r>
+        <w:t xml:space="preserve"> </w:t>
+      </w:r>
+      <w:r>
+        <w:rPr>
+          <w:rStyle w:val="VerbatimChar"/>
+        </w:rPr>
+        <w:t xml:space="preserve">imported_from: "ipynb"</w:t>
+      </w:r>
+      <w:r>
+        <w:t xml:space="preserve"> </w:t>
+      </w:r>
+      <w:r>
+        <w:t xml:space="preserve">and</w:t>
+      </w:r>
+      <w:r>
+        <w:t xml:space="preserve"> </w:t>
+      </w:r>
+      <w:r>
+        <w:rPr>
+          <w:rStyle w:val="VerbatimChar"/>
+        </w:rPr>
+        <w:t xml:space="preserve">provenance_status: "incomplete"</w:t>
+      </w:r>
+      <w:r>
+        <w:t xml:space="preserve"> </w:t>
+      </w:r>
+      <w:r>
+        <w:t xml:space="preserve">in the manifest, and MUST NOT fabricate run records for imported outputs. Evidence records referencing imported objects carry</w:t>
+      </w:r>
+      <w:r>
+        <w:t xml:space="preserve"> </w:t>
+      </w:r>
+      <w:r>
+        <w:rPr>
+          <w:rStyle w:val="VerbatimChar"/>
+        </w:rPr>
+        <w:t xml:space="preserve">derived_from: []</w:t>
+      </w:r>
+      <w:r>
+        <w:t xml:space="preserve">; the import metadata is the explicit incomplete-provenance marker.</w:t>
+      </w:r>
+    </w:p>
+    <w:p>
+      <w:pPr>
+        <w:pStyle w:val="Compact"/>
+        <w:numPr>
+          <w:ilvl w:val="0"/>
+          <w:numId w:val="1033"/>
+        </w:numPr>
+      </w:pPr>
+      <w:r>
+        <w:t xml:space="preserve">Render honesty: any human-facing render of imported outputs MUST disclose that the content is imported with incomplete provenance (V5-02; acceptance criterion 15).</w:t>
       </w:r>
     </w:p>
     <w:p>
@@ -25157,8 +26866,8 @@
         </w:pict>
       </w:r>
     </w:p>
-    <w:bookmarkEnd w:id="179"/>
-    <w:bookmarkStart w:id="180" w:name="work-server-protocol-compatibility"/>
+    <w:bookmarkEnd w:id="168"/>
+    <w:bookmarkStart w:id="169" w:name="work-server-protocol-compatibility"/>
     <w:p>
       <w:pPr>
         <w:pStyle w:val="Heading1"/>
@@ -25335,8 +27044,8 @@
         </w:pict>
       </w:r>
     </w:p>
-    <w:bookmarkEnd w:id="180"/>
-    <w:bookmarkStart w:id="181" w:name="state-checkpoints"/>
+    <w:bookmarkEnd w:id="169"/>
+    <w:bookmarkStart w:id="170" w:name="state-checkpoints"/>
     <w:p>
       <w:pPr>
         <w:pStyle w:val="Heading1"/>
@@ -25374,7 +27083,7 @@
         <w:pStyle w:val="Compact"/>
         <w:numPr>
           <w:ilvl w:val="0"/>
-          <w:numId w:val="1027"/>
+          <w:numId w:val="1034"/>
         </w:numPr>
       </w:pPr>
       <w:r>
@@ -25386,7 +27095,7 @@
         <w:pStyle w:val="Compact"/>
         <w:numPr>
           <w:ilvl w:val="0"/>
-          <w:numId w:val="1027"/>
+          <w:numId w:val="1034"/>
         </w:numPr>
       </w:pPr>
       <w:r>
@@ -25398,7 +27107,7 @@
         <w:pStyle w:val="Compact"/>
         <w:numPr>
           <w:ilvl w:val="0"/>
-          <w:numId w:val="1027"/>
+          <w:numId w:val="1034"/>
         </w:numPr>
       </w:pPr>
       <w:r>
@@ -25410,7 +27119,7 @@
         <w:pStyle w:val="Compact"/>
         <w:numPr>
           <w:ilvl w:val="0"/>
-          <w:numId w:val="1027"/>
+          <w:numId w:val="1034"/>
         </w:numPr>
       </w:pPr>
       <w:r>
@@ -25422,7 +27131,7 @@
         <w:pStyle w:val="Compact"/>
         <w:numPr>
           <w:ilvl w:val="0"/>
-          <w:numId w:val="1027"/>
+          <w:numId w:val="1034"/>
         </w:numPr>
       </w:pPr>
       <w:r>
@@ -25436,8 +27145,8 @@
         </w:pict>
       </w:r>
     </w:p>
-    <w:bookmarkEnd w:id="181"/>
-    <w:bookmarkStart w:id="182" w:name="exploded-debug-representation"/>
+    <w:bookmarkEnd w:id="170"/>
+    <w:bookmarkStart w:id="171" w:name="exploded-debug-representation"/>
     <w:p>
       <w:pPr>
         <w:pStyle w:val="Heading1"/>
@@ -25745,8 +27454,8 @@
         </w:pict>
       </w:r>
     </w:p>
-    <w:bookmarkEnd w:id="182"/>
-    <w:bookmarkStart w:id="183" w:name="mvp-scope"/>
+    <w:bookmarkEnd w:id="171"/>
+    <w:bookmarkStart w:id="172" w:name="mvp-scope"/>
     <w:p>
       <w:pPr>
         <w:pStyle w:val="Heading1"/>
@@ -25768,7 +27477,7 @@
         <w:pStyle w:val="Compact"/>
         <w:numPr>
           <w:ilvl w:val="0"/>
-          <w:numId w:val="1028"/>
+          <w:numId w:val="1035"/>
         </w:numPr>
       </w:pPr>
       <w:r>
@@ -25789,7 +27498,7 @@
         <w:pStyle w:val="Compact"/>
         <w:numPr>
           <w:ilvl w:val="0"/>
-          <w:numId w:val="1028"/>
+          <w:numId w:val="1035"/>
         </w:numPr>
       </w:pPr>
       <w:r>
@@ -25801,7 +27510,7 @@
         <w:pStyle w:val="Compact"/>
         <w:numPr>
           <w:ilvl w:val="0"/>
-          <w:numId w:val="1028"/>
+          <w:numId w:val="1035"/>
         </w:numPr>
       </w:pPr>
       <w:r>
@@ -25819,7 +27528,7 @@
         <w:pStyle w:val="Compact"/>
         <w:numPr>
           <w:ilvl w:val="0"/>
-          <w:numId w:val="1028"/>
+          <w:numId w:val="1035"/>
         </w:numPr>
       </w:pPr>
       <w:r>
@@ -25837,7 +27546,7 @@
         <w:pStyle w:val="Compact"/>
         <w:numPr>
           <w:ilvl w:val="0"/>
-          <w:numId w:val="1028"/>
+          <w:numId w:val="1035"/>
         </w:numPr>
       </w:pPr>
       <w:r>
@@ -25849,7 +27558,7 @@
         <w:pStyle w:val="Compact"/>
         <w:numPr>
           <w:ilvl w:val="0"/>
-          <w:numId w:val="1028"/>
+          <w:numId w:val="1035"/>
         </w:numPr>
       </w:pPr>
       <w:r>
@@ -25861,7 +27570,7 @@
         <w:pStyle w:val="Compact"/>
         <w:numPr>
           <w:ilvl w:val="0"/>
-          <w:numId w:val="1028"/>
+          <w:numId w:val="1035"/>
         </w:numPr>
       </w:pPr>
       <w:r>
@@ -25873,7 +27582,7 @@
         <w:pStyle w:val="Compact"/>
         <w:numPr>
           <w:ilvl w:val="0"/>
-          <w:numId w:val="1028"/>
+          <w:numId w:val="1035"/>
         </w:numPr>
       </w:pPr>
       <w:r>
@@ -25885,7 +27594,7 @@
         <w:pStyle w:val="Compact"/>
         <w:numPr>
           <w:ilvl w:val="0"/>
-          <w:numId w:val="1028"/>
+          <w:numId w:val="1035"/>
         </w:numPr>
       </w:pPr>
       <w:r>
@@ -25897,7 +27606,7 @@
         <w:pStyle w:val="Compact"/>
         <w:numPr>
           <w:ilvl w:val="0"/>
-          <w:numId w:val="1028"/>
+          <w:numId w:val="1035"/>
         </w:numPr>
       </w:pPr>
       <w:r>
@@ -25909,7 +27618,7 @@
         <w:pStyle w:val="Compact"/>
         <w:numPr>
           <w:ilvl w:val="0"/>
-          <w:numId w:val="1028"/>
+          <w:numId w:val="1035"/>
         </w:numPr>
       </w:pPr>
       <w:r>
@@ -25921,7 +27630,7 @@
         <w:pStyle w:val="Compact"/>
         <w:numPr>
           <w:ilvl w:val="0"/>
-          <w:numId w:val="1028"/>
+          <w:numId w:val="1035"/>
         </w:numPr>
       </w:pPr>
       <w:r>
@@ -25933,7 +27642,7 @@
         <w:pStyle w:val="Compact"/>
         <w:numPr>
           <w:ilvl w:val="0"/>
-          <w:numId w:val="1028"/>
+          <w:numId w:val="1035"/>
         </w:numPr>
       </w:pPr>
       <w:r>
@@ -25945,7 +27654,7 @@
         <w:pStyle w:val="Compact"/>
         <w:numPr>
           <w:ilvl w:val="0"/>
-          <w:numId w:val="1028"/>
+          <w:numId w:val="1035"/>
         </w:numPr>
       </w:pPr>
       <w:r>
@@ -25957,7 +27666,7 @@
         <w:pStyle w:val="Compact"/>
         <w:numPr>
           <w:ilvl w:val="0"/>
-          <w:numId w:val="1028"/>
+          <w:numId w:val="1035"/>
         </w:numPr>
       </w:pPr>
       <w:r>
@@ -25969,7 +27678,7 @@
         <w:pStyle w:val="Compact"/>
         <w:numPr>
           <w:ilvl w:val="0"/>
-          <w:numId w:val="1028"/>
+          <w:numId w:val="1035"/>
         </w:numPr>
       </w:pPr>
       <w:r>
@@ -25981,7 +27690,7 @@
         <w:pStyle w:val="Compact"/>
         <w:numPr>
           <w:ilvl w:val="0"/>
-          <w:numId w:val="1028"/>
+          <w:numId w:val="1035"/>
         </w:numPr>
       </w:pPr>
       <w:r>
@@ -25993,7 +27702,7 @@
         <w:pStyle w:val="Compact"/>
         <w:numPr>
           <w:ilvl w:val="0"/>
-          <w:numId w:val="1028"/>
+          <w:numId w:val="1035"/>
         </w:numPr>
       </w:pPr>
       <w:r>
@@ -26005,7 +27714,7 @@
         <w:pStyle w:val="Compact"/>
         <w:numPr>
           <w:ilvl w:val="0"/>
-          <w:numId w:val="1028"/>
+          <w:numId w:val="1035"/>
         </w:numPr>
       </w:pPr>
       <w:r>
@@ -26017,7 +27726,7 @@
         <w:pStyle w:val="Compact"/>
         <w:numPr>
           <w:ilvl w:val="0"/>
-          <w:numId w:val="1028"/>
+          <w:numId w:val="1035"/>
         </w:numPr>
       </w:pPr>
       <w:r>
@@ -26029,7 +27738,7 @@
         <w:pStyle w:val="Compact"/>
         <w:numPr>
           <w:ilvl w:val="0"/>
-          <w:numId w:val="1028"/>
+          <w:numId w:val="1035"/>
         </w:numPr>
       </w:pPr>
       <w:r>
@@ -26053,7 +27762,7 @@
         <w:pStyle w:val="Compact"/>
         <w:numPr>
           <w:ilvl w:val="0"/>
-          <w:numId w:val="1028"/>
+          <w:numId w:val="1035"/>
         </w:numPr>
       </w:pPr>
       <w:r>
@@ -26065,7 +27774,7 @@
         <w:pStyle w:val="Compact"/>
         <w:numPr>
           <w:ilvl w:val="0"/>
-          <w:numId w:val="1028"/>
+          <w:numId w:val="1035"/>
         </w:numPr>
       </w:pPr>
       <w:r>
@@ -26077,7 +27786,7 @@
         <w:pStyle w:val="Compact"/>
         <w:numPr>
           <w:ilvl w:val="0"/>
-          <w:numId w:val="1028"/>
+          <w:numId w:val="1035"/>
         </w:numPr>
       </w:pPr>
       <w:r>
@@ -26089,7 +27798,7 @@
         <w:pStyle w:val="Compact"/>
         <w:numPr>
           <w:ilvl w:val="0"/>
-          <w:numId w:val="1028"/>
+          <w:numId w:val="1035"/>
         </w:numPr>
       </w:pPr>
       <w:r>
@@ -26101,7 +27810,7 @@
         <w:pStyle w:val="Compact"/>
         <w:numPr>
           <w:ilvl w:val="0"/>
-          <w:numId w:val="1028"/>
+          <w:numId w:val="1035"/>
         </w:numPr>
       </w:pPr>
       <w:r>
@@ -26113,7 +27822,7 @@
         <w:pStyle w:val="Compact"/>
         <w:numPr>
           <w:ilvl w:val="0"/>
-          <w:numId w:val="1028"/>
+          <w:numId w:val="1035"/>
         </w:numPr>
       </w:pPr>
       <w:r>
@@ -26125,7 +27834,7 @@
         <w:pStyle w:val="Compact"/>
         <w:numPr>
           <w:ilvl w:val="0"/>
-          <w:numId w:val="1028"/>
+          <w:numId w:val="1035"/>
         </w:numPr>
       </w:pPr>
       <w:r>
@@ -26137,7 +27846,7 @@
         <w:pStyle w:val="Compact"/>
         <w:numPr>
           <w:ilvl w:val="0"/>
-          <w:numId w:val="1028"/>
+          <w:numId w:val="1035"/>
         </w:numPr>
       </w:pPr>
       <w:r>
@@ -26149,7 +27858,7 @@
         <w:pStyle w:val="Compact"/>
         <w:numPr>
           <w:ilvl w:val="0"/>
-          <w:numId w:val="1028"/>
+          <w:numId w:val="1035"/>
         </w:numPr>
       </w:pPr>
       <w:r>
@@ -26161,7 +27870,7 @@
         <w:pStyle w:val="Compact"/>
         <w:numPr>
           <w:ilvl w:val="0"/>
-          <w:numId w:val="1028"/>
+          <w:numId w:val="1035"/>
         </w:numPr>
       </w:pPr>
       <w:r>
@@ -26173,7 +27882,7 @@
         <w:pStyle w:val="Compact"/>
         <w:numPr>
           <w:ilvl w:val="0"/>
-          <w:numId w:val="1028"/>
+          <w:numId w:val="1035"/>
         </w:numPr>
       </w:pPr>
       <w:r>
@@ -26185,7 +27894,7 @@
         <w:pStyle w:val="Compact"/>
         <w:numPr>
           <w:ilvl w:val="0"/>
-          <w:numId w:val="1028"/>
+          <w:numId w:val="1035"/>
         </w:numPr>
       </w:pPr>
       <w:r>
@@ -26197,7 +27906,7 @@
         <w:pStyle w:val="Compact"/>
         <w:numPr>
           <w:ilvl w:val="0"/>
-          <w:numId w:val="1028"/>
+          <w:numId w:val="1035"/>
         </w:numPr>
       </w:pPr>
       <w:r>
@@ -26209,7 +27918,7 @@
         <w:pStyle w:val="Compact"/>
         <w:numPr>
           <w:ilvl w:val="0"/>
-          <w:numId w:val="1028"/>
+          <w:numId w:val="1035"/>
         </w:numPr>
       </w:pPr>
       <w:r>
@@ -26221,7 +27930,7 @@
         <w:pStyle w:val="Compact"/>
         <w:numPr>
           <w:ilvl w:val="0"/>
-          <w:numId w:val="1028"/>
+          <w:numId w:val="1035"/>
         </w:numPr>
       </w:pPr>
       <w:r>
@@ -26233,7 +27942,7 @@
         <w:pStyle w:val="Compact"/>
         <w:numPr>
           <w:ilvl w:val="0"/>
-          <w:numId w:val="1028"/>
+          <w:numId w:val="1035"/>
         </w:numPr>
       </w:pPr>
       <w:r>
@@ -26245,7 +27954,7 @@
         <w:pStyle w:val="Compact"/>
         <w:numPr>
           <w:ilvl w:val="0"/>
-          <w:numId w:val="1028"/>
+          <w:numId w:val="1035"/>
         </w:numPr>
       </w:pPr>
       <w:r>
@@ -26272,7 +27981,7 @@
         <w:pStyle w:val="Compact"/>
         <w:numPr>
           <w:ilvl w:val="0"/>
-          <w:numId w:val="1028"/>
+          <w:numId w:val="1035"/>
         </w:numPr>
       </w:pPr>
       <w:r>
@@ -26292,7 +28001,7 @@
         <w:pStyle w:val="Compact"/>
         <w:numPr>
           <w:ilvl w:val="0"/>
-          <w:numId w:val="1029"/>
+          <w:numId w:val="1036"/>
         </w:numPr>
       </w:pPr>
       <w:r>
@@ -26304,7 +28013,7 @@
         <w:pStyle w:val="Compact"/>
         <w:numPr>
           <w:ilvl w:val="0"/>
-          <w:numId w:val="1029"/>
+          <w:numId w:val="1036"/>
         </w:numPr>
       </w:pPr>
       <w:r>
@@ -26316,7 +28025,7 @@
         <w:pStyle w:val="Compact"/>
         <w:numPr>
           <w:ilvl w:val="0"/>
-          <w:numId w:val="1029"/>
+          <w:numId w:val="1036"/>
         </w:numPr>
       </w:pPr>
       <w:r>
@@ -26328,7 +28037,7 @@
         <w:pStyle w:val="Compact"/>
         <w:numPr>
           <w:ilvl w:val="0"/>
-          <w:numId w:val="1029"/>
+          <w:numId w:val="1036"/>
         </w:numPr>
       </w:pPr>
       <w:r>
@@ -26340,7 +28049,7 @@
         <w:pStyle w:val="Compact"/>
         <w:numPr>
           <w:ilvl w:val="0"/>
-          <w:numId w:val="1029"/>
+          <w:numId w:val="1036"/>
         </w:numPr>
       </w:pPr>
       <w:r>
@@ -26352,7 +28061,7 @@
         <w:pStyle w:val="Compact"/>
         <w:numPr>
           <w:ilvl w:val="0"/>
-          <w:numId w:val="1029"/>
+          <w:numId w:val="1036"/>
         </w:numPr>
       </w:pPr>
       <w:r>
@@ -26364,7 +28073,7 @@
         <w:pStyle w:val="Compact"/>
         <w:numPr>
           <w:ilvl w:val="0"/>
-          <w:numId w:val="1029"/>
+          <w:numId w:val="1036"/>
         </w:numPr>
       </w:pPr>
       <w:r>
@@ -26376,7 +28085,7 @@
         <w:pStyle w:val="Compact"/>
         <w:numPr>
           <w:ilvl w:val="0"/>
-          <w:numId w:val="1029"/>
+          <w:numId w:val="1036"/>
         </w:numPr>
       </w:pPr>
       <w:r>
@@ -26388,7 +28097,7 @@
         <w:pStyle w:val="Compact"/>
         <w:numPr>
           <w:ilvl w:val="0"/>
-          <w:numId w:val="1029"/>
+          <w:numId w:val="1036"/>
         </w:numPr>
       </w:pPr>
       <w:r>
@@ -26402,8 +28111,8 @@
         </w:pict>
       </w:r>
     </w:p>
-    <w:bookmarkEnd w:id="183"/>
-    <w:bookmarkStart w:id="184" w:name="acceptance-criteria"/>
+    <w:bookmarkEnd w:id="172"/>
+    <w:bookmarkStart w:id="173" w:name="acceptance-criteria"/>
     <w:p>
       <w:pPr>
         <w:pStyle w:val="Heading1"/>
@@ -26425,7 +28134,7 @@
         <w:pStyle w:val="Compact"/>
         <w:numPr>
           <w:ilvl w:val="0"/>
-          <w:numId w:val="1030"/>
+          <w:numId w:val="1037"/>
         </w:numPr>
       </w:pPr>
       <w:r>
@@ -26437,7 +28146,7 @@
         <w:pStyle w:val="Compact"/>
         <w:numPr>
           <w:ilvl w:val="0"/>
-          <w:numId w:val="1030"/>
+          <w:numId w:val="1037"/>
         </w:numPr>
       </w:pPr>
       <w:r>
@@ -26449,7 +28158,7 @@
         <w:pStyle w:val="Compact"/>
         <w:numPr>
           <w:ilvl w:val="0"/>
-          <w:numId w:val="1030"/>
+          <w:numId w:val="1037"/>
         </w:numPr>
       </w:pPr>
       <w:r>
@@ -26461,7 +28170,7 @@
         <w:pStyle w:val="Compact"/>
         <w:numPr>
           <w:ilvl w:val="0"/>
-          <w:numId w:val="1030"/>
+          <w:numId w:val="1037"/>
         </w:numPr>
       </w:pPr>
       <w:r>
@@ -26473,7 +28182,7 @@
         <w:pStyle w:val="Compact"/>
         <w:numPr>
           <w:ilvl w:val="0"/>
-          <w:numId w:val="1030"/>
+          <w:numId w:val="1037"/>
         </w:numPr>
       </w:pPr>
       <w:r>
@@ -26485,7 +28194,7 @@
         <w:pStyle w:val="Compact"/>
         <w:numPr>
           <w:ilvl w:val="0"/>
-          <w:numId w:val="1030"/>
+          <w:numId w:val="1037"/>
         </w:numPr>
       </w:pPr>
       <w:r>
@@ -26497,7 +28206,7 @@
         <w:pStyle w:val="Compact"/>
         <w:numPr>
           <w:ilvl w:val="0"/>
-          <w:numId w:val="1030"/>
+          <w:numId w:val="1037"/>
         </w:numPr>
       </w:pPr>
       <w:r>
@@ -26509,7 +28218,7 @@
         <w:pStyle w:val="Compact"/>
         <w:numPr>
           <w:ilvl w:val="0"/>
-          <w:numId w:val="1030"/>
+          <w:numId w:val="1037"/>
         </w:numPr>
       </w:pPr>
       <w:r>
@@ -26521,7 +28230,7 @@
         <w:pStyle w:val="Compact"/>
         <w:numPr>
           <w:ilvl w:val="0"/>
-          <w:numId w:val="1030"/>
+          <w:numId w:val="1037"/>
         </w:numPr>
       </w:pPr>
       <w:r>
@@ -26533,7 +28242,7 @@
         <w:pStyle w:val="Compact"/>
         <w:numPr>
           <w:ilvl w:val="0"/>
-          <w:numId w:val="1030"/>
+          <w:numId w:val="1037"/>
         </w:numPr>
       </w:pPr>
       <w:r>
@@ -26545,7 +28254,7 @@
         <w:pStyle w:val="Compact"/>
         <w:numPr>
           <w:ilvl w:val="0"/>
-          <w:numId w:val="1030"/>
+          <w:numId w:val="1037"/>
         </w:numPr>
       </w:pPr>
       <w:r>
@@ -26557,7 +28266,7 @@
         <w:pStyle w:val="Compact"/>
         <w:numPr>
           <w:ilvl w:val="0"/>
-          <w:numId w:val="1030"/>
+          <w:numId w:val="1037"/>
         </w:numPr>
       </w:pPr>
       <w:r>
@@ -26569,7 +28278,7 @@
         <w:pStyle w:val="Compact"/>
         <w:numPr>
           <w:ilvl w:val="0"/>
-          <w:numId w:val="1030"/>
+          <w:numId w:val="1037"/>
         </w:numPr>
       </w:pPr>
       <w:r>
@@ -26581,7 +28290,7 @@
         <w:pStyle w:val="Compact"/>
         <w:numPr>
           <w:ilvl w:val="0"/>
-          <w:numId w:val="1030"/>
+          <w:numId w:val="1037"/>
         </w:numPr>
       </w:pPr>
       <w:r>
@@ -26593,7 +28302,7 @@
         <w:pStyle w:val="Compact"/>
         <w:numPr>
           <w:ilvl w:val="0"/>
-          <w:numId w:val="1030"/>
+          <w:numId w:val="1037"/>
         </w:numPr>
       </w:pPr>
       <w:r>
@@ -26605,7 +28314,7 @@
         <w:pStyle w:val="Compact"/>
         <w:numPr>
           <w:ilvl w:val="0"/>
-          <w:numId w:val="1030"/>
+          <w:numId w:val="1037"/>
         </w:numPr>
       </w:pPr>
       <w:r>
@@ -26617,7 +28326,7 @@
         <w:pStyle w:val="Compact"/>
         <w:numPr>
           <w:ilvl w:val="0"/>
-          <w:numId w:val="1030"/>
+          <w:numId w:val="1037"/>
         </w:numPr>
       </w:pPr>
       <w:r>
@@ -26629,7 +28338,7 @@
         <w:pStyle w:val="Compact"/>
         <w:numPr>
           <w:ilvl w:val="0"/>
-          <w:numId w:val="1030"/>
+          <w:numId w:val="1037"/>
         </w:numPr>
       </w:pPr>
       <w:r>
@@ -26641,7 +28350,7 @@
         <w:pStyle w:val="Compact"/>
         <w:numPr>
           <w:ilvl w:val="0"/>
-          <w:numId w:val="1030"/>
+          <w:numId w:val="1037"/>
         </w:numPr>
       </w:pPr>
       <w:r>
@@ -26653,7 +28362,7 @@
         <w:pStyle w:val="Compact"/>
         <w:numPr>
           <w:ilvl w:val="0"/>
-          <w:numId w:val="1030"/>
+          <w:numId w:val="1037"/>
         </w:numPr>
       </w:pPr>
       <w:r>
@@ -26665,7 +28374,7 @@
         <w:pStyle w:val="Compact"/>
         <w:numPr>
           <w:ilvl w:val="0"/>
-          <w:numId w:val="1030"/>
+          <w:numId w:val="1037"/>
         </w:numPr>
       </w:pPr>
       <w:r>
@@ -26677,7 +28386,7 @@
         <w:pStyle w:val="Compact"/>
         <w:numPr>
           <w:ilvl w:val="0"/>
-          <w:numId w:val="1030"/>
+          <w:numId w:val="1037"/>
         </w:numPr>
       </w:pPr>
       <w:r>
@@ -26689,7 +28398,7 @@
         <w:pStyle w:val="Compact"/>
         <w:numPr>
           <w:ilvl w:val="0"/>
-          <w:numId w:val="1030"/>
+          <w:numId w:val="1037"/>
         </w:numPr>
       </w:pPr>
       <w:r>
@@ -26701,7 +28410,7 @@
         <w:pStyle w:val="Compact"/>
         <w:numPr>
           <w:ilvl w:val="0"/>
-          <w:numId w:val="1030"/>
+          <w:numId w:val="1037"/>
         </w:numPr>
       </w:pPr>
       <w:r>
@@ -26737,7 +28446,7 @@
         <w:pStyle w:val="Compact"/>
         <w:numPr>
           <w:ilvl w:val="0"/>
-          <w:numId w:val="1030"/>
+          <w:numId w:val="1037"/>
         </w:numPr>
       </w:pPr>
       <w:r>
@@ -26751,8 +28460,8 @@
         </w:pict>
       </w:r>
     </w:p>
-    <w:bookmarkEnd w:id="184"/>
-    <w:bookmarkStart w:id="187" w:name="open-questions"/>
+    <w:bookmarkEnd w:id="173"/>
+    <w:bookmarkStart w:id="176" w:name="open-questions"/>
     <w:p>
       <w:pPr>
         <w:pStyle w:val="Heading1"/>
@@ -26761,7 +28470,7 @@
         <w:t xml:space="preserve">59. Open Questions</w:t>
       </w:r>
     </w:p>
-    <w:bookmarkStart w:id="185" w:name="v0.1-blocking"/>
+    <w:bookmarkStart w:id="174" w:name="v0.1-blocking"/>
     <w:p>
       <w:pPr>
         <w:pStyle w:val="Heading2"/>
@@ -26772,70 +28481,246 @@
     </w:p>
     <w:p>
       <w:pPr>
-        <w:pStyle w:val="Compact"/>
-        <w:numPr>
-          <w:ilvl w:val="0"/>
-          <w:numId w:val="1031"/>
-        </w:numPr>
-      </w:pPr>
-      <w:r>
-        <w:t xml:space="preserve">What physical container should be used for the reference implementation?</w:t>
-      </w:r>
-    </w:p>
-    <w:p>
-      <w:pPr>
-        <w:pStyle w:val="Compact"/>
-        <w:numPr>
-          <w:ilvl w:val="0"/>
-          <w:numId w:val="1031"/>
-        </w:numPr>
-      </w:pPr>
-      <w:r>
-        <w:t xml:space="preserve">What minimum environment manifest is required?</w:t>
-      </w:r>
-    </w:p>
-    <w:p>
-      <w:pPr>
-        <w:pStyle w:val="Compact"/>
-        <w:numPr>
-          <w:ilvl w:val="0"/>
-          <w:numId w:val="1031"/>
-        </w:numPr>
-      </w:pPr>
-      <w:r>
-        <w:t xml:space="preserve">Which compression codecs are mandatory?</w:t>
-      </w:r>
-    </w:p>
-    <w:p>
-      <w:pPr>
-        <w:pStyle w:val="Compact"/>
-        <w:numPr>
-          <w:ilvl w:val="0"/>
-          <w:numId w:val="1031"/>
-        </w:numPr>
-      </w:pPr>
-      <w:r>
-        <w:t xml:space="preserve">How much branch support is required in v0.1?</w:t>
-      </w:r>
-    </w:p>
-    <w:p>
-      <w:pPr>
-        <w:pStyle w:val="Compact"/>
-        <w:numPr>
-          <w:ilvl w:val="0"/>
-          <w:numId w:val="1031"/>
-        </w:numPr>
-      </w:pPr>
-      <w:r>
-        <w:t xml:space="preserve">What is the minimum object-size support requirement?</w:t>
-      </w:r>
-    </w:p>
-    <w:p>
-      <w:pPr>
-        <w:pStyle w:val="Compact"/>
-        <w:numPr>
-          <w:ilvl w:val="0"/>
-          <w:numId w:val="1031"/>
+        <w:pStyle w:val="FirstParagraph"/>
+      </w:pPr>
+      <w:r>
+        <w:t xml:space="preserve">Resolved 2026-09-07; dated decision notes in</w:t>
+      </w:r>
+      <w:r>
+        <w:t xml:space="preserve"> </w:t>
+      </w:r>
+      <w:r>
+        <w:rPr>
+          <w:rStyle w:val="VerbatimChar"/>
+        </w:rPr>
+        <w:t xml:space="preserve">docs/decisions/2026-09-07-v01-blocking-questions.md</w:t>
+      </w:r>
+      <w:r>
+        <w:t xml:space="preserve">. Normative content</w:t>
+      </w:r>
+      <w:r>
+        <w:t xml:space="preserve"> </w:t>
+      </w:r>
+      <w:r>
+        <w:t xml:space="preserve">landed in the v0.1.0 promotion:</w:t>
+      </w:r>
+    </w:p>
+    <w:p>
+      <w:pPr>
+        <w:pStyle w:val="Compact"/>
+        <w:numPr>
+          <w:ilvl w:val="0"/>
+          <w:numId w:val="1038"/>
+        </w:numPr>
+      </w:pPr>
+      <w:r>
+        <w:t xml:space="preserve">What physical container should be used for the reference implementation? — single-file ZIP, STORED entries, layout identical to</w:t>
+      </w:r>
+      <w:r>
+        <w:t xml:space="preserve"> </w:t>
+      </w:r>
+      <w:r>
+        <w:rPr>
+          <w:rStyle w:val="VerbatimChar"/>
+        </w:rPr>
+        <w:t xml:space="preserve">artifact.sol.d/</w:t>
+      </w:r>
+      <w:r>
+        <w:t xml:space="preserve"> </w:t>
+      </w:r>
+      <w:r>
+        <w:t xml:space="preserve">(§14.6).</w:t>
+      </w:r>
+    </w:p>
+    <w:p>
+      <w:pPr>
+        <w:pStyle w:val="Compact"/>
+        <w:numPr>
+          <w:ilvl w:val="0"/>
+          <w:numId w:val="1038"/>
+        </w:numPr>
+      </w:pPr>
+      <w:r>
+        <w:t xml:space="preserve">What minimum environment manifest is required? —</w:t>
+      </w:r>
+      <w:r>
+        <w:t xml:space="preserve"> </w:t>
+      </w:r>
+      <w:r>
+        <w:rPr>
+          <w:rStyle w:val="VerbatimChar"/>
+        </w:rPr>
+        <w:t xml:space="preserve">environment_id</w:t>
+      </w:r>
+      <w:r>
+        <w:t xml:space="preserve"> </w:t>
+      </w:r>
+      <w:r>
+        <w:t xml:space="preserve">+</w:t>
+      </w:r>
+      <w:r>
+        <w:t xml:space="preserve"> </w:t>
+      </w:r>
+      <w:r>
+        <w:rPr>
+          <w:rStyle w:val="VerbatimChar"/>
+        </w:rPr>
+        <w:t xml:space="preserve">package_manifest</w:t>
+      </w:r>
+      <w:r>
+        <w:t xml:space="preserve"> </w:t>
+      </w:r>
+      <w:r>
+        <w:t xml:space="preserve">MUST;</w:t>
+      </w:r>
+      <w:r>
+        <w:t xml:space="preserve"> </w:t>
+      </w:r>
+      <w:r>
+        <w:rPr>
+          <w:rStyle w:val="VerbatimChar"/>
+        </w:rPr>
+        <w:t xml:space="preserve">kernel</w:t>
+      </w:r>
+      <w:r>
+        <w:t xml:space="preserve">/</w:t>
+      </w:r>
+      <w:r>
+        <w:rPr>
+          <w:rStyle w:val="VerbatimChar"/>
+        </w:rPr>
+        <w:t xml:space="preserve">kernel_version</w:t>
+      </w:r>
+      <w:r>
+        <w:t xml:space="preserve"> </w:t>
+      </w:r>
+      <w:r>
+        <w:t xml:space="preserve">MUST for code-cell artifacts;</w:t>
+      </w:r>
+      <w:r>
+        <w:t xml:space="preserve"> </w:t>
+      </w:r>
+      <w:r>
+        <w:rPr>
+          <w:rStyle w:val="VerbatimChar"/>
+        </w:rPr>
+        <w:t xml:space="preserve">sbom_ref</w:t>
+      </w:r>
+      <w:r>
+        <w:t xml:space="preserve"> </w:t>
+      </w:r>
+      <w:r>
+        <w:t xml:space="preserve">SHOULD (§15).</w:t>
+      </w:r>
+    </w:p>
+    <w:p>
+      <w:pPr>
+        <w:pStyle w:val="Compact"/>
+        <w:numPr>
+          <w:ilvl w:val="0"/>
+          <w:numId w:val="1038"/>
+        </w:numPr>
+      </w:pPr>
+      <w:r>
+        <w:t xml:space="preserve">Which compression codecs are mandatory? — MUST:</w:t>
+      </w:r>
+      <w:r>
+        <w:t xml:space="preserve"> </w:t>
+      </w:r>
+      <w:r>
+        <w:rPr>
+          <w:rStyle w:val="VerbatimChar"/>
+        </w:rPr>
+        <w:t xml:space="preserve">none</w:t>
+      </w:r>
+      <w:r>
+        <w:t xml:space="preserve">,</w:t>
+      </w:r>
+      <w:r>
+        <w:t xml:space="preserve"> </w:t>
+      </w:r>
+      <w:r>
+        <w:rPr>
+          <w:rStyle w:val="VerbatimChar"/>
+        </w:rPr>
+        <w:t xml:space="preserve">gzip</w:t>
+      </w:r>
+      <w:r>
+        <w:t xml:space="preserve">; SHOULD:</w:t>
+      </w:r>
+      <w:r>
+        <w:t xml:space="preserve"> </w:t>
+      </w:r>
+      <w:r>
+        <w:rPr>
+          <w:rStyle w:val="VerbatimChar"/>
+        </w:rPr>
+        <w:t xml:space="preserve">zstd</w:t>
+      </w:r>
+      <w:r>
+        <w:t xml:space="preserve">; MAY:</w:t>
+      </w:r>
+      <w:r>
+        <w:t xml:space="preserve"> </w:t>
+      </w:r>
+      <w:r>
+        <w:rPr>
+          <w:rStyle w:val="VerbatimChar"/>
+        </w:rPr>
+        <w:t xml:space="preserve">brotli</w:t>
+      </w:r>
+      <w:r>
+        <w:t xml:space="preserve"> </w:t>
+      </w:r>
+      <w:r>
+        <w:t xml:space="preserve">(§43).</w:t>
+      </w:r>
+    </w:p>
+    <w:p>
+      <w:pPr>
+        <w:pStyle w:val="Compact"/>
+        <w:numPr>
+          <w:ilvl w:val="0"/>
+          <w:numId w:val="1038"/>
+        </w:numPr>
+      </w:pPr>
+      <w:r>
+        <w:t xml:space="preserve">How much branch support is required in v0.1? — branch records and protected main required; multiple concurrent branches required; merges deferred (§41).</w:t>
+      </w:r>
+    </w:p>
+    <w:p>
+      <w:pPr>
+        <w:pStyle w:val="Compact"/>
+        <w:numPr>
+          <w:ilvl w:val="0"/>
+          <w:numId w:val="1038"/>
+        </w:numPr>
+      </w:pPr>
+      <w:r>
+        <w:t xml:space="preserve">What is the minimum object-size support requirement? — 0 B .. 1 GiB inclusive;</w:t>
+      </w:r>
+      <w:r>
+        <w:t xml:space="preserve"> </w:t>
+      </w:r>
+      <w:r>
+        <w:rPr>
+          <w:rStyle w:val="VerbatimChar"/>
+        </w:rPr>
+        <w:t xml:space="preserve">get_range</w:t>
+      </w:r>
+      <w:r>
+        <w:t xml:space="preserve"> </w:t>
+      </w:r>
+      <w:r>
+        <w:t xml:space="preserve">valid anywhere in a supported object (§42).</w:t>
+      </w:r>
+    </w:p>
+    <w:p>
+      <w:pPr>
+        <w:pStyle w:val="Compact"/>
+        <w:numPr>
+          <w:ilvl w:val="0"/>
+          <w:numId w:val="1038"/>
         </w:numPr>
       </w:pPr>
       <w:r>
@@ -26854,71 +28739,191 @@
         <w:t xml:space="preserve"> </w:t>
       </w:r>
       <w:r>
-        <w:t xml:space="preserve">outputs be classified?</w:t>
-      </w:r>
-    </w:p>
-    <w:p>
-      <w:pPr>
-        <w:pStyle w:val="Compact"/>
-        <w:numPr>
-          <w:ilvl w:val="0"/>
-          <w:numId w:val="1031"/>
-        </w:numPr>
-      </w:pPr>
-      <w:r>
-        <w:t xml:space="preserve">How strict should the cell-summary requirement be?</w:t>
-      </w:r>
-    </w:p>
-    <w:p>
-      <w:pPr>
-        <w:pStyle w:val="Compact"/>
-        <w:numPr>
-          <w:ilvl w:val="0"/>
-          <w:numId w:val="1031"/>
-        </w:numPr>
-      </w:pPr>
-      <w:r>
-        <w:t xml:space="preserve">Which actor fields are mandatory for agent-authored commits?</w:t>
-      </w:r>
-    </w:p>
-    <w:p>
-      <w:pPr>
-        <w:pStyle w:val="Compact"/>
-        <w:numPr>
-          <w:ilvl w:val="0"/>
-          <w:numId w:val="1031"/>
-        </w:numPr>
-      </w:pPr>
-      <w:r>
-        <w:t xml:space="preserve">What is the minimal claim/evidence schema?</w:t>
-      </w:r>
-    </w:p>
-    <w:p>
-      <w:pPr>
-        <w:pStyle w:val="Compact"/>
-        <w:numPr>
-          <w:ilvl w:val="0"/>
-          <w:numId w:val="1031"/>
-        </w:numPr>
-      </w:pPr>
-      <w:r>
-        <w:t xml:space="preserve">Which semantic-record status fields are mandatory?</w:t>
-      </w:r>
-    </w:p>
-    <w:p>
-      <w:pPr>
-        <w:pStyle w:val="Compact"/>
-        <w:numPr>
-          <w:ilvl w:val="0"/>
-          <w:numId w:val="1031"/>
-        </w:numPr>
-      </w:pPr>
-      <w:r>
-        <w:t xml:space="preserve">What exact machine summary schema is required?</w:t>
-      </w:r>
-    </w:p>
-    <w:bookmarkEnd w:id="185"/>
-    <w:bookmarkStart w:id="186" w:name="post-v0.1"/>
+        <w:t xml:space="preserve">outputs be classified? —</w:t>
+      </w:r>
+      <w:r>
+        <w:t xml:space="preserve"> </w:t>
+      </w:r>
+      <w:r>
+        <w:rPr>
+          <w:rStyle w:val="VerbatimChar"/>
+        </w:rPr>
+        <w:t xml:space="preserve">staleness: unknown</w:t>
+      </w:r>
+      <w:r>
+        <w:t xml:space="preserve">,</w:t>
+      </w:r>
+      <w:r>
+        <w:t xml:space="preserve"> </w:t>
+      </w:r>
+      <w:r>
+        <w:rPr>
+          <w:rStyle w:val="VerbatimChar"/>
+        </w:rPr>
+        <w:t xml:space="preserve">verification: unverified</w:t>
+      </w:r>
+      <w:r>
+        <w:t xml:space="preserve">, no fabricated runs, render disclosure (§53).</w:t>
+      </w:r>
+    </w:p>
+    <w:p>
+      <w:pPr>
+        <w:pStyle w:val="Compact"/>
+        <w:numPr>
+          <w:ilvl w:val="0"/>
+          <w:numId w:val="1038"/>
+        </w:numPr>
+      </w:pPr>
+      <w:r>
+        <w:t xml:space="preserve">How strict should the cell-summary requirement be? — required, non-empty, at most 500 characters; non-duplication is SHOULD (§18).</w:t>
+      </w:r>
+    </w:p>
+    <w:p>
+      <w:pPr>
+        <w:pStyle w:val="Compact"/>
+        <w:numPr>
+          <w:ilvl w:val="0"/>
+          <w:numId w:val="1038"/>
+        </w:numPr>
+      </w:pPr>
+      <w:r>
+        <w:t xml:space="preserve">Which actor fields are mandatory for agent-authored commits? — model pin +</w:t>
+      </w:r>
+      <w:r>
+        <w:t xml:space="preserve"> </w:t>
+      </w:r>
+      <w:r>
+        <w:rPr>
+          <w:rStyle w:val="VerbatimChar"/>
+        </w:rPr>
+        <w:t xml:space="preserve">delegated_by</w:t>
+      </w:r>
+      <w:r>
+        <w:t xml:space="preserve"> </w:t>
+      </w:r>
+      <w:r>
+        <w:t xml:space="preserve">+</w:t>
+      </w:r>
+      <w:r>
+        <w:t xml:space="preserve"> </w:t>
+      </w:r>
+      <w:r>
+        <w:rPr>
+          <w:rStyle w:val="VerbatimChar"/>
+        </w:rPr>
+        <w:t xml:space="preserve">autonomy_level</w:t>
+      </w:r>
+      <w:r>
+        <w:t xml:space="preserve"> </w:t>
+      </w:r>
+      <w:r>
+        <w:t xml:space="preserve">MUST; digests SHOULD (§16.4).</w:t>
+      </w:r>
+    </w:p>
+    <w:p>
+      <w:pPr>
+        <w:pStyle w:val="Compact"/>
+        <w:numPr>
+          <w:ilvl w:val="0"/>
+          <w:numId w:val="1038"/>
+        </w:numPr>
+      </w:pPr>
+      <w:r>
+        <w:t xml:space="preserve">What is the minimal claim/evidence schema? — claim: +</w:t>
+      </w:r>
+      <w:r>
+        <w:rPr>
+          <w:rStyle w:val="VerbatimChar"/>
+        </w:rPr>
+        <w:t xml:space="preserve">statement</w:t>
+      </w:r>
+      <w:r>
+        <w:t xml:space="preserve">/</w:t>
+      </w:r>
+      <w:r>
+        <w:rPr>
+          <w:rStyle w:val="VerbatimChar"/>
+        </w:rPr>
+        <w:t xml:space="preserve">claim_type</w:t>
+      </w:r>
+      <w:r>
+        <w:t xml:space="preserve">/</w:t>
+      </w:r>
+      <w:r>
+        <w:rPr>
+          <w:rStyle w:val="VerbatimChar"/>
+        </w:rPr>
+        <w:t xml:space="preserve">supporting_evidence</w:t>
+      </w:r>
+      <w:r>
+        <w:t xml:space="preserve">; evidence: +</w:t>
+      </w:r>
+      <w:r>
+        <w:rPr>
+          <w:rStyle w:val="VerbatimChar"/>
+        </w:rPr>
+        <w:t xml:space="preserve">evidence_type</w:t>
+      </w:r>
+      <w:r>
+        <w:t xml:space="preserve">, one source,</w:t>
+      </w:r>
+      <w:r>
+        <w:t xml:space="preserve"> </w:t>
+      </w:r>
+      <w:r>
+        <w:rPr>
+          <w:rStyle w:val="VerbatimChar"/>
+        </w:rPr>
+        <w:t xml:space="preserve">supports</w:t>
+      </w:r>
+      <w:r>
+        <w:t xml:space="preserve"> </w:t>
+      </w:r>
+      <w:r>
+        <w:t xml:space="preserve">(§23, §24).</w:t>
+      </w:r>
+    </w:p>
+    <w:p>
+      <w:pPr>
+        <w:pStyle w:val="Compact"/>
+        <w:numPr>
+          <w:ilvl w:val="0"/>
+          <w:numId w:val="1038"/>
+        </w:numPr>
+      </w:pPr>
+      <w:r>
+        <w:t xml:space="preserve">Which semantic-record status fields are mandatory? — all three dimensions on all records; vacuous dimensions carry a default value, never an omission (§20).</w:t>
+      </w:r>
+    </w:p>
+    <w:p>
+      <w:pPr>
+        <w:pStyle w:val="Compact"/>
+        <w:numPr>
+          <w:ilvl w:val="0"/>
+          <w:numId w:val="1038"/>
+        </w:numPr>
+      </w:pPr>
+      <w:r>
+        <w:t xml:space="preserve">What exact machine summary schema is required? — published schema</w:t>
+      </w:r>
+      <w:r>
+        <w:t xml:space="preserve"> </w:t>
+      </w:r>
+      <w:r>
+        <w:rPr>
+          <w:rStyle w:val="VerbatimChar"/>
+        </w:rPr>
+        <w:t xml:space="preserve">sol:schemas/machine_summary/v0.2</w:t>
+      </w:r>
+      <w:r>
+        <w:t xml:space="preserve"> </w:t>
+      </w:r>
+      <w:r>
+        <w:t xml:space="preserve">(§48).</w:t>
+      </w:r>
+    </w:p>
+    <w:bookmarkEnd w:id="174"/>
+    <w:bookmarkStart w:id="175" w:name="post-v0.1"/>
     <w:p>
       <w:pPr>
         <w:pStyle w:val="Heading2"/>
@@ -26932,7 +28937,7 @@
         <w:pStyle w:val="Compact"/>
         <w:numPr>
           <w:ilvl w:val="0"/>
-          <w:numId w:val="1032"/>
+          <w:numId w:val="1039"/>
         </w:numPr>
       </w:pPr>
       <w:r>
@@ -26944,7 +28949,7 @@
         <w:pStyle w:val="Compact"/>
         <w:numPr>
           <w:ilvl w:val="0"/>
-          <w:numId w:val="1032"/>
+          <w:numId w:val="1039"/>
         </w:numPr>
       </w:pPr>
       <w:r>
@@ -26956,7 +28961,7 @@
         <w:pStyle w:val="Compact"/>
         <w:numPr>
           <w:ilvl w:val="0"/>
-          <w:numId w:val="1032"/>
+          <w:numId w:val="1039"/>
         </w:numPr>
       </w:pPr>
       <w:r>
@@ -26968,7 +28973,7 @@
         <w:pStyle w:val="Compact"/>
         <w:numPr>
           <w:ilvl w:val="0"/>
-          <w:numId w:val="1032"/>
+          <w:numId w:val="1039"/>
         </w:numPr>
       </w:pPr>
       <w:r>
@@ -26980,7 +28985,7 @@
         <w:pStyle w:val="Compact"/>
         <w:numPr>
           <w:ilvl w:val="0"/>
-          <w:numId w:val="1032"/>
+          <w:numId w:val="1039"/>
         </w:numPr>
       </w:pPr>
       <w:r>
@@ -26992,7 +28997,7 @@
         <w:pStyle w:val="Compact"/>
         <w:numPr>
           <w:ilvl w:val="0"/>
-          <w:numId w:val="1032"/>
+          <w:numId w:val="1039"/>
         </w:numPr>
       </w:pPr>
       <w:r>
@@ -27004,7 +29009,7 @@
         <w:pStyle w:val="Compact"/>
         <w:numPr>
           <w:ilvl w:val="0"/>
-          <w:numId w:val="1032"/>
+          <w:numId w:val="1039"/>
         </w:numPr>
       </w:pPr>
       <w:r>
@@ -27016,7 +29021,7 @@
         <w:pStyle w:val="Compact"/>
         <w:numPr>
           <w:ilvl w:val="0"/>
-          <w:numId w:val="1032"/>
+          <w:numId w:val="1039"/>
         </w:numPr>
       </w:pPr>
       <w:r>
@@ -27028,7 +29033,7 @@
         <w:pStyle w:val="Compact"/>
         <w:numPr>
           <w:ilvl w:val="0"/>
-          <w:numId w:val="1032"/>
+          <w:numId w:val="1039"/>
         </w:numPr>
       </w:pPr>
       <w:r>
@@ -27040,7 +29045,7 @@
         <w:pStyle w:val="Compact"/>
         <w:numPr>
           <w:ilvl w:val="0"/>
-          <w:numId w:val="1032"/>
+          <w:numId w:val="1039"/>
         </w:numPr>
       </w:pPr>
       <w:r>
@@ -27052,7 +29057,7 @@
         <w:pStyle w:val="Compact"/>
         <w:numPr>
           <w:ilvl w:val="0"/>
-          <w:numId w:val="1032"/>
+          <w:numId w:val="1039"/>
         </w:numPr>
       </w:pPr>
       <w:r>
@@ -27064,7 +29069,7 @@
         <w:pStyle w:val="Compact"/>
         <w:numPr>
           <w:ilvl w:val="0"/>
-          <w:numId w:val="1032"/>
+          <w:numId w:val="1039"/>
         </w:numPr>
       </w:pPr>
       <w:r>
@@ -27093,9 +29098,9 @@
         </w:pict>
       </w:r>
     </w:p>
-    <w:bookmarkEnd w:id="186"/>
-    <w:bookmarkEnd w:id="187"/>
-    <w:bookmarkStart w:id="194" w:name="appendix-a-validation-rule-catalog"/>
+    <w:bookmarkEnd w:id="175"/>
+    <w:bookmarkEnd w:id="176"/>
+    <w:bookmarkStart w:id="183" w:name="appendix-a-validation-rule-catalog"/>
     <w:p>
       <w:pPr>
         <w:pStyle w:val="Heading1"/>
@@ -27112,7 +29117,7 @@
         <w:t xml:space="preserve">Validation rules are assigned stable IDs so diagnostics can remain diffable across validator versions.</w:t>
       </w:r>
     </w:p>
-    <w:bookmarkStart w:id="188" w:name="v0-container-and-schema"/>
+    <w:bookmarkStart w:id="177" w:name="v0-container-and-schema"/>
     <w:p>
       <w:pPr>
         <w:pStyle w:val="Heading2"/>
@@ -27156,7 +29161,25 @@
         <w:rPr>
           <w:rStyle w:val="VerbatimChar"/>
         </w:rPr>
-        <w:t xml:space="preserve">V0-04  All committed status values in registered vocabularies.</w:t>
+        <w:t xml:space="preserve">V0-04  All committed status values in registered vocabularies. Applies to</w:t>
+      </w:r>
+      <w:r>
+        <w:br/>
+      </w:r>
+      <w:r>
+        <w:rPr>
+          <w:rStyle w:val="VerbatimChar"/>
+        </w:rPr>
+        <w:t xml:space="preserve">       lifecycle, staleness, and verification statuses; context_status values</w:t>
+      </w:r>
+      <w:r>
+        <w:br/>
+      </w:r>
+      <w:r>
+        <w:rPr>
+          <w:rStyle w:val="VerbatimChar"/>
+        </w:rPr>
+        <w:t xml:space="preserve">       (section 37.4) are open pending the post-v0.1 registry decision.</w:t>
       </w:r>
       <w:r>
         <w:br/>
@@ -27176,9 +29199,99 @@
         </w:rPr>
         <w:t xml:space="preserve">V0-06  Every object: ref resolves in store; digest: refs are well-formed.</w:t>
       </w:r>
-    </w:p>
-    <w:bookmarkEnd w:id="188"/>
-    <w:bookmarkStart w:id="189" w:name="v1-referential-integrity"/>
+      <w:r>
+        <w:br/>
+      </w:r>
+      <w:r>
+        <w:rPr>
+          <w:rStyle w:val="VerbatimChar"/>
+        </w:rPr>
+        <w:t xml:space="preserve">V0-07  Cell schema conformance (published cell schema; decision Q7).</w:t>
+      </w:r>
+      <w:r>
+        <w:br/>
+      </w:r>
+      <w:r>
+        <w:rPr>
+          <w:rStyle w:val="VerbatimChar"/>
+        </w:rPr>
+        <w:t xml:space="preserve">V0-08  Actor schema conformance (published actor schema; decision Q8).</w:t>
+      </w:r>
+      <w:r>
+        <w:br/>
+      </w:r>
+      <w:r>
+        <w:rPr>
+          <w:rStyle w:val="VerbatimChar"/>
+        </w:rPr>
+        <w:t xml:space="preserve">V0-09  Semantic-record schema conformance (published record schema;</w:t>
+      </w:r>
+      <w:r>
+        <w:br/>
+      </w:r>
+      <w:r>
+        <w:rPr>
+          <w:rStyle w:val="VerbatimChar"/>
+        </w:rPr>
+        <w:t xml:space="preserve">       decisions Q9, Q10).</w:t>
+      </w:r>
+      <w:r>
+        <w:br/>
+      </w:r>
+      <w:r>
+        <w:rPr>
+          <w:rStyle w:val="VerbatimChar"/>
+        </w:rPr>
+        <w:t xml:space="preserve">V0-10  Object record conformance (published object schema; decisions Q3, Q5).</w:t>
+      </w:r>
+      <w:r>
+        <w:br/>
+      </w:r>
+      <w:r>
+        <w:rPr>
+          <w:rStyle w:val="VerbatimChar"/>
+        </w:rPr>
+        <w:t xml:space="preserve">V0-11  Machine summary schema conformance (published machine summary</w:t>
+      </w:r>
+      <w:r>
+        <w:br/>
+      </w:r>
+      <w:r>
+        <w:rPr>
+          <w:rStyle w:val="VerbatimChar"/>
+        </w:rPr>
+        <w:t xml:space="preserve">       schema; decision Q11).</w:t>
+      </w:r>
+      <w:r>
+        <w:br/>
+      </w:r>
+      <w:r>
+        <w:rPr>
+          <w:rStyle w:val="VerbatimChar"/>
+        </w:rPr>
+        <w:t xml:space="preserve">V0-12  Manifest environment conformance (published manifest schema;</w:t>
+      </w:r>
+      <w:r>
+        <w:br/>
+      </w:r>
+      <w:r>
+        <w:rPr>
+          <w:rStyle w:val="VerbatimChar"/>
+        </w:rPr>
+        <w:t xml:space="preserve">       decision Q2).</w:t>
+      </w:r>
+      <w:r>
+        <w:br/>
+      </w:r>
+      <w:r>
+        <w:rPr>
+          <w:rStyle w:val="VerbatimChar"/>
+        </w:rPr>
+        <w:t xml:space="preserve">V0-13  Run/commit schema conformance (published run and commit schemas).</w:t>
+      </w:r>
+    </w:p>
+    <w:bookmarkEnd w:id="177"/>
+    <w:bookmarkStart w:id="178" w:name="v1-referential-integrity"/>
     <w:p>
       <w:pPr>
         <w:pStyle w:val="Heading2"/>
@@ -27261,8 +29374,8 @@
         <w:t xml:space="preserve">V1-07  Object hashes verify.</w:t>
       </w:r>
     </w:p>
-    <w:bookmarkEnd w:id="189"/>
-    <w:bookmarkStart w:id="190" w:name="v2-structural-semantics"/>
+    <w:bookmarkEnd w:id="178"/>
+    <w:bookmarkStart w:id="179" w:name="v2-structural-semantics"/>
     <w:p>
       <w:pPr>
         <w:pStyle w:val="Heading2"/>
@@ -27345,8 +29458,8 @@
         <w:t xml:space="preserve">       uncovered reads.</w:t>
       </w:r>
     </w:p>
-    <w:bookmarkEnd w:id="190"/>
-    <w:bookmarkStart w:id="191" w:name="v3-semantic-record-integrity"/>
+    <w:bookmarkEnd w:id="179"/>
+    <w:bookmarkStart w:id="180" w:name="v3-semantic-record-integrity"/>
     <w:p>
       <w:pPr>
         <w:pStyle w:val="Heading2"/>
@@ -27456,8 +29569,8 @@
         <w:t xml:space="preserve">       according to the aggregate evidence rule.</w:t>
       </w:r>
     </w:p>
-    <w:bookmarkEnd w:id="191"/>
-    <w:bookmarkStart w:id="192" w:name="v4-policy-and-authorization"/>
+    <w:bookmarkEnd w:id="180"/>
+    <w:bookmarkStart w:id="181" w:name="v4-policy-and-authorization"/>
     <w:p>
       <w:pPr>
         <w:pStyle w:val="Heading2"/>
@@ -27495,8 +29608,8 @@
         <w:t xml:space="preserve">V4-03  Capabilities sufficient for each recorded action type.</w:t>
       </w:r>
     </w:p>
-    <w:bookmarkEnd w:id="192"/>
-    <w:bookmarkStart w:id="193" w:name="v5-render-honesty"/>
+    <w:bookmarkEnd w:id="181"/>
+    <w:bookmarkStart w:id="182" w:name="v5-render-honesty"/>
     <w:p>
       <w:pPr>
         <w:pStyle w:val="Heading2"/>
@@ -27559,9 +29672,9 @@
         </w:pict>
       </w:r>
     </w:p>
-    <w:bookmarkEnd w:id="193"/>
-    <w:bookmarkEnd w:id="194"/>
-    <w:bookmarkStart w:id="197" w:name="appendix-b-pathology-corpus-manifest"/>
+    <w:bookmarkEnd w:id="182"/>
+    <w:bookmarkEnd w:id="183"/>
+    <w:bookmarkStart w:id="186" w:name="appendix-b-pathology-corpus-manifest"/>
     <w:p>
       <w:pPr>
         <w:pStyle w:val="Heading1"/>
@@ -27662,7 +29775,7 @@
         <w:t xml:space="preserve">message</w:t>
       </w:r>
     </w:p>
-    <w:bookmarkStart w:id="195" w:name="golden-artifacts"/>
+    <w:bookmarkStart w:id="184" w:name="golden-artifacts"/>
     <w:p>
       <w:pPr>
         <w:pStyle w:val="Heading2"/>
@@ -27727,8 +29840,8 @@
         <w:t xml:space="preserve">GOLD-06  Imported .ipynb with incomplete-provenance markings.</w:t>
       </w:r>
     </w:p>
-    <w:bookmarkEnd w:id="195"/>
-    <w:bookmarkStart w:id="196" w:name="pathological-artifacts"/>
+    <w:bookmarkEnd w:id="184"/>
+    <w:bookmarkStart w:id="185" w:name="pathological-artifacts"/>
     <w:p>
       <w:pPr>
         <w:pStyle w:val="Heading2"/>
@@ -27823,7 +29936,7 @@
         <w:rPr>
           <w:rStyle w:val="VerbatimChar"/>
         </w:rPr>
-        <w:t xml:space="preserve">          Expected: V2-05, V3-01.</w:t>
+        <w:t xml:space="preserve">          Expected: V2-05, V3-01, V3-08.</w:t>
       </w:r>
       <w:r>
         <w:br/>
@@ -27913,7 +30026,7 @@
         <w:rPr>
           <w:rStyle w:val="VerbatimChar"/>
         </w:rPr>
-        <w:t xml:space="preserve">          Expected: V0-06.</w:t>
+        <w:t xml:space="preserve">          Expected: V0-05, V0-06.</w:t>
       </w:r>
       <w:r>
         <w:br/>
@@ -27943,7 +30056,7 @@
         <w:rPr>
           <w:rStyle w:val="VerbatimChar"/>
         </w:rPr>
-        <w:t xml:space="preserve">          Expected: V5-02.</w:t>
+        <w:t xml:space="preserve">          Expected: V5-02, V2-05.</w:t>
       </w:r>
       <w:r>
         <w:br/>
@@ -27973,7 +30086,7 @@
         <w:rPr>
           <w:rStyle w:val="VerbatimChar"/>
         </w:rPr>
-        <w:t xml:space="preserve">          Expected: V1-02.</w:t>
+        <w:t xml:space="preserve">          Expected: V1-02, V4-01, V4-03.</w:t>
       </w:r>
       <w:r>
         <w:br/>
@@ -28093,7 +30206,7 @@
         <w:rPr>
           <w:rStyle w:val="VerbatimChar"/>
         </w:rPr>
-        <w:t xml:space="preserve">          Expected: INV-06 / V1-06.</w:t>
+        <w:t xml:space="preserve">          Expected: V0-06, V1-06.</w:t>
       </w:r>
       <w:r>
         <w:br/>
@@ -28363,7 +30476,7 @@
         <w:rPr>
           <w:rStyle w:val="VerbatimChar"/>
         </w:rPr>
-        <w:t xml:space="preserve">          Expected: V1-06.</w:t>
+        <w:t xml:space="preserve">          Expected: V0-06, V1-06.</w:t>
       </w:r>
       <w:r>
         <w:br/>
@@ -28423,7 +30536,7 @@
         <w:rPr>
           <w:rStyle w:val="VerbatimChar"/>
         </w:rPr>
-        <w:t xml:space="preserve">          Expected: V1-05.</w:t>
+        <w:t xml:space="preserve">          Expected: V1-05, V2-05.</w:t>
       </w:r>
       <w:r>
         <w:br/>
@@ -28484,6 +30597,186 @@
           <w:rStyle w:val="VerbatimChar"/>
         </w:rPr>
         <w:t xml:space="preserve">          Expected: V3-02.</w:t>
+      </w:r>
+      <w:r>
+        <w:br/>
+      </w:r>
+      <w:r>
+        <w:br/>
+      </w:r>
+      <w:r>
+        <w:rPr>
+          <w:rStyle w:val="VerbatimChar"/>
+        </w:rPr>
+        <w:t xml:space="preserve">PATH-026  The empty summary</w:t>
+      </w:r>
+      <w:r>
+        <w:br/>
+      </w:r>
+      <w:r>
+        <w:rPr>
+          <w:rStyle w:val="VerbatimChar"/>
+        </w:rPr>
+        <w:t xml:space="preserve">          Cell summary is empty; bounded-read contract broken.</w:t>
+      </w:r>
+      <w:r>
+        <w:br/>
+      </w:r>
+      <w:r>
+        <w:rPr>
+          <w:rStyle w:val="VerbatimChar"/>
+        </w:rPr>
+        <w:t xml:space="preserve">          Expected: V0-07.</w:t>
+      </w:r>
+      <w:r>
+        <w:br/>
+      </w:r>
+      <w:r>
+        <w:br/>
+      </w:r>
+      <w:r>
+        <w:rPr>
+          <w:rStyle w:val="VerbatimChar"/>
+        </w:rPr>
+        <w:t xml:space="preserve">PATH-027  The unaccountable agent</w:t>
+      </w:r>
+      <w:r>
+        <w:br/>
+      </w:r>
+      <w:r>
+        <w:rPr>
+          <w:rStyle w:val="VerbatimChar"/>
+        </w:rPr>
+        <w:t xml:space="preserve">          Agent actor without a delegation chain (delegated_by missing).</w:t>
+      </w:r>
+      <w:r>
+        <w:br/>
+      </w:r>
+      <w:r>
+        <w:rPr>
+          <w:rStyle w:val="VerbatimChar"/>
+        </w:rPr>
+        <w:t xml:space="preserve">          Expected: V0-08.</w:t>
+      </w:r>
+      <w:r>
+        <w:br/>
+      </w:r>
+      <w:r>
+        <w:br/>
+      </w:r>
+      <w:r>
+        <w:rPr>
+          <w:rStyle w:val="VerbatimChar"/>
+        </w:rPr>
+        <w:t xml:space="preserve">PATH-028  The missing dimension</w:t>
+      </w:r>
+      <w:r>
+        <w:br/>
+      </w:r>
+      <w:r>
+        <w:rPr>
+          <w:rStyle w:val="VerbatimChar"/>
+        </w:rPr>
+        <w:t xml:space="preserve">          Record status omits the verification dimension.</w:t>
+      </w:r>
+      <w:r>
+        <w:br/>
+      </w:r>
+      <w:r>
+        <w:rPr>
+          <w:rStyle w:val="VerbatimChar"/>
+        </w:rPr>
+        <w:t xml:space="preserve">          Expected: V0-09.</w:t>
+      </w:r>
+      <w:r>
+        <w:br/>
+      </w:r>
+      <w:r>
+        <w:br/>
+      </w:r>
+      <w:r>
+        <w:rPr>
+          <w:rStyle w:val="VerbatimChar"/>
+        </w:rPr>
+        <w:t xml:space="preserve">PATH-029  The unregistered codec</w:t>
+      </w:r>
+      <w:r>
+        <w:br/>
+      </w:r>
+      <w:r>
+        <w:rPr>
+          <w:rStyle w:val="VerbatimChar"/>
+        </w:rPr>
+        <w:t xml:space="preserve">          Object record declares a compression identifier outside the registry.</w:t>
+      </w:r>
+      <w:r>
+        <w:br/>
+      </w:r>
+      <w:r>
+        <w:rPr>
+          <w:rStyle w:val="VerbatimChar"/>
+        </w:rPr>
+        <w:t xml:space="preserve">          Expected: V0-10.</w:t>
+      </w:r>
+      <w:r>
+        <w:br/>
+      </w:r>
+      <w:r>
+        <w:br/>
+      </w:r>
+      <w:r>
+        <w:rPr>
+          <w:rStyle w:val="VerbatimChar"/>
+        </w:rPr>
+        <w:t xml:space="preserve">PATH-030  The incomplete summary</w:t>
+      </w:r>
+      <w:r>
+        <w:br/>
+      </w:r>
+      <w:r>
+        <w:rPr>
+          <w:rStyle w:val="VerbatimChar"/>
+        </w:rPr>
+        <w:t xml:space="preserve">          Machine summary omits a required component (stale).</w:t>
+      </w:r>
+      <w:r>
+        <w:br/>
+      </w:r>
+      <w:r>
+        <w:rPr>
+          <w:rStyle w:val="VerbatimChar"/>
+        </w:rPr>
+        <w:t xml:space="preserve">          Expected: V0-11, V5-03.</w:t>
+      </w:r>
+      <w:r>
+        <w:br/>
+      </w:r>
+      <w:r>
+        <w:br/>
+      </w:r>
+      <w:r>
+        <w:rPr>
+          <w:rStyle w:val="VerbatimChar"/>
+        </w:rPr>
+        <w:t xml:space="preserve">PATH-031  The unpinned environment</w:t>
+      </w:r>
+      <w:r>
+        <w:br/>
+      </w:r>
+      <w:r>
+        <w:rPr>
+          <w:rStyle w:val="VerbatimChar"/>
+        </w:rPr>
+        <w:t xml:space="preserve">          Manifest environment lacks the package manifest pin.</w:t>
+      </w:r>
+      <w:r>
+        <w:br/>
+      </w:r>
+      <w:r>
+        <w:rPr>
+          <w:rStyle w:val="VerbatimChar"/>
+        </w:rPr>
+        <w:t xml:space="preserve">          Expected: V0-12.</w:t>
       </w:r>
     </w:p>
     <w:p>
@@ -28493,9 +30786,9 @@
         </w:pict>
       </w:r>
     </w:p>
-    <w:bookmarkEnd w:id="196"/>
-    <w:bookmarkEnd w:id="197"/>
-    <w:bookmarkStart w:id="198" w:name="appendix-c-validator-engineering-notes"/>
+    <w:bookmarkEnd w:id="185"/>
+    <w:bookmarkEnd w:id="186"/>
+    <w:bookmarkStart w:id="187" w:name="appendix-c-validator-engineering-notes"/>
     <w:p>
       <w:pPr>
         <w:pStyle w:val="Heading1"/>
@@ -28648,7 +30941,7 @@
         <w:pStyle w:val="Compact"/>
         <w:numPr>
           <w:ilvl w:val="0"/>
-          <w:numId w:val="1033"/>
+          <w:numId w:val="1040"/>
         </w:numPr>
       </w:pPr>
       <w:r>
@@ -28660,7 +30953,7 @@
         <w:pStyle w:val="Compact"/>
         <w:numPr>
           <w:ilvl w:val="0"/>
-          <w:numId w:val="1033"/>
+          <w:numId w:val="1040"/>
         </w:numPr>
       </w:pPr>
       <w:r>
@@ -28672,7 +30965,7 @@
         <w:pStyle w:val="Compact"/>
         <w:numPr>
           <w:ilvl w:val="0"/>
-          <w:numId w:val="1033"/>
+          <w:numId w:val="1040"/>
         </w:numPr>
       </w:pPr>
       <w:r>
@@ -28684,7 +30977,7 @@
         <w:pStyle w:val="Compact"/>
         <w:numPr>
           <w:ilvl w:val="0"/>
-          <w:numId w:val="1033"/>
+          <w:numId w:val="1040"/>
         </w:numPr>
       </w:pPr>
       <w:r>
@@ -28696,7 +30989,7 @@
         <w:pStyle w:val="Compact"/>
         <w:numPr>
           <w:ilvl w:val="0"/>
-          <w:numId w:val="1033"/>
+          <w:numId w:val="1040"/>
         </w:numPr>
       </w:pPr>
       <w:r>
@@ -28708,7 +31001,7 @@
         <w:pStyle w:val="Compact"/>
         <w:numPr>
           <w:ilvl w:val="0"/>
-          <w:numId w:val="1033"/>
+          <w:numId w:val="1040"/>
         </w:numPr>
       </w:pPr>
       <w:r>
@@ -28720,7 +31013,7 @@
         <w:pStyle w:val="Compact"/>
         <w:numPr>
           <w:ilvl w:val="0"/>
-          <w:numId w:val="1033"/>
+          <w:numId w:val="1040"/>
         </w:numPr>
       </w:pPr>
       <w:r>
@@ -28732,7 +31025,7 @@
         <w:pStyle w:val="Compact"/>
         <w:numPr>
           <w:ilvl w:val="0"/>
-          <w:numId w:val="1033"/>
+          <w:numId w:val="1040"/>
         </w:numPr>
       </w:pPr>
       <w:r>
@@ -28744,7 +31037,7 @@
         <w:pStyle w:val="Compact"/>
         <w:numPr>
           <w:ilvl w:val="0"/>
-          <w:numId w:val="1033"/>
+          <w:numId w:val="1040"/>
         </w:numPr>
       </w:pPr>
       <w:r>
@@ -28754,6 +31047,62 @@
     <w:p>
       <w:pPr>
         <w:pStyle w:val="FirstParagraph"/>
+      </w:pPr>
+      <w:r>
+        <w:t xml:space="preserve">The published v0.2 schema set (</w:t>
+      </w:r>
+      <w:r>
+        <w:rPr>
+          <w:rStyle w:val="VerbatimChar"/>
+        </w:rPr>
+        <w:t xml:space="preserve">sol_validator/schemas/</w:t>
+      </w:r>
+      <w:r>
+        <w:t xml:space="preserve">, JSON Schema draft</w:t>
+      </w:r>
+      <w:r>
+        <w:t xml:space="preserve"> </w:t>
+      </w:r>
+      <w:r>
+        <w:t xml:space="preserve">2020-12,</w:t>
+      </w:r>
+      <w:r>
+        <w:t xml:space="preserve"> </w:t>
+      </w:r>
+      <w:r>
+        <w:rPr>
+          <w:rStyle w:val="VerbatimChar"/>
+        </w:rPr>
+        <w:t xml:space="preserve">$id</w:t>
+      </w:r>
+      <w:r>
+        <w:t xml:space="preserve"> </w:t>
+      </w:r>
+      <w:r>
+        <w:rPr>
+          <w:rStyle w:val="VerbatimChar"/>
+        </w:rPr>
+        <w:t xml:space="preserve">sol:schemas/&lt;class&gt;/v0.2</w:t>
+      </w:r>
+      <w:r>
+        <w:t xml:space="preserve">) is the normative artifact set for</w:t>
+      </w:r>
+      <w:r>
+        <w:t xml:space="preserve"> </w:t>
+      </w:r>
+      <w:r>
+        <w:t xml:space="preserve">this list; the reference validator enforces it and emits stable rule IDs</w:t>
+      </w:r>
+      <w:r>
+        <w:t xml:space="preserve"> </w:t>
+      </w:r>
+      <w:r>
+        <w:t xml:space="preserve">V0-07 through V0-13 (Appendix A).</w:t>
+      </w:r>
+    </w:p>
+    <w:p>
+      <w:pPr>
+        <w:pStyle w:val="BodyText"/>
       </w:pPr>
       <w:r>
         <w:t xml:space="preserve">The pathology corpus should be treated as executable specification support.</w:t>
@@ -28802,8 +31151,8 @@
         </w:pict>
       </w:r>
     </w:p>
-    <w:bookmarkEnd w:id="198"/>
-    <w:bookmarkStart w:id="199" w:name="summary"/>
+    <w:bookmarkEnd w:id="187"/>
+    <w:bookmarkStart w:id="188" w:name="summary"/>
     <w:p>
       <w:pPr>
         <w:pStyle w:val="Heading1"/>
@@ -28962,7 +31311,788 @@
         <w:t xml:space="preserve">It is whether the next reader can understand, verify, continue, and render the work without reconstructing its structure from a terminal format.</w:t>
       </w:r>
     </w:p>
-    <w:bookmarkEnd w:id="199"/>
+    <w:bookmarkEnd w:id="188"/>
+    <w:bookmarkStart w:id="192" w:name="X3af1e7bebce5618a9ca4007ead325ca01cd0f7e"/>
+    <w:p>
+      <w:pPr>
+        <w:pStyle w:val="Heading1"/>
+      </w:pPr>
+      <w:r>
+        <w:t xml:space="preserve">Final Freeze Review of RFC-SOL-0001 (v0.1.0-draft)</w:t>
+      </w:r>
+    </w:p>
+    <w:bookmarkStart w:id="189" w:name="verification-of-final-pass"/>
+    <w:p>
+      <w:pPr>
+        <w:pStyle w:val="Heading2"/>
+      </w:pPr>
+      <w:r>
+        <w:t xml:space="preserve">Verification of Final Pass</w:t>
+      </w:r>
+    </w:p>
+    <w:p>
+      <w:pPr>
+        <w:pStyle w:val="FirstParagraph"/>
+      </w:pPr>
+      <w:r>
+        <w:t xml:space="preserve">All six items from the previous review landed, plus the process infrastructure:</w:t>
+      </w:r>
+    </w:p>
+    <w:tbl>
+      <w:tblPr>
+        <w:tblStyle w:val="Table"/>
+        <w:tblW w:type="pct" w:w="5000"/>
+        <w:tblLayout w:type="fixed"/>
+        <w:tblLook w:firstRow="1" w:lastRow="0" w:firstColumn="0" w:lastColumn="0" w:noHBand="0" w:noVBand="0" w:val="0020"/>
+      </w:tblPr>
+      <w:tblGrid>
+        <w:gridCol w:w="3960"/>
+        <w:gridCol w:w="3960"/>
+      </w:tblGrid>
+      <w:tr>
+        <w:trPr>
+          <w:tblHeader w:val="on"/>
+        </w:trPr>
+        <w:tc>
+          <w:tcPr/>
+          <w:p>
+            <w:pPr>
+              <w:pStyle w:val="Compact"/>
+            </w:pPr>
+            <w:r>
+              <w:t xml:space="preserve">Item</w:t>
+            </w:r>
+          </w:p>
+        </w:tc>
+        <w:tc>
+          <w:tcPr/>
+          <w:p>
+            <w:pPr>
+              <w:pStyle w:val="Compact"/>
+            </w:pPr>
+            <w:r>
+              <w:t xml:space="preserve">Status</w:t>
+            </w:r>
+          </w:p>
+        </w:tc>
+      </w:tr>
+      <w:tr>
+        <w:tc>
+          <w:tcPr/>
+          <w:p>
+            <w:pPr>
+              <w:pStyle w:val="Compact"/>
+            </w:pPr>
+            <w:r>
+              <w:t xml:space="preserve">E-1:</w:t>
+            </w:r>
+            <w:r>
+              <w:t xml:space="preserve"> </w:t>
+            </w:r>
+            <w:r>
+              <w:rPr>
+                <w:rStyle w:val="VerbatimChar"/>
+              </w:rPr>
+              <w:t xml:space="preserve">review_required</w:t>
+            </w:r>
+            <w:r>
+              <w:t xml:space="preserve"> </w:t>
+            </w:r>
+            <w:r>
+              <w:t xml:space="preserve">includes</w:t>
+            </w:r>
+            <w:r>
+              <w:t xml:space="preserve"> </w:t>
+            </w:r>
+            <w:r>
+              <w:rPr>
+                <w:rStyle w:val="VerbatimChar"/>
+              </w:rPr>
+              <w:t xml:space="preserve">commit</w:t>
+            </w:r>
+            <w:r>
+              <w:t xml:space="preserve">; write-without-commit clarified; protected branches still govern</w:t>
+            </w:r>
+          </w:p>
+        </w:tc>
+        <w:tc>
+          <w:tcPr/>
+          <w:p>
+            <w:pPr>
+              <w:pStyle w:val="Compact"/>
+            </w:pPr>
+            <w:r>
+              <w:t xml:space="preserve">✅ §17.2</w:t>
+            </w:r>
+          </w:p>
+        </w:tc>
+      </w:tr>
+      <w:tr>
+        <w:tc>
+          <w:tcPr/>
+          <w:p>
+            <w:pPr>
+              <w:pStyle w:val="Compact"/>
+            </w:pPr>
+            <w:r>
+              <w:t xml:space="preserve">E-2: §20.4 exception explicitly references §37.2 and §37.4</w:t>
+            </w:r>
+          </w:p>
+        </w:tc>
+        <w:tc>
+          <w:tcPr/>
+          <w:p>
+            <w:pPr>
+              <w:pStyle w:val="Compact"/>
+            </w:pPr>
+            <w:r>
+              <w:t xml:space="preserve">✅</w:t>
+            </w:r>
+          </w:p>
+        </w:tc>
+      </w:tr>
+      <w:tr>
+        <w:tc>
+          <w:tcPr/>
+          <w:p>
+            <w:pPr>
+              <w:pStyle w:val="Compact"/>
+            </w:pPr>
+            <w:r>
+              <w:t xml:space="preserve">E-3: §30 run example internally consistent (executes through cell_014, binds cell_014’s output)</w:t>
+            </w:r>
+          </w:p>
+        </w:tc>
+        <w:tc>
+          <w:tcPr/>
+          <w:p>
+            <w:pPr>
+              <w:pStyle w:val="Compact"/>
+            </w:pPr>
+            <w:r>
+              <w:t xml:space="preserve">✅</w:t>
+            </w:r>
+          </w:p>
+        </w:tc>
+      </w:tr>
+      <w:tr>
+        <w:tc>
+          <w:tcPr/>
+          <w:p>
+            <w:pPr>
+              <w:pStyle w:val="Compact"/>
+            </w:pPr>
+            <w:r>
+              <w:t xml:space="preserve">Example hygiene: decision (§26), evidence (§24.1), and verification (§27.3) examples no longer show statuses they can’t justify; verification records carry their own status block</w:t>
+            </w:r>
+          </w:p>
+        </w:tc>
+        <w:tc>
+          <w:tcPr/>
+          <w:p>
+            <w:pPr>
+              <w:pStyle w:val="Compact"/>
+            </w:pPr>
+            <w:r>
+              <w:t xml:space="preserve">✅</w:t>
+            </w:r>
+          </w:p>
+        </w:tc>
+      </w:tr>
+      <w:tr>
+        <w:tc>
+          <w:tcPr/>
+          <w:p>
+            <w:pPr>
+              <w:pStyle w:val="Compact"/>
+            </w:pPr>
+            <w:r>
+              <w:t xml:space="preserve">Vacuous-dimension rule for record types without registered verification methods</w:t>
+            </w:r>
+          </w:p>
+        </w:tc>
+        <w:tc>
+          <w:tcPr/>
+          <w:p>
+            <w:pPr>
+              <w:pStyle w:val="Compact"/>
+            </w:pPr>
+            <w:r>
+              <w:t xml:space="preserve">✅ §20 intro</w:t>
+            </w:r>
+          </w:p>
+        </w:tc>
+      </w:tr>
+      <w:tr>
+        <w:tc>
+          <w:tcPr/>
+          <w:p>
+            <w:pPr>
+              <w:pStyle w:val="Compact"/>
+            </w:pPr>
+            <w:r>
+              <w:t xml:space="preserve">Blocking question 11 resolved via §37.4;</w:t>
+            </w:r>
+            <w:r>
+              <w:t xml:space="preserve"> </w:t>
+            </w:r>
+            <w:r>
+              <w:rPr>
+                <w:rStyle w:val="VerbatimChar"/>
+              </w:rPr>
+              <w:t xml:space="preserve">context_status</w:t>
+            </w:r>
+            <w:r>
+              <w:t xml:space="preserve"> </w:t>
+            </w:r>
+            <w:r>
+              <w:t xml:space="preserve">registry deferred to post-v0.1 #12 with recommended values published</w:t>
+            </w:r>
+          </w:p>
+        </w:tc>
+        <w:tc>
+          <w:tcPr/>
+          <w:p>
+            <w:pPr>
+              <w:pStyle w:val="Compact"/>
+            </w:pPr>
+            <w:r>
+              <w:t xml:space="preserve">✅</w:t>
+            </w:r>
+          </w:p>
+        </w:tc>
+      </w:tr>
+      <w:tr>
+        <w:tc>
+          <w:tcPr/>
+          <w:p>
+            <w:pPr>
+              <w:pStyle w:val="Compact"/>
+            </w:pPr>
+            <w:r>
+              <w:rPr>
+                <w:rStyle w:val="VerbatimChar"/>
+              </w:rPr>
+              <w:t xml:space="preserve">contract_hash</w:t>
+            </w:r>
+            <w:r>
+              <w:t xml:space="preserve"> </w:t>
+            </w:r>
+            <w:r>
+              <w:t xml:space="preserve">with detection-by-commit-diff semantics</w:t>
+            </w:r>
+          </w:p>
+        </w:tc>
+        <w:tc>
+          <w:tcPr/>
+          <w:p>
+            <w:pPr>
+              <w:pStyle w:val="Compact"/>
+            </w:pPr>
+            <w:r>
+              <w:t xml:space="preserve">✅ §18</w:t>
+            </w:r>
+          </w:p>
+        </w:tc>
+      </w:tr>
+      <w:tr>
+        <w:tc>
+          <w:tcPr/>
+          <w:p>
+            <w:pPr>
+              <w:pStyle w:val="Compact"/>
+            </w:pPr>
+            <w:r>
+              <w:t xml:space="preserve">Change Control section with errata/unfreeze boundary and examples-must-validate gate</w:t>
+            </w:r>
+          </w:p>
+        </w:tc>
+        <w:tc>
+          <w:tcPr/>
+          <w:p>
+            <w:pPr>
+              <w:pStyle w:val="Compact"/>
+            </w:pPr>
+            <w:r>
+              <w:t xml:space="preserve">✅</w:t>
+            </w:r>
+          </w:p>
+        </w:tc>
+      </w:tr>
+      <w:tr>
+        <w:tc>
+          <w:tcPr/>
+          <w:p>
+            <w:pPr>
+              <w:pStyle w:val="Compact"/>
+            </w:pPr>
+            <w:r>
+              <w:t xml:space="preserve">Exploded debug representation (§56, non-normative); corpus retargeted to</w:t>
+            </w:r>
+            <w:r>
+              <w:t xml:space="preserve"> </w:t>
+            </w:r>
+            <w:r>
+              <w:rPr>
+                <w:rStyle w:val="VerbatimChar"/>
+              </w:rPr>
+              <w:t xml:space="preserve">artifact.sol.d/</w:t>
+            </w:r>
+          </w:p>
+        </w:tc>
+        <w:tc>
+          <w:tcPr/>
+          <w:p>
+            <w:pPr>
+              <w:pStyle w:val="Compact"/>
+            </w:pPr>
+            <w:r>
+              <w:t xml:space="preserve">✅</w:t>
+            </w:r>
+          </w:p>
+        </w:tc>
+      </w:tr>
+      <w:tr>
+        <w:tc>
+          <w:tcPr/>
+          <w:p>
+            <w:pPr>
+              <w:pStyle w:val="Compact"/>
+            </w:pPr>
+            <w:r>
+              <w:t xml:space="preserve">Shared</w:t>
+            </w:r>
+            <w:r>
+              <w:t xml:space="preserve"> </w:t>
+            </w:r>
+            <w:r>
+              <w:rPr>
+                <w:rStyle w:val="VerbatimChar"/>
+              </w:rPr>
+              <w:t xml:space="preserve">propagate</w:t>
+            </w:r>
+            <w:r>
+              <w:t xml:space="preserve"> </w:t>
+            </w:r>
+            <w:r>
+              <w:t xml:space="preserve">/</w:t>
+            </w:r>
+            <w:r>
+              <w:t xml:space="preserve"> </w:t>
+            </w:r>
+            <w:r>
+              <w:rPr>
+                <w:rStyle w:val="VerbatimChar"/>
+              </w:rPr>
+              <w:t xml:space="preserve">render_machine_summary</w:t>
+            </w:r>
+            <w:r>
+              <w:t xml:space="preserve"> </w:t>
+            </w:r>
+            <w:r>
+              <w:t xml:space="preserve">function guidance</w:t>
+            </w:r>
+          </w:p>
+        </w:tc>
+        <w:tc>
+          <w:tcPr/>
+          <w:p>
+            <w:pPr>
+              <w:pStyle w:val="Compact"/>
+            </w:pPr>
+            <w:r>
+              <w:t xml:space="preserve">✅ Appendix C</w:t>
+            </w:r>
+          </w:p>
+        </w:tc>
+      </w:tr>
+    </w:tbl>
+    <w:p>
+      <w:pPr>
+        <w:pStyle w:val="BodyText"/>
+      </w:pPr>
+      <w:r>
+        <w:t xml:space="preserve">I did a final scan against the freeze bar (invariants, requirements, vocabularies, transition table, grammar, conformance levels, validation rules).</w:t>
+      </w:r>
+      <w:r>
+        <w:t xml:space="preserve"> </w:t>
+      </w:r>
+      <w:r>
+        <w:rPr>
+          <w:b/>
+          <w:bCs/>
+        </w:rPr>
+        <w:t xml:space="preserve">Nothing remaining rises to that bar.</w:t>
+      </w:r>
+      <w:r>
+        <w:t xml:space="preserve"> </w:t>
+      </w:r>
+      <w:r>
+        <w:t xml:space="preserve">Two errata-class notes only, recorded here so they land in the errata log rather than blocking:</w:t>
+      </w:r>
+    </w:p>
+    <w:p>
+      <w:pPr>
+        <w:pStyle w:val="Compact"/>
+        <w:numPr>
+          <w:ilvl w:val="0"/>
+          <w:numId w:val="1041"/>
+        </w:numPr>
+      </w:pPr>
+      <w:r>
+        <w:rPr>
+          <w:b/>
+          <w:bCs/>
+        </w:rPr>
+        <w:t xml:space="preserve">Duplicate example digest.</w:t>
+      </w:r>
+      <w:r>
+        <w:t xml:space="preserve"> </w:t>
+      </w:r>
+      <w:r>
+        <w:t xml:space="preserve">§18’s</w:t>
+      </w:r>
+      <w:r>
+        <w:t xml:space="preserve"> </w:t>
+      </w:r>
+      <w:r>
+        <w:rPr>
+          <w:rStyle w:val="VerbatimChar"/>
+        </w:rPr>
+        <w:t xml:space="preserve">contract_hash</w:t>
+      </w:r>
+      <w:r>
+        <w:t xml:space="preserve"> </w:t>
+      </w:r>
+      <w:r>
+        <w:t xml:space="preserve">and §22’s</w:t>
+      </w:r>
+      <w:r>
+        <w:t xml:space="preserve"> </w:t>
+      </w:r>
+      <w:r>
+        <w:rPr>
+          <w:rStyle w:val="VerbatimChar"/>
+        </w:rPr>
+        <w:t xml:space="preserve">instruction_ref</w:t>
+      </w:r>
+      <w:r>
+        <w:t xml:space="preserve"> </w:t>
+      </w:r>
+      <w:r>
+        <w:t xml:space="preserve">share the digest</w:t>
+      </w:r>
+      <w:r>
+        <w:t xml:space="preserve"> </w:t>
+      </w:r>
+      <w:r>
+        <w:rPr>
+          <w:rStyle w:val="VerbatimChar"/>
+        </w:rPr>
+        <w:t xml:space="preserve">9999...</w:t>
+      </w:r>
+      <w:r>
+        <w:t xml:space="preserve"> </w:t>
+      </w:r>
+      <w:r>
+        <w:t xml:space="preserve">for different content. Harmless in fragments; will matter when GOLD-01 is assembled from spec examples per the Change Control gate. Fix during corpus construction.</w:t>
+      </w:r>
+    </w:p>
+    <w:p>
+      <w:pPr>
+        <w:pStyle w:val="Compact"/>
+        <w:numPr>
+          <w:ilvl w:val="0"/>
+          <w:numId w:val="1041"/>
+        </w:numPr>
+      </w:pPr>
+      <w:r>
+        <w:rPr>
+          <w:b/>
+          <w:bCs/>
+        </w:rPr>
+        <w:t xml:space="preserve">V0-04 scope vs. </w:t>
+      </w:r>
+      <w:r>
+        <w:rPr>
+          <w:rStyle w:val="VerbatimChar"/>
+          <w:b/>
+          <w:bCs/>
+        </w:rPr>
+        <w:t xml:space="preserve">context_status</w:t>
+      </w:r>
+      <w:r>
+        <w:rPr>
+          <w:b/>
+          <w:bCs/>
+        </w:rPr>
+        <w:t xml:space="preserve">.</w:t>
+      </w:r>
+      <w:r>
+        <w:t xml:space="preserve"> </w:t>
+      </w:r>
+      <w:r>
+        <w:t xml:space="preserve">V0-04 fails validation on status values outside registered vocabularies, but §37.4’s</w:t>
+      </w:r>
+      <w:r>
+        <w:t xml:space="preserve"> </w:t>
+      </w:r>
+      <w:r>
+        <w:rPr>
+          <w:rStyle w:val="VerbatimChar"/>
+        </w:rPr>
+        <w:t xml:space="preserve">context_status</w:t>
+      </w:r>
+      <w:r>
+        <w:t xml:space="preserve"> </w:t>
+      </w:r>
+      <w:r>
+        <w:t xml:space="preserve">values are</w:t>
+      </w:r>
+      <w:r>
+        <w:t xml:space="preserve"> </w:t>
+      </w:r>
+      <w:r>
+        <w:t xml:space="preserve">“recommended,”</w:t>
+      </w:r>
+      <w:r>
+        <w:t xml:space="preserve"> </w:t>
+      </w:r>
+      <w:r>
+        <w:t xml:space="preserve">not registered (pending post-v0.1 #12). One clarifying sentence — V0-04 applies to</w:t>
+      </w:r>
+      <w:r>
+        <w:t xml:space="preserve"> </w:t>
+      </w:r>
+      <w:r>
+        <w:rPr>
+          <w:rStyle w:val="VerbatimChar"/>
+        </w:rPr>
+        <w:t xml:space="preserve">lifecycle</w:t>
+      </w:r>
+      <w:r>
+        <w:t xml:space="preserve">/</w:t>
+      </w:r>
+      <w:r>
+        <w:rPr>
+          <w:rStyle w:val="VerbatimChar"/>
+        </w:rPr>
+        <w:t xml:space="preserve">staleness</w:t>
+      </w:r>
+      <w:r>
+        <w:t xml:space="preserve">/</w:t>
+      </w:r>
+      <w:r>
+        <w:rPr>
+          <w:rStyle w:val="VerbatimChar"/>
+        </w:rPr>
+        <w:t xml:space="preserve">verification</w:t>
+      </w:r>
+      <w:r>
+        <w:t xml:space="preserve">;</w:t>
+      </w:r>
+      <w:r>
+        <w:t xml:space="preserve"> </w:t>
+      </w:r>
+      <w:r>
+        <w:rPr>
+          <w:rStyle w:val="VerbatimChar"/>
+        </w:rPr>
+        <w:t xml:space="preserve">context_status</w:t>
+      </w:r>
+      <w:r>
+        <w:t xml:space="preserve"> </w:t>
+      </w:r>
+      <w:r>
+        <w:t xml:space="preserve">is open until the registry decision — prevents a validator implementer from over-enforcing. Errata-class because it clarifies rather than changes.</w:t>
+      </w:r>
+    </w:p>
+    <w:bookmarkEnd w:id="189"/>
+    <w:bookmarkStart w:id="190" w:name="freeze-endorsement"/>
+    <w:p>
+      <w:pPr>
+        <w:pStyle w:val="Heading2"/>
+      </w:pPr>
+      <w:r>
+        <w:t xml:space="preserve">Freeze Endorsement</w:t>
+      </w:r>
+    </w:p>
+    <w:p>
+      <w:pPr>
+        <w:pStyle w:val="FirstParagraph"/>
+      </w:pPr>
+      <w:r>
+        <w:rPr>
+          <w:b/>
+          <w:bCs/>
+        </w:rPr>
+        <w:t xml:space="preserve">RFC-SOL-0001 v0.1.0-draft qualifies for freeze.</w:t>
+      </w:r>
+      <w:r>
+        <w:t xml:space="preserve"> </w:t>
+      </w:r>
+      <w:r>
+        <w:t xml:space="preserve">The invariants have been stable for three revisions, the semantic layer has survived adversarial review from multiple angles, every defect found across the review cycle exists as a named corpus entry with an expected diagnostic, and the change-control boundary is explicit. The document has also reached the state a freeze actually requires: the remaining open questions are ones that</w:t>
+      </w:r>
+      <w:r>
+        <w:t xml:space="preserve"> </w:t>
+      </w:r>
+      <w:r>
+        <w:rPr>
+          <w:b/>
+          <w:bCs/>
+        </w:rPr>
+        <w:t xml:space="preserve">implementation answers better than analysis</w:t>
+      </w:r>
+      <w:r>
+        <w:t xml:space="preserve"> </w:t>
+      </w:r>
+      <w:r>
+        <w:t xml:space="preserve">— the container question resolves by benchmarking against REQ-014.x, blocking questions 7–10 resolve when the JSON Schemas ship, and question 11 resolves when the machine summary schema is published as a normative artifact. None of them will be improved by another review round.</w:t>
+      </w:r>
+    </w:p>
+    <w:p>
+      <w:pPr>
+        <w:pStyle w:val="BodyText"/>
+      </w:pPr>
+      <w:r>
+        <w:t xml:space="preserve">One discipline recommendation for the frozen period: when the validator and corpus start producing findings — and they will — triage every finding into exactly one of three buckets:</w:t>
+      </w:r>
+      <w:r>
+        <w:t xml:space="preserve"> </w:t>
+      </w:r>
+      <w:r>
+        <w:rPr>
+          <w:b/>
+          <w:bCs/>
+        </w:rPr>
+        <w:t xml:space="preserve">errata</w:t>
+      </w:r>
+      <w:r>
+        <w:t xml:space="preserve"> </w:t>
+      </w:r>
+      <w:r>
+        <w:t xml:space="preserve">(spec wording),</w:t>
+      </w:r>
+      <w:r>
+        <w:t xml:space="preserve"> </w:t>
+      </w:r>
+      <w:r>
+        <w:rPr>
+          <w:b/>
+          <w:bCs/>
+        </w:rPr>
+        <w:t xml:space="preserve">corpus entry</w:t>
+      </w:r>
+      <w:r>
+        <w:t xml:space="preserve"> </w:t>
+      </w:r>
+      <w:r>
+        <w:t xml:space="preserve">(new pathology, no spec change), or</w:t>
+      </w:r>
+      <w:r>
+        <w:t xml:space="preserve"> </w:t>
+      </w:r>
+      <w:r>
+        <w:rPr>
+          <w:b/>
+          <w:bCs/>
+        </w:rPr>
+        <w:t xml:space="preserve">unfreeze candidate</w:t>
+      </w:r>
+      <w:r>
+        <w:t xml:space="preserve"> </w:t>
+      </w:r>
+      <w:r>
+        <w:t xml:space="preserve">(accumulate these; batch them into v0.2 rather than unfreezing per-item). The temptation after freeze is to treat each implementation surprise as a spec emergency. Most aren’t. The ones that are will be obvious because they’ll break an invariant, and there should be very few of those or the freeze was premature — I don’t believe it was.</w:t>
+      </w:r>
+    </w:p>
+    <w:bookmarkEnd w:id="190"/>
+    <w:bookmarkStart w:id="191" w:name="X76b43cc21ad8a5536dca3027a9ef0f017d8f4b8"/>
+    <w:p>
+      <w:pPr>
+        <w:pStyle w:val="Heading2"/>
+      </w:pPr>
+      <w:r>
+        <w:t xml:space="preserve">Closing Note on What This Document Became</w:t>
+      </w:r>
+    </w:p>
+    <w:p>
+      <w:pPr>
+        <w:pStyle w:val="FirstParagraph"/>
+      </w:pPr>
+      <w:r>
+        <w:t xml:space="preserve">It’s worth stating plainly what six revisions produced, because it’s more than an iteration on the original Medium argument.</w:t>
+      </w:r>
+    </w:p>
+    <w:p>
+      <w:pPr>
+        <w:pStyle w:val="BodyText"/>
+      </w:pPr>
+      <w:r>
+        <w:t xml:space="preserve">The essay’s claim was that agents should emit structured computational documents rather than rendered surfaces. That claim was correct but incomplete — it was an argument about</w:t>
+      </w:r>
+      <w:r>
+        <w:t xml:space="preserve"> </w:t>
+      </w:r>
+      <w:r>
+        <w:rPr>
+          <w:i/>
+          <w:iCs/>
+        </w:rPr>
+        <w:t xml:space="preserve">format</w:t>
+      </w:r>
+      <w:r>
+        <w:t xml:space="preserve">. What this RFC actually specifies is an argument about</w:t>
+      </w:r>
+      <w:r>
+        <w:t xml:space="preserve"> </w:t>
+      </w:r>
+      <w:r>
+        <w:rPr>
+          <w:i/>
+          <w:iCs/>
+        </w:rPr>
+        <w:t xml:space="preserve">trust</w:t>
+      </w:r>
+      <w:r>
+        <w:t xml:space="preserve">: a system in which every assertion is load-bearing only while its evidence stands, every actor is accountable through a delegation chain, every status is earned through a recorded act rather than written into a field, and every rendering is honest or invalid. The format is just the carrier for those guarantees.</w:t>
+      </w:r>
+    </w:p>
+    <w:p>
+      <w:pPr>
+        <w:pStyle w:val="BodyText"/>
+      </w:pPr>
+      <w:r>
+        <w:t xml:space="preserve">That’s also the correct framing for whatever you publish next. The five-revision arc itself demonstrates the thesis: the spec improved because each round’s critique was converted into</w:t>
+      </w:r>
+      <w:r>
+        <w:t xml:space="preserve"> </w:t>
+      </w:r>
+      <w:r>
+        <w:rPr>
+          <w:i/>
+          <w:iCs/>
+        </w:rPr>
+        <w:t xml:space="preserve">addressable, testable structure</w:t>
+      </w:r>
+      <w:r>
+        <w:t xml:space="preserve"> </w:t>
+      </w:r>
+      <w:r>
+        <w:t xml:space="preserve">— rule IDs, corpus entries, transition tables — rather than prose commentary. The document was developed the way it proposes work should be done. PATH-003 remains the demo to lead with; the process is the proof to stand behind it.</w:t>
+      </w:r>
+    </w:p>
+    <w:p>
+      <w:pPr>
+        <w:pStyle w:val="BodyText"/>
+      </w:pPr>
+      <w:r>
+        <w:t xml:space="preserve">Frozen. Build the validator, and let the corpus have the next word.</w:t>
+      </w:r>
+    </w:p>
+    <w:bookmarkEnd w:id="191"/>
+    <w:bookmarkEnd w:id="192"/>
     <w:sectPr>
       <w:footnotePr>
         <w:numRestart w:val="eachSect"/>
@@ -29274,34 +32404,7 @@
     <w:abstractNumId w:val="991"/>
   </w:num>
   <w:num w:numId="1004">
-    <w:abstractNumId w:val="99411"/>
-    <w:lvlOverride w:ilvl="0">
-      <w:startOverride w:val="1"/>
-    </w:lvlOverride>
-    <w:lvlOverride w:ilvl="1">
-      <w:startOverride w:val="1"/>
-    </w:lvlOverride>
-    <w:lvlOverride w:ilvl="2">
-      <w:startOverride w:val="1"/>
-    </w:lvlOverride>
-    <w:lvlOverride w:ilvl="3">
-      <w:startOverride w:val="1"/>
-    </w:lvlOverride>
-    <w:lvlOverride w:ilvl="4">
-      <w:startOverride w:val="1"/>
-    </w:lvlOverride>
-    <w:lvlOverride w:ilvl="5">
-      <w:startOverride w:val="1"/>
-    </w:lvlOverride>
-    <w:lvlOverride w:ilvl="6">
-      <w:startOverride w:val="1"/>
-    </w:lvlOverride>
-    <w:lvlOverride w:ilvl="7">
-      <w:startOverride w:val="1"/>
-    </w:lvlOverride>
-    <w:lvlOverride w:ilvl="8">
-      <w:startOverride w:val="1"/>
-    </w:lvlOverride>
+    <w:abstractNumId w:val="991"/>
   </w:num>
   <w:num w:numId="1005">
     <w:abstractNumId w:val="99411"/>
@@ -29334,7 +32437,34 @@
     </w:lvlOverride>
   </w:num>
   <w:num w:numId="1006">
-    <w:abstractNumId w:val="991"/>
+    <w:abstractNumId w:val="99411"/>
+    <w:lvlOverride w:ilvl="0">
+      <w:startOverride w:val="1"/>
+    </w:lvlOverride>
+    <w:lvlOverride w:ilvl="1">
+      <w:startOverride w:val="1"/>
+    </w:lvlOverride>
+    <w:lvlOverride w:ilvl="2">
+      <w:startOverride w:val="1"/>
+    </w:lvlOverride>
+    <w:lvlOverride w:ilvl="3">
+      <w:startOverride w:val="1"/>
+    </w:lvlOverride>
+    <w:lvlOverride w:ilvl="4">
+      <w:startOverride w:val="1"/>
+    </w:lvlOverride>
+    <w:lvlOverride w:ilvl="5">
+      <w:startOverride w:val="1"/>
+    </w:lvlOverride>
+    <w:lvlOverride w:ilvl="6">
+      <w:startOverride w:val="1"/>
+    </w:lvlOverride>
+    <w:lvlOverride w:ilvl="7">
+      <w:startOverride w:val="1"/>
+    </w:lvlOverride>
+    <w:lvlOverride w:ilvl="8">
+      <w:startOverride w:val="1"/>
+    </w:lvlOverride>
   </w:num>
   <w:num w:numId="1007">
     <w:abstractNumId w:val="991"/>
@@ -29391,34 +32521,7 @@
     <w:abstractNumId w:val="991"/>
   </w:num>
   <w:num w:numId="1025">
-    <w:abstractNumId w:val="99411"/>
-    <w:lvlOverride w:ilvl="0">
-      <w:startOverride w:val="1"/>
-    </w:lvlOverride>
-    <w:lvlOverride w:ilvl="1">
-      <w:startOverride w:val="1"/>
-    </w:lvlOverride>
-    <w:lvlOverride w:ilvl="2">
-      <w:startOverride w:val="1"/>
-    </w:lvlOverride>
-    <w:lvlOverride w:ilvl="3">
-      <w:startOverride w:val="1"/>
-    </w:lvlOverride>
-    <w:lvlOverride w:ilvl="4">
-      <w:startOverride w:val="1"/>
-    </w:lvlOverride>
-    <w:lvlOverride w:ilvl="5">
-      <w:startOverride w:val="1"/>
-    </w:lvlOverride>
-    <w:lvlOverride w:ilvl="6">
-      <w:startOverride w:val="1"/>
-    </w:lvlOverride>
-    <w:lvlOverride w:ilvl="7">
-      <w:startOverride w:val="1"/>
-    </w:lvlOverride>
-    <w:lvlOverride w:ilvl="8">
-      <w:startOverride w:val="1"/>
-    </w:lvlOverride>
+    <w:abstractNumId w:val="991"/>
   </w:num>
   <w:num w:numId="1026">
     <w:abstractNumId w:val="991"/>
@@ -29427,67 +32530,13 @@
     <w:abstractNumId w:val="991"/>
   </w:num>
   <w:num w:numId="1028">
-    <w:abstractNumId w:val="99411"/>
-    <w:lvlOverride w:ilvl="0">
-      <w:startOverride w:val="1"/>
-    </w:lvlOverride>
-    <w:lvlOverride w:ilvl="1">
-      <w:startOverride w:val="1"/>
-    </w:lvlOverride>
-    <w:lvlOverride w:ilvl="2">
-      <w:startOverride w:val="1"/>
-    </w:lvlOverride>
-    <w:lvlOverride w:ilvl="3">
-      <w:startOverride w:val="1"/>
-    </w:lvlOverride>
-    <w:lvlOverride w:ilvl="4">
-      <w:startOverride w:val="1"/>
-    </w:lvlOverride>
-    <w:lvlOverride w:ilvl="5">
-      <w:startOverride w:val="1"/>
-    </w:lvlOverride>
-    <w:lvlOverride w:ilvl="6">
-      <w:startOverride w:val="1"/>
-    </w:lvlOverride>
-    <w:lvlOverride w:ilvl="7">
-      <w:startOverride w:val="1"/>
-    </w:lvlOverride>
-    <w:lvlOverride w:ilvl="8">
-      <w:startOverride w:val="1"/>
-    </w:lvlOverride>
+    <w:abstractNumId w:val="991"/>
   </w:num>
   <w:num w:numId="1029">
     <w:abstractNumId w:val="991"/>
   </w:num>
   <w:num w:numId="1030">
-    <w:abstractNumId w:val="99411"/>
-    <w:lvlOverride w:ilvl="0">
-      <w:startOverride w:val="1"/>
-    </w:lvlOverride>
-    <w:lvlOverride w:ilvl="1">
-      <w:startOverride w:val="1"/>
-    </w:lvlOverride>
-    <w:lvlOverride w:ilvl="2">
-      <w:startOverride w:val="1"/>
-    </w:lvlOverride>
-    <w:lvlOverride w:ilvl="3">
-      <w:startOverride w:val="1"/>
-    </w:lvlOverride>
-    <w:lvlOverride w:ilvl="4">
-      <w:startOverride w:val="1"/>
-    </w:lvlOverride>
-    <w:lvlOverride w:ilvl="5">
-      <w:startOverride w:val="1"/>
-    </w:lvlOverride>
-    <w:lvlOverride w:ilvl="6">
-      <w:startOverride w:val="1"/>
-    </w:lvlOverride>
-    <w:lvlOverride w:ilvl="7">
-      <w:startOverride w:val="1"/>
-    </w:lvlOverride>
-    <w:lvlOverride w:ilvl="8">
-      <w:startOverride w:val="1"/>
-    </w:lvlOverride>
+    <w:abstractNumId w:val="991"/>
   </w:num>
   <w:num w:numId="1031">
     <w:abstractNumId w:val="99411"/>
@@ -29520,6 +32569,15 @@
     </w:lvlOverride>
   </w:num>
   <w:num w:numId="1032">
+    <w:abstractNumId w:val="991"/>
+  </w:num>
+  <w:num w:numId="1033">
+    <w:abstractNumId w:val="991"/>
+  </w:num>
+  <w:num w:numId="1034">
+    <w:abstractNumId w:val="991"/>
+  </w:num>
+  <w:num w:numId="1035">
     <w:abstractNumId w:val="99411"/>
     <w:lvlOverride w:ilvl="0">
       <w:startOverride w:val="1"/>
@@ -29549,8 +32607,131 @@
       <w:startOverride w:val="1"/>
     </w:lvlOverride>
   </w:num>
-  <w:num w:numId="1033">
+  <w:num w:numId="1036">
     <w:abstractNumId w:val="991"/>
+  </w:num>
+  <w:num w:numId="1037">
+    <w:abstractNumId w:val="99411"/>
+    <w:lvlOverride w:ilvl="0">
+      <w:startOverride w:val="1"/>
+    </w:lvlOverride>
+    <w:lvlOverride w:ilvl="1">
+      <w:startOverride w:val="1"/>
+    </w:lvlOverride>
+    <w:lvlOverride w:ilvl="2">
+      <w:startOverride w:val="1"/>
+    </w:lvlOverride>
+    <w:lvlOverride w:ilvl="3">
+      <w:startOverride w:val="1"/>
+    </w:lvlOverride>
+    <w:lvlOverride w:ilvl="4">
+      <w:startOverride w:val="1"/>
+    </w:lvlOverride>
+    <w:lvlOverride w:ilvl="5">
+      <w:startOverride w:val="1"/>
+    </w:lvlOverride>
+    <w:lvlOverride w:ilvl="6">
+      <w:startOverride w:val="1"/>
+    </w:lvlOverride>
+    <w:lvlOverride w:ilvl="7">
+      <w:startOverride w:val="1"/>
+    </w:lvlOverride>
+    <w:lvlOverride w:ilvl="8">
+      <w:startOverride w:val="1"/>
+    </w:lvlOverride>
+  </w:num>
+  <w:num w:numId="1038">
+    <w:abstractNumId w:val="99411"/>
+    <w:lvlOverride w:ilvl="0">
+      <w:startOverride w:val="1"/>
+    </w:lvlOverride>
+    <w:lvlOverride w:ilvl="1">
+      <w:startOverride w:val="1"/>
+    </w:lvlOverride>
+    <w:lvlOverride w:ilvl="2">
+      <w:startOverride w:val="1"/>
+    </w:lvlOverride>
+    <w:lvlOverride w:ilvl="3">
+      <w:startOverride w:val="1"/>
+    </w:lvlOverride>
+    <w:lvlOverride w:ilvl="4">
+      <w:startOverride w:val="1"/>
+    </w:lvlOverride>
+    <w:lvlOverride w:ilvl="5">
+      <w:startOverride w:val="1"/>
+    </w:lvlOverride>
+    <w:lvlOverride w:ilvl="6">
+      <w:startOverride w:val="1"/>
+    </w:lvlOverride>
+    <w:lvlOverride w:ilvl="7">
+      <w:startOverride w:val="1"/>
+    </w:lvlOverride>
+    <w:lvlOverride w:ilvl="8">
+      <w:startOverride w:val="1"/>
+    </w:lvlOverride>
+  </w:num>
+  <w:num w:numId="1039">
+    <w:abstractNumId w:val="99411"/>
+    <w:lvlOverride w:ilvl="0">
+      <w:startOverride w:val="1"/>
+    </w:lvlOverride>
+    <w:lvlOverride w:ilvl="1">
+      <w:startOverride w:val="1"/>
+    </w:lvlOverride>
+    <w:lvlOverride w:ilvl="2">
+      <w:startOverride w:val="1"/>
+    </w:lvlOverride>
+    <w:lvlOverride w:ilvl="3">
+      <w:startOverride w:val="1"/>
+    </w:lvlOverride>
+    <w:lvlOverride w:ilvl="4">
+      <w:startOverride w:val="1"/>
+    </w:lvlOverride>
+    <w:lvlOverride w:ilvl="5">
+      <w:startOverride w:val="1"/>
+    </w:lvlOverride>
+    <w:lvlOverride w:ilvl="6">
+      <w:startOverride w:val="1"/>
+    </w:lvlOverride>
+    <w:lvlOverride w:ilvl="7">
+      <w:startOverride w:val="1"/>
+    </w:lvlOverride>
+    <w:lvlOverride w:ilvl="8">
+      <w:startOverride w:val="1"/>
+    </w:lvlOverride>
+  </w:num>
+  <w:num w:numId="1040">
+    <w:abstractNumId w:val="991"/>
+  </w:num>
+  <w:num w:numId="1041">
+    <w:abstractNumId w:val="99411"/>
+    <w:lvlOverride w:ilvl="0">
+      <w:startOverride w:val="1"/>
+    </w:lvlOverride>
+    <w:lvlOverride w:ilvl="1">
+      <w:startOverride w:val="1"/>
+    </w:lvlOverride>
+    <w:lvlOverride w:ilvl="2">
+      <w:startOverride w:val="1"/>
+    </w:lvlOverride>
+    <w:lvlOverride w:ilvl="3">
+      <w:startOverride w:val="1"/>
+    </w:lvlOverride>
+    <w:lvlOverride w:ilvl="4">
+      <w:startOverride w:val="1"/>
+    </w:lvlOverride>
+    <w:lvlOverride w:ilvl="5">
+      <w:startOverride w:val="1"/>
+    </w:lvlOverride>
+    <w:lvlOverride w:ilvl="6">
+      <w:startOverride w:val="1"/>
+    </w:lvlOverride>
+    <w:lvlOverride w:ilvl="7">
+      <w:startOverride w:val="1"/>
+    </w:lvlOverride>
+    <w:lvlOverride w:ilvl="8">
+      <w:startOverride w:val="1"/>
+    </w:lvlOverride>
   </w:num>
 </w:numbering>
 </file>
@@ -29615,8 +32796,6 @@
     </w:pPr>
     <w:rPr>
       <w:rFonts w:asciiTheme="majorHAnsi" w:cstheme="majorBidi" w:eastAsiaTheme="majorEastAsia" w:hAnsiTheme="majorHAnsi"/>
-      <w:spacing w:val="-10"/>
-      <w:kern w:val="28"/>
       <w:sz w:val="56"/>
       <w:szCs w:val="56"/>
     </w:rPr>
@@ -29629,8 +32808,6 @@
     <w:rsid w:val="00A10FD9"/>
     <w:rPr>
       <w:rFonts w:asciiTheme="majorHAnsi" w:cstheme="majorBidi" w:eastAsiaTheme="majorEastAsia" w:hAnsiTheme="majorHAnsi"/>
-      <w:spacing w:val="-10"/>
-      <w:kern w:val="28"/>
       <w:sz w:val="56"/>
       <w:szCs w:val="56"/>
     </w:rPr>
@@ -29671,23 +32848,31 @@
   </w:style>
   <w:style w:customStyle="1" w:styleId="Author" w:type="paragraph">
     <w:name w:val="Author"/>
+    <w:basedOn w:val="Title"/>
     <w:next w:val="BodyText"/>
     <w:qFormat/>
     <w:pPr>
       <w:keepNext/>
       <w:keepLines/>
-      <w:jc w:val="center"/>
     </w:pPr>
+    <w:rPr>
+      <w:sz w:val="24"/>
+      <w:szCs w:val="24"/>
+    </w:rPr>
   </w:style>
   <w:style w:styleId="Date" w:type="paragraph">
     <w:name w:val="Date"/>
+    <w:basedOn w:val="Title"/>
     <w:next w:val="BodyText"/>
     <w:qFormat/>
     <w:pPr>
       <w:keepNext/>
       <w:keepLines/>
-      <w:jc w:val="center"/>
     </w:pPr>
+    <w:rPr>
+      <w:sz w:val="24"/>
+      <w:szCs w:val="24"/>
+    </w:rPr>
   </w:style>
   <w:style w:customStyle="1" w:styleId="AbstractTitle" w:type="paragraph">
     <w:name w:val="Abstract Title"/>
